--- a/DS360_Project-Phase 1.docx
+++ b/DS360_Project-Phase 1.docx
@@ -454,13 +454,13 @@
               </wp:anchor>
             </w:drawing>
           </mc:Choice>
-          <mc:Fallback xmlns:w16sdtfl="http://schemas.microsoft.com/office/word/2024/wordml/sdtformatlock" xmlns:w16du="http://schemas.microsoft.com/office/word/2023/wordml/word16du">
+          <mc:Fallback>
             <w:pict>
               <v:shapetype w14:anchorId="31BDEDF3" id="_x0000_t202" coordsize="21600,21600" o:spt="202" path="m,l,21600r21600,l21600,xe">
                 <v:stroke joinstyle="miter"/>
                 <v:path gradientshapeok="t" o:connecttype="rect"/>
               </v:shapetype>
-              <v:shape id="Text Box 14" o:spid="_x0000_s1026" type="#_x0000_t202" alt="Report title" style="position:absolute;margin-left:36.25pt;margin-top:90.25pt;width:540pt;height:164.7pt;z-index:-251641856;visibility:visible;mso-wrap-style:square;mso-width-percent:0;mso-height-percent:0;mso-wrap-distance-left:9pt;mso-wrap-distance-top:0;mso-wrap-distance-right:9pt;mso-wrap-distance-bottom:0;mso-position-horizontal:absolute;mso-position-horizontal-relative:page;mso-position-vertical:absolute;mso-position-vertical-relative:margin;mso-width-percent:0;mso-height-percent:0;mso-width-relative:margin;mso-height-relative:margin;v-text-anchor:bottom" o:gfxdata="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" o:allowoverlap="f" filled="f" stroked="f">
+              <v:shape id="Text Box 14" o:spid="_x0000_s1026" type="#_x0000_t202" alt="Report title" style="position:absolute;margin-left:36.25pt;margin-top:90.25pt;width:540pt;height:164.7pt;z-index:-251641856;visibility:visible;mso-wrap-style:square;mso-width-percent:0;mso-height-percent:0;mso-wrap-distance-left:9pt;mso-wrap-distance-top:0;mso-wrap-distance-right:9pt;mso-wrap-distance-bottom:0;mso-position-horizontal:absolute;mso-position-horizontal-relative:page;mso-position-vertical:absolute;mso-position-vertical-relative:margin;mso-width-percent:0;mso-height-percent:0;mso-width-relative:margin;mso-height-relative:margin;v-text-anchor:bottom" o:gfxdata="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" o:allowoverlap="f" filled="f" stroked="f">
                 <v:textbox inset="0,0,0,0">
                   <w:txbxContent>
                     <w:sdt>
@@ -1019,9 +1019,9 @@
               </wp:anchor>
             </w:drawing>
           </mc:Choice>
-          <mc:Fallback xmlns:w16sdtfl="http://schemas.microsoft.com/office/word/2024/wordml/sdtformatlock" xmlns:w16du="http://schemas.microsoft.com/office/word/2023/wordml/word16du">
+          <mc:Fallback>
             <w:pict>
-              <v:shape w14:anchorId="6466823C" id="Text Box 2" o:spid="_x0000_s1027" type="#_x0000_t202" style="position:absolute;margin-left:40.3pt;margin-top:4.65pt;width:545.45pt;height:87.85pt;z-index:251679744;visibility:visible;mso-wrap-style:square;mso-width-percent:0;mso-height-percent:0;mso-wrap-distance-left:9pt;mso-wrap-distance-top:7.2pt;mso-wrap-distance-right:9pt;mso-wrap-distance-bottom:7.2pt;mso-position-horizontal:absolute;mso-position-horizontal-relative:page;mso-position-vertical:absolute;mso-position-vertical-relative:text;mso-width-percent:0;mso-height-percent:0;mso-width-relative:margin;mso-height-relative:margin;v-text-anchor:top" o:gfxdata="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" filled="f" stroked="f">
+              <v:shape w14:anchorId="6466823C" id="Text Box 2" o:spid="_x0000_s1027" type="#_x0000_t202" style="position:absolute;margin-left:40.3pt;margin-top:4.65pt;width:545.45pt;height:87.85pt;z-index:251679744;visibility:visible;mso-wrap-style:square;mso-width-percent:0;mso-height-percent:0;mso-wrap-distance-left:9pt;mso-wrap-distance-top:7.2pt;mso-wrap-distance-right:9pt;mso-wrap-distance-bottom:7.2pt;mso-position-horizontal:absolute;mso-position-horizontal-relative:page;mso-position-vertical:absolute;mso-position-vertical-relative:text;mso-width-percent:0;mso-height-percent:0;mso-width-relative:margin;mso-height-relative:margin;v-text-anchor:top" o:gfxdata="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" filled="f" stroked="f">
                 <v:textbox>
                   <w:txbxContent>
                     <w:p>
@@ -1767,10 +1767,10 @@
                   </wp:anchor>
                 </w:drawing>
               </mc:Choice>
-              <mc:Fallback xmlns:w16sdtfl="http://schemas.microsoft.com/office/word/2024/wordml/sdtformatlock" xmlns:w16du="http://schemas.microsoft.com/office/word/2023/wordml/word16du">
+              <mc:Fallback>
                 <w:pict>
-                  <v:group w14:anchorId="31857F9A" id="Group 198" o:spid="_x0000_s1028" style="position:absolute;left:0;text-align:left;margin-left:-102pt;margin-top:353.05pt;width:518.25pt;height:318.6pt;z-index:251677696;mso-wrap-distance-left:14.4pt;mso-wrap-distance-top:3.6pt;mso-wrap-distance-right:14.4pt;mso-wrap-distance-bottom:3.6pt;mso-position-horizontal-relative:margin;mso-position-vertical-relative:margin;mso-width-relative:margin;mso-height-relative:margin" coordorigin=",228" coordsize="35784,22576" o:gfxdata="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">
-                    <v:rect id="Rectangle 199" o:spid="_x0000_s1029" style="position:absolute;top:228;width:35674;height:2448;visibility:visible;mso-wrap-style:square;v-text-anchor:middle" o:gfxdata="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" fillcolor="#ef4623 [3204]" stroked="f" strokeweight="2pt">
+                  <v:group w14:anchorId="31857F9A" id="Group 198" o:spid="_x0000_s1028" style="position:absolute;left:0;text-align:left;margin-left:-102pt;margin-top:353.05pt;width:518.25pt;height:318.6pt;z-index:251677696;mso-wrap-distance-left:14.4pt;mso-wrap-distance-top:3.6pt;mso-wrap-distance-right:14.4pt;mso-wrap-distance-bottom:3.6pt;mso-position-horizontal-relative:margin;mso-position-vertical-relative:margin;mso-width-relative:margin;mso-height-relative:margin" coordorigin=",228" coordsize="35784,22576" o:gfxdata="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">
+                    <v:rect id="Rectangle 199" o:spid="_x0000_s1029" style="position:absolute;top:228;width:35674;height:2448;visibility:visible;mso-wrap-style:square;v-text-anchor:middle" o:gfxdata="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" fillcolor="#ef4623 [3204]" stroked="f" strokeweight="2pt">
                       <v:textbox>
                         <w:txbxContent>
                           <w:p>
@@ -1799,7 +1799,7 @@
                         </w:txbxContent>
                       </v:textbox>
                     </v:rect>
-                    <v:shape id="Text Box 200" o:spid="_x0000_s1030" type="#_x0000_t202" style="position:absolute;top:2896;width:35784;height:19908;visibility:visible;mso-wrap-style:square;v-text-anchor:top" o:gfxdata="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" filled="f" stroked="f" strokeweight=".5pt">
+                    <v:shape id="Text Box 200" o:spid="_x0000_s1030" type="#_x0000_t202" style="position:absolute;top:2896;width:35784;height:19908;visibility:visible;mso-wrap-style:square;v-text-anchor:top" o:gfxdata="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" filled="f" stroked="f" strokeweight=".5pt">
                       <v:textbox inset=",7.2pt,,0">
                         <w:txbxContent>
                           <w:p>
@@ -2754,11 +2754,7 @@
               </mc:Choice>
               <mc:Fallback>
                 <w:pict>
-                  <v:shapetype w14:anchorId="7CBAAF0B" id="_x0000_t202" coordsize="21600,21600" o:spt="202" path="m,l,21600r21600,l21600,xe">
-                    <v:stroke joinstyle="miter"/>
-                    <v:path gradientshapeok="t" o:connecttype="rect"/>
-                  </v:shapetype>
-                  <v:shape id="Text Box 15" o:spid="_x0000_s1031" type="#_x0000_t202" alt="contact info" style="position:absolute;left:0;text-align:left;margin-left:36.25pt;margin-top:253.85pt;width:540pt;height:92.7pt;z-index:251675648;visibility:visible;mso-wrap-style:square;mso-width-percent:1282;mso-height-percent:0;mso-wrap-distance-left:9pt;mso-wrap-distance-top:0;mso-wrap-distance-right:9pt;mso-wrap-distance-bottom:0;mso-position-horizontal:absolute;mso-position-horizontal-relative:page;mso-position-vertical:absolute;mso-position-vertical-relative:margin;mso-width-percent:1282;mso-height-percent:0;mso-width-relative:margin;mso-height-relative:margin;v-text-anchor:bottom" o:gfxdata="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" o:allowoverlap="f" filled="f" stroked="f" strokeweight=".5pt">
+                  <v:shape w14:anchorId="7CBAAF0B" id="Text Box 15" o:spid="_x0000_s1031" type="#_x0000_t202" alt="contact info" style="position:absolute;left:0;text-align:left;margin-left:36.25pt;margin-top:253.85pt;width:540pt;height:92.7pt;z-index:251675648;visibility:visible;mso-wrap-style:square;mso-width-percent:1282;mso-height-percent:0;mso-wrap-distance-left:9pt;mso-wrap-distance-top:0;mso-wrap-distance-right:9pt;mso-wrap-distance-bottom:0;mso-position-horizontal:absolute;mso-position-horizontal-relative:page;mso-position-vertical:absolute;mso-position-vertical-relative:margin;mso-width-percent:1282;mso-height-percent:0;mso-width-relative:margin;mso-height-relative:margin;v-text-anchor:bottom" o:gfxdata="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" o:allowoverlap="f" filled="f" stroked="f" strokeweight=".5pt">
                     <v:textbox inset="0,0,0,0">
                       <w:txbxContent>
                         <w:p>
@@ -3810,9 +3806,9 @@
               </wp:anchor>
             </w:drawing>
           </mc:Choice>
-          <mc:Fallback xmlns:w16sdtfl="http://schemas.microsoft.com/office/word/2024/wordml/sdtformatlock" xmlns:w16du="http://schemas.microsoft.com/office/word/2023/wordml/word16du">
+          <mc:Fallback>
             <w:pict>
-              <v:shape w14:anchorId="6021EF1F" id="Text Box 5" o:spid="_x0000_s1032" type="#_x0000_t202" alt="Sidebar" style="position:absolute;margin-left:36.2pt;margin-top:-14.75pt;width:104.75pt;height:674.6pt;z-index:251683840;visibility:visible;mso-wrap-style:square;mso-width-percent:250;mso-height-percent:0;mso-wrap-distance-left:14.4pt;mso-wrap-distance-top:0;mso-wrap-distance-right:14.4pt;mso-wrap-distance-bottom:3in;mso-position-horizontal:absolute;mso-position-horizontal-relative:page;mso-position-vertical:absolute;mso-position-vertical-relative:margin;mso-width-percent:250;mso-height-percent:0;mso-width-relative:margin;mso-height-relative:margin;v-text-anchor:top" o:gfxdata="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" filled="f" stroked="f" strokeweight=".5pt">
+              <v:shape w14:anchorId="6021EF1F" id="Text Box 5" o:spid="_x0000_s1032" type="#_x0000_t202" alt="Sidebar" style="position:absolute;margin-left:36.2pt;margin-top:-14.75pt;width:104.75pt;height:674.6pt;z-index:251683840;visibility:visible;mso-wrap-style:square;mso-width-percent:250;mso-height-percent:0;mso-wrap-distance-left:14.4pt;mso-wrap-distance-top:0;mso-wrap-distance-right:14.4pt;mso-wrap-distance-bottom:3in;mso-position-horizontal:absolute;mso-position-horizontal-relative:page;mso-position-vertical:absolute;mso-position-vertical-relative:margin;mso-width-percent:250;mso-height-percent:0;mso-width-relative:margin;mso-height-relative:margin;v-text-anchor:top" o:gfxdata="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" filled="f" stroked="f" strokeweight=".5pt">
                 <v:textbox inset="3.6pt,0,3.6pt,0">
                   <w:txbxContent>
                     <w:p>
@@ -3979,9 +3975,9 @@
               </wp:anchor>
             </w:drawing>
           </mc:Choice>
-          <mc:Fallback xmlns:w16sdtfl="http://schemas.microsoft.com/office/word/2024/wordml/sdtformatlock" xmlns:w16du="http://schemas.microsoft.com/office/word/2023/wordml/word16du">
+          <mc:Fallback>
             <w:pict>
-              <v:shape w14:anchorId="1CDBE634" id="_x0000_s1033" type="#_x0000_t202" alt="Sidebar" style="position:absolute;margin-left:0;margin-top:0;width:105.3pt;height:598.45pt;z-index:251681792;visibility:visible;mso-wrap-style:square;mso-width-percent:250;mso-height-percent:950;mso-left-percent:59;mso-wrap-distance-left:14.4pt;mso-wrap-distance-top:0;mso-wrap-distance-right:14.4pt;mso-wrap-distance-bottom:3in;mso-position-horizontal-relative:page;mso-position-vertical:top;mso-position-vertical-relative:margin;mso-width-percent:250;mso-height-percent:950;mso-left-percent:59;mso-width-relative:margin;mso-height-relative:margin;v-text-anchor:top" o:gfxdata="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" filled="f" stroked="f" strokeweight=".5pt">
+              <v:shape w14:anchorId="1CDBE634" id="_x0000_s1033" type="#_x0000_t202" alt="Sidebar" style="position:absolute;margin-left:0;margin-top:0;width:105.3pt;height:598.45pt;z-index:251681792;visibility:visible;mso-wrap-style:square;mso-width-percent:250;mso-height-percent:950;mso-left-percent:59;mso-wrap-distance-left:14.4pt;mso-wrap-distance-top:0;mso-wrap-distance-right:14.4pt;mso-wrap-distance-bottom:3in;mso-position-horizontal-relative:page;mso-position-vertical:top;mso-position-vertical-relative:margin;mso-width-percent:250;mso-height-percent:950;mso-left-percent:59;mso-width-relative:margin;mso-height-relative:margin;v-text-anchor:top" o:gfxdata="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" filled="f" stroked="f" strokeweight=".5pt">
                 <v:textbox inset="3.6pt,0,3.6pt,0">
                   <w:txbxContent>
                     <w:p>
@@ -4108,7 +4104,7 @@
           <w:szCs w:val="24"/>
         </w:rPr>
         <w:pict w14:anchorId="252BB086">
-          <v:rect id="_x0000_i1029" alt="" style="width:421.2pt;height:.05pt;mso-width-percent:0;mso-height-percent:0;mso-width-percent:0;mso-height-percent:0" o:hrpct="900" o:hralign="center" o:hrstd="t" o:hrnoshade="t" o:hr="t" fillcolor="#404040" stroked="f"/>
+          <v:rect id="_x0000_i1029" alt="" style="width:379.1pt;height:.05pt;mso-width-percent:0;mso-height-percent:0;mso-width-percent:0;mso-height-percent:0" o:hrpct="810" o:hralign="center" o:hrstd="t" o:hrnoshade="t" o:hr="t" fillcolor="#404040" stroked="f"/>
         </w:pict>
       </w:r>
     </w:p>
@@ -4504,7 +4500,7 @@
           <w:szCs w:val="24"/>
         </w:rPr>
         <w:pict w14:anchorId="181FD575">
-          <v:rect id="_x0000_i1028" alt="" style="width:421.2pt;height:.05pt;mso-width-percent:0;mso-height-percent:0;mso-width-percent:0;mso-height-percent:0" o:hrpct="900" o:hralign="center" o:hrstd="t" o:hrnoshade="t" o:hr="t" fillcolor="#404040" stroked="f"/>
+          <v:rect id="_x0000_i1028" alt="" style="width:379.1pt;height:.05pt;mso-width-percent:0;mso-height-percent:0;mso-width-percent:0;mso-height-percent:0" o:hrpct="810" o:hralign="center" o:hrstd="t" o:hrnoshade="t" o:hr="t" fillcolor="#404040" stroked="f"/>
         </w:pict>
       </w:r>
     </w:p>
@@ -5071,7 +5067,7 @@
           <w:szCs w:val="24"/>
         </w:rPr>
         <w:pict w14:anchorId="1494EBB6">
-          <v:rect id="_x0000_i1027" alt="" style="width:421.2pt;height:.05pt;mso-width-percent:0;mso-height-percent:0;mso-width-percent:0;mso-height-percent:0" o:hrpct="900" o:hralign="center" o:hrstd="t" o:hrnoshade="t" o:hr="t" fillcolor="#404040" stroked="f"/>
+          <v:rect id="_x0000_i1027" alt="" style="width:379.1pt;height:.05pt;mso-width-percent:0;mso-height-percent:0;mso-width-percent:0;mso-height-percent:0" o:hrpct="810" o:hralign="center" o:hrstd="t" o:hrnoshade="t" o:hr="t" fillcolor="#404040" stroked="f"/>
         </w:pict>
       </w:r>
     </w:p>
@@ -5216,7 +5212,7 @@
               </wp:anchor>
             </w:drawing>
           </mc:Choice>
-          <mc:Fallback xmlns:w16sdtfl="http://schemas.microsoft.com/office/word/2024/wordml/sdtformatlock" xmlns:w16du="http://schemas.microsoft.com/office/word/2023/wordml/word16du">
+          <mc:Fallback>
             <w:pict>
               <v:shapetype w14:anchorId="0CCE6292" id="_x0000_t185" coordsize="21600,21600" o:spt="185" adj="3600" path="m@0,nfqx0@0l0@2qy@0,21600em@1,nfqx21600@0l21600@2qy@1,21600em@0,nsqx0@0l0@2qy@0,21600l@1,21600qx21600@2l21600@0qy@1,xe" filled="f">
                 <v:formulas>
@@ -5236,7 +5232,7 @@
                   <v:h position="#0,topLeft" switch="" xrange="0,10800"/>
                 </v:handles>
               </v:shapetype>
-              <v:shape id="Double Bracket 1" o:spid="_x0000_s1034" type="#_x0000_t185" style="position:absolute;margin-left:346.2pt;margin-top:109.85pt;width:68.85pt;height:24.15pt;z-index:251685888;visibility:visible;mso-wrap-style:square;mso-width-percent:0;mso-height-percent:0;mso-wrap-distance-left:9pt;mso-wrap-distance-top:0;mso-wrap-distance-right:9pt;mso-wrap-distance-bottom:0;mso-position-horizontal:absolute;mso-position-horizontal-relative:margin;mso-position-vertical:absolute;mso-position-vertical-relative:page;mso-width-percent:0;mso-height-percent:0;mso-width-relative:margin;mso-height-relative:margin;v-text-anchor:middle" o:gfxdata="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" strokecolor="black [3200]" strokeweight="2pt">
+              <v:shape id="Double Bracket 1" o:spid="_x0000_s1034" type="#_x0000_t185" style="position:absolute;margin-left:346.2pt;margin-top:109.85pt;width:68.85pt;height:24.15pt;z-index:251685888;visibility:visible;mso-wrap-style:square;mso-width-percent:0;mso-height-percent:0;mso-wrap-distance-left:9pt;mso-wrap-distance-top:0;mso-wrap-distance-right:9pt;mso-wrap-distance-bottom:0;mso-position-horizontal:absolute;mso-position-horizontal-relative:margin;mso-position-vertical:absolute;mso-position-vertical-relative:page;mso-width-percent:0;mso-height-percent:0;mso-width-relative:margin;mso-height-relative:margin;v-text-anchor:middle" o:gfxdata="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" strokecolor="black [3200]" strokeweight="2pt">
                 <v:shadow on="t" color="black" opacity="24903f" origin=",.5" offset="0,.55556mm"/>
                 <v:path arrowok="t"/>
                 <v:textbox>
@@ -5559,7 +5555,7 @@
           <w:szCs w:val="24"/>
         </w:rPr>
         <w:pict w14:anchorId="30235765">
-          <v:rect id="_x0000_i1026" alt="" style="width:421.2pt;height:.05pt;mso-width-percent:0;mso-height-percent:0;mso-width-percent:0;mso-height-percent:0" o:hrpct="900" o:hralign="center" o:hrstd="t" o:hrnoshade="t" o:hr="t" fillcolor="#404040" stroked="f"/>
+          <v:rect id="_x0000_i1026" alt="" style="width:379.1pt;height:.05pt;mso-width-percent:0;mso-height-percent:0;mso-width-percent:0;mso-height-percent:0" o:hrpct="810" o:hralign="center" o:hrstd="t" o:hrnoshade="t" o:hr="t" fillcolor="#404040" stroked="f"/>
         </w:pict>
       </w:r>
     </w:p>
@@ -5823,7 +5819,7 @@
           <w:szCs w:val="24"/>
         </w:rPr>
         <w:pict w14:anchorId="56DC92F5">
-          <v:rect id="_x0000_i1025" alt="" style="width:421.2pt;height:.05pt;mso-width-percent:0;mso-height-percent:0;mso-width-percent:0;mso-height-percent:0" o:hrpct="900" o:hralign="center" o:hrstd="t" o:hrnoshade="t" o:hr="t" fillcolor="#404040" stroked="f"/>
+          <v:rect id="_x0000_i1025" alt="" style="width:379.1pt;height:.05pt;mso-width-percent:0;mso-height-percent:0;mso-width-percent:0;mso-height-percent:0" o:hrpct="810" o:hralign="center" o:hrstd="t" o:hrnoshade="t" o:hr="t" fillcolor="#404040" stroked="f"/>
         </w:pict>
       </w:r>
     </w:p>
@@ -6016,14 +6012,3574 @@
           <w:rFonts w:ascii="Times New Roman" w:eastAsia="Times New Roman" w:hAnsi="Times New Roman" w:cs="Times New Roman"/>
           <w:sz w:val="24"/>
           <w:szCs w:val="24"/>
-        </w:rPr>
-      </w:pPr>
+          <w:rtl/>
+        </w:rPr>
+      </w:pPr>
+    </w:p>
+    <w:p>
+      <w:pPr>
+        <w:rPr>
+          <w:rFonts w:ascii="Times New Roman" w:eastAsia="Times New Roman" w:hAnsi="Times New Roman" w:cs="Times New Roman"/>
+          <w:sz w:val="24"/>
+          <w:szCs w:val="24"/>
+          <w:rtl/>
+        </w:rPr>
+      </w:pPr>
+    </w:p>
+    <w:p>
+      <w:pPr>
+        <w:rPr>
+          <w:rFonts w:ascii="Times New Roman" w:eastAsia="Times New Roman" w:hAnsi="Times New Roman" w:cs="Times New Roman"/>
+          <w:sz w:val="24"/>
+          <w:szCs w:val="24"/>
+          <w:rtl/>
+        </w:rPr>
+      </w:pPr>
+    </w:p>
+    <w:p>
+      <w:pPr>
+        <w:rPr>
+          <w:rFonts w:ascii="Times New Roman" w:eastAsia="Times New Roman" w:hAnsi="Times New Roman" w:cs="Times New Roman"/>
+          <w:sz w:val="24"/>
+          <w:szCs w:val="24"/>
+          <w:rtl/>
+        </w:rPr>
+      </w:pPr>
+    </w:p>
+    <w:p>
+      <w:pPr>
+        <w:rPr>
+          <w:rFonts w:ascii="Times New Roman" w:eastAsia="Times New Roman" w:hAnsi="Times New Roman" w:cs="Times New Roman"/>
+          <w:sz w:val="24"/>
+          <w:szCs w:val="24"/>
+          <w:rtl/>
+        </w:rPr>
+      </w:pPr>
+    </w:p>
+    <w:p>
+      <w:pPr>
+        <w:rPr>
+          <w:rFonts w:ascii="Times New Roman" w:eastAsia="Times New Roman" w:hAnsi="Times New Roman" w:cs="Times New Roman"/>
+          <w:sz w:val="24"/>
+          <w:szCs w:val="24"/>
+          <w:rtl/>
+        </w:rPr>
+      </w:pPr>
+    </w:p>
+    <w:p>
+      <w:pPr>
+        <w:rPr>
+          <w:rFonts w:ascii="Times New Roman" w:eastAsia="Times New Roman" w:hAnsi="Times New Roman" w:cs="Times New Roman"/>
+          <w:sz w:val="24"/>
+          <w:szCs w:val="24"/>
+          <w:rtl/>
+        </w:rPr>
+      </w:pPr>
+    </w:p>
+    <w:p>
+      <w:pPr>
+        <w:rPr>
+          <w:rFonts w:ascii="Times New Roman" w:eastAsia="Times New Roman" w:hAnsi="Times New Roman" w:cs="Times New Roman"/>
+          <w:sz w:val="24"/>
+          <w:szCs w:val="24"/>
+          <w:rtl/>
+        </w:rPr>
+      </w:pPr>
+    </w:p>
+    <w:p>
+      <w:pPr>
+        <w:rPr>
+          <w:rFonts w:ascii="Times New Roman" w:eastAsia="Times New Roman" w:hAnsi="Times New Roman" w:cs="Times New Roman"/>
+          <w:sz w:val="24"/>
+          <w:szCs w:val="24"/>
+          <w:rtl/>
+        </w:rPr>
+      </w:pPr>
+    </w:p>
+    <w:p>
+      <w:pPr>
+        <w:rPr>
+          <w:rFonts w:ascii="Times New Roman" w:eastAsia="Times New Roman" w:hAnsi="Times New Roman" w:cs="Times New Roman"/>
+          <w:sz w:val="24"/>
+          <w:szCs w:val="24"/>
+          <w:rtl/>
+        </w:rPr>
+      </w:pPr>
+    </w:p>
+    <w:p>
+      <w:pPr>
+        <w:rPr>
+          <w:rFonts w:ascii="Times New Roman" w:eastAsia="Times New Roman" w:hAnsi="Times New Roman" w:cs="Times New Roman"/>
+          <w:sz w:val="24"/>
+          <w:szCs w:val="24"/>
+          <w:rtl/>
+        </w:rPr>
+      </w:pPr>
+    </w:p>
+    <w:p>
+      <w:pPr>
+        <w:pStyle w:val="Heading2"/>
+        <w:spacing w:line="360" w:lineRule="auto"/>
+        <w:rPr>
+          <w:rFonts w:ascii="Times New Roman" w:hAnsi="Times New Roman" w:cs="Times New Roman"/>
+          <w:sz w:val="24"/>
+          <w:szCs w:val="24"/>
+        </w:rPr>
+      </w:pPr>
+      <w:r>
+        <w:rPr>
+          <w:rFonts w:ascii="Times New Roman" w:eastAsia="Times New Roman" w:hAnsi="Times New Roman" w:cs="Times New Roman"/>
+          <w:sz w:val="24"/>
+          <w:szCs w:val="24"/>
+        </w:rPr>
+        <w:lastRenderedPageBreak/>
+        <w:t xml:space="preserve">The Answer: </w:t>
+      </w:r>
+      <w:r>
+        <w:rPr>
+          <w:rFonts w:ascii="Times New Roman" w:eastAsia="Times New Roman" w:hAnsi="Times New Roman" w:cs="Times New Roman"/>
+          <w:sz w:val="24"/>
+          <w:szCs w:val="24"/>
+        </w:rPr>
+        <w:br/>
+      </w:r>
+      <w:r>
+        <w:rPr>
+          <w:rFonts w:ascii="Times New Roman" w:eastAsia="Times New Roman" w:hAnsi="Times New Roman" w:cs="Times New Roman"/>
+          <w:sz w:val="24"/>
+          <w:szCs w:val="24"/>
+        </w:rPr>
+        <w:br/>
+      </w:r>
+      <w:r>
+        <w:rPr>
+          <w:rFonts w:ascii="Times New Roman" w:hAnsi="Times New Roman" w:cs="Times New Roman"/>
+          <w:sz w:val="24"/>
+          <w:szCs w:val="24"/>
+        </w:rPr>
+        <w:t>IP Addressing Scheme</w:t>
+      </w:r>
+    </w:p>
+    <w:p>
+      <w:pPr>
+        <w:pStyle w:val="Heading3"/>
+        <w:spacing w:line="360" w:lineRule="auto"/>
+        <w:rPr>
+          <w:rFonts w:ascii="Times New Roman" w:hAnsi="Times New Roman" w:cs="Times New Roman"/>
+        </w:rPr>
+      </w:pPr>
+      <w:r>
+        <w:rPr>
+          <w:rFonts w:ascii="Times New Roman" w:hAnsi="Times New Roman" w:cs="Times New Roman"/>
+        </w:rPr>
+        <w:t>LAN 1 – Computer Lab</w:t>
+      </w:r>
+    </w:p>
+    <w:tbl>
+      <w:tblPr>
+        <w:tblStyle w:val="PlainTable1"/>
+        <w:tblW w:w="0" w:type="auto"/>
+        <w:tblLook w:val="04A0" w:firstRow="1" w:lastRow="0" w:firstColumn="1" w:lastColumn="0" w:noHBand="0" w:noVBand="1"/>
+      </w:tblPr>
+      <w:tblGrid>
+        <w:gridCol w:w="1150"/>
+        <w:gridCol w:w="2056"/>
+        <w:gridCol w:w="1476"/>
+        <w:gridCol w:w="1596"/>
+        <w:gridCol w:w="1849"/>
+      </w:tblGrid>
+      <w:tr>
+        <w:trPr>
+          <w:cnfStyle w:val="100000000000" w:firstRow="1" w:lastRow="0" w:firstColumn="0" w:lastColumn="0" w:oddVBand="0" w:evenVBand="0" w:oddHBand="0" w:evenHBand="0" w:firstRowFirstColumn="0" w:firstRowLastColumn="0" w:lastRowFirstColumn="0" w:lastRowLastColumn="0"/>
+        </w:trPr>
+        <w:tc>
+          <w:tcPr>
+            <w:cnfStyle w:val="001000000000" w:firstRow="0" w:lastRow="0" w:firstColumn="1" w:lastColumn="0" w:oddVBand="0" w:evenVBand="0" w:oddHBand="0" w:evenHBand="0" w:firstRowFirstColumn="0" w:firstRowLastColumn="0" w:lastRowFirstColumn="0" w:lastRowLastColumn="0"/>
+            <w:tcW w:w="0" w:type="auto"/>
+            <w:hideMark/>
+          </w:tcPr>
+          <w:p>
+            <w:pPr>
+              <w:spacing w:line="360" w:lineRule="auto"/>
+              <w:jc w:val="center"/>
+              <w:rPr>
+                <w:rFonts w:ascii="Times New Roman" w:hAnsi="Times New Roman" w:cs="Times New Roman"/>
+                <w:bCs w:val="0"/>
+                <w:sz w:val="24"/>
+                <w:szCs w:val="24"/>
+              </w:rPr>
+            </w:pPr>
+            <w:r>
+              <w:rPr>
+                <w:rFonts w:ascii="Times New Roman" w:hAnsi="Times New Roman" w:cs="Times New Roman"/>
+                <w:b w:val="0"/>
+                <w:sz w:val="24"/>
+                <w:szCs w:val="24"/>
+              </w:rPr>
+              <w:t>Device</w:t>
+            </w:r>
+          </w:p>
+        </w:tc>
+        <w:tc>
+          <w:tcPr>
+            <w:tcW w:w="0" w:type="auto"/>
+            <w:hideMark/>
+          </w:tcPr>
+          <w:p>
+            <w:pPr>
+              <w:spacing w:line="360" w:lineRule="auto"/>
+              <w:jc w:val="center"/>
+              <w:cnfStyle w:val="100000000000" w:firstRow="1" w:lastRow="0" w:firstColumn="0" w:lastColumn="0" w:oddVBand="0" w:evenVBand="0" w:oddHBand="0" w:evenHBand="0" w:firstRowFirstColumn="0" w:firstRowLastColumn="0" w:lastRowFirstColumn="0" w:lastRowLastColumn="0"/>
+              <w:rPr>
+                <w:rFonts w:ascii="Times New Roman" w:hAnsi="Times New Roman" w:cs="Times New Roman"/>
+                <w:b w:val="0"/>
+                <w:bCs w:val="0"/>
+                <w:sz w:val="24"/>
+                <w:szCs w:val="24"/>
+              </w:rPr>
+            </w:pPr>
+            <w:r>
+              <w:rPr>
+                <w:rFonts w:ascii="Times New Roman" w:hAnsi="Times New Roman" w:cs="Times New Roman"/>
+                <w:b w:val="0"/>
+                <w:sz w:val="24"/>
+                <w:szCs w:val="24"/>
+              </w:rPr>
+              <w:t>Interface</w:t>
+            </w:r>
+          </w:p>
+        </w:tc>
+        <w:tc>
+          <w:tcPr>
+            <w:tcW w:w="0" w:type="auto"/>
+            <w:hideMark/>
+          </w:tcPr>
+          <w:p>
+            <w:pPr>
+              <w:spacing w:line="360" w:lineRule="auto"/>
+              <w:jc w:val="center"/>
+              <w:cnfStyle w:val="100000000000" w:firstRow="1" w:lastRow="0" w:firstColumn="0" w:lastColumn="0" w:oddVBand="0" w:evenVBand="0" w:oddHBand="0" w:evenHBand="0" w:firstRowFirstColumn="0" w:firstRowLastColumn="0" w:lastRowFirstColumn="0" w:lastRowLastColumn="0"/>
+              <w:rPr>
+                <w:rFonts w:ascii="Times New Roman" w:hAnsi="Times New Roman" w:cs="Times New Roman"/>
+                <w:b w:val="0"/>
+                <w:bCs w:val="0"/>
+                <w:sz w:val="24"/>
+                <w:szCs w:val="24"/>
+              </w:rPr>
+            </w:pPr>
+            <w:r>
+              <w:rPr>
+                <w:rFonts w:ascii="Times New Roman" w:hAnsi="Times New Roman" w:cs="Times New Roman"/>
+                <w:b w:val="0"/>
+                <w:sz w:val="24"/>
+                <w:szCs w:val="24"/>
+              </w:rPr>
+              <w:t>IP Address</w:t>
+            </w:r>
+          </w:p>
+        </w:tc>
+        <w:tc>
+          <w:tcPr>
+            <w:tcW w:w="0" w:type="auto"/>
+            <w:hideMark/>
+          </w:tcPr>
+          <w:p>
+            <w:pPr>
+              <w:spacing w:line="360" w:lineRule="auto"/>
+              <w:jc w:val="center"/>
+              <w:cnfStyle w:val="100000000000" w:firstRow="1" w:lastRow="0" w:firstColumn="0" w:lastColumn="0" w:oddVBand="0" w:evenVBand="0" w:oddHBand="0" w:evenHBand="0" w:firstRowFirstColumn="0" w:firstRowLastColumn="0" w:lastRowFirstColumn="0" w:lastRowLastColumn="0"/>
+              <w:rPr>
+                <w:rFonts w:ascii="Times New Roman" w:hAnsi="Times New Roman" w:cs="Times New Roman"/>
+                <w:b w:val="0"/>
+                <w:bCs w:val="0"/>
+                <w:sz w:val="24"/>
+                <w:szCs w:val="24"/>
+              </w:rPr>
+            </w:pPr>
+            <w:r>
+              <w:rPr>
+                <w:rFonts w:ascii="Times New Roman" w:hAnsi="Times New Roman" w:cs="Times New Roman"/>
+                <w:b w:val="0"/>
+                <w:sz w:val="24"/>
+                <w:szCs w:val="24"/>
+              </w:rPr>
+              <w:t>Subnet Mask</w:t>
+            </w:r>
+          </w:p>
+        </w:tc>
+        <w:tc>
+          <w:tcPr>
+            <w:tcW w:w="0" w:type="auto"/>
+            <w:hideMark/>
+          </w:tcPr>
+          <w:p>
+            <w:pPr>
+              <w:spacing w:line="360" w:lineRule="auto"/>
+              <w:jc w:val="center"/>
+              <w:cnfStyle w:val="100000000000" w:firstRow="1" w:lastRow="0" w:firstColumn="0" w:lastColumn="0" w:oddVBand="0" w:evenVBand="0" w:oddHBand="0" w:evenHBand="0" w:firstRowFirstColumn="0" w:firstRowLastColumn="0" w:lastRowFirstColumn="0" w:lastRowLastColumn="0"/>
+              <w:rPr>
+                <w:rFonts w:ascii="Times New Roman" w:hAnsi="Times New Roman" w:cs="Times New Roman"/>
+                <w:b w:val="0"/>
+                <w:bCs w:val="0"/>
+                <w:sz w:val="24"/>
+                <w:szCs w:val="24"/>
+              </w:rPr>
+            </w:pPr>
+            <w:r>
+              <w:rPr>
+                <w:rFonts w:ascii="Times New Roman" w:hAnsi="Times New Roman" w:cs="Times New Roman"/>
+                <w:b w:val="0"/>
+                <w:sz w:val="24"/>
+                <w:szCs w:val="24"/>
+              </w:rPr>
+              <w:t>Default Gateway</w:t>
+            </w:r>
+          </w:p>
+        </w:tc>
+      </w:tr>
+      <w:tr>
+        <w:trPr>
+          <w:cnfStyle w:val="000000100000" w:firstRow="0" w:lastRow="0" w:firstColumn="0" w:lastColumn="0" w:oddVBand="0" w:evenVBand="0" w:oddHBand="1" w:evenHBand="0" w:firstRowFirstColumn="0" w:firstRowLastColumn="0" w:lastRowFirstColumn="0" w:lastRowLastColumn="0"/>
+        </w:trPr>
+        <w:tc>
+          <w:tcPr>
+            <w:cnfStyle w:val="001000000000" w:firstRow="0" w:lastRow="0" w:firstColumn="1" w:lastColumn="0" w:oddVBand="0" w:evenVBand="0" w:oddHBand="0" w:evenHBand="0" w:firstRowFirstColumn="0" w:firstRowLastColumn="0" w:lastRowFirstColumn="0" w:lastRowLastColumn="0"/>
+            <w:tcW w:w="0" w:type="auto"/>
+            <w:hideMark/>
+          </w:tcPr>
+          <w:p>
+            <w:pPr>
+              <w:spacing w:line="360" w:lineRule="auto"/>
+              <w:rPr>
+                <w:rFonts w:ascii="Times New Roman" w:hAnsi="Times New Roman" w:cs="Times New Roman"/>
+                <w:b w:val="0"/>
+                <w:sz w:val="24"/>
+                <w:szCs w:val="24"/>
+              </w:rPr>
+            </w:pPr>
+            <w:r>
+              <w:rPr>
+                <w:rFonts w:ascii="Times New Roman" w:hAnsi="Times New Roman" w:cs="Times New Roman"/>
+                <w:sz w:val="24"/>
+                <w:szCs w:val="24"/>
+              </w:rPr>
+              <w:t>R1-Main</w:t>
+            </w:r>
+          </w:p>
+        </w:tc>
+        <w:tc>
+          <w:tcPr>
+            <w:tcW w:w="0" w:type="auto"/>
+            <w:hideMark/>
+          </w:tcPr>
+          <w:p>
+            <w:pPr>
+              <w:spacing w:line="360" w:lineRule="auto"/>
+              <w:cnfStyle w:val="000000100000" w:firstRow="0" w:lastRow="0" w:firstColumn="0" w:lastColumn="0" w:oddVBand="0" w:evenVBand="0" w:oddHBand="1" w:evenHBand="0" w:firstRowFirstColumn="0" w:firstRowLastColumn="0" w:lastRowFirstColumn="0" w:lastRowLastColumn="0"/>
+              <w:rPr>
+                <w:rFonts w:ascii="Times New Roman" w:hAnsi="Times New Roman" w:cs="Times New Roman"/>
+                <w:sz w:val="24"/>
+                <w:szCs w:val="24"/>
+              </w:rPr>
+            </w:pPr>
+            <w:r>
+              <w:rPr>
+                <w:rFonts w:ascii="Times New Roman" w:hAnsi="Times New Roman" w:cs="Times New Roman"/>
+                <w:sz w:val="24"/>
+                <w:szCs w:val="24"/>
+              </w:rPr>
+              <w:t>GigabitEthernet0/0</w:t>
+            </w:r>
+          </w:p>
+        </w:tc>
+        <w:tc>
+          <w:tcPr>
+            <w:tcW w:w="0" w:type="auto"/>
+            <w:hideMark/>
+          </w:tcPr>
+          <w:p>
+            <w:pPr>
+              <w:spacing w:line="360" w:lineRule="auto"/>
+              <w:cnfStyle w:val="000000100000" w:firstRow="0" w:lastRow="0" w:firstColumn="0" w:lastColumn="0" w:oddVBand="0" w:evenVBand="0" w:oddHBand="1" w:evenHBand="0" w:firstRowFirstColumn="0" w:firstRowLastColumn="0" w:lastRowFirstColumn="0" w:lastRowLastColumn="0"/>
+              <w:rPr>
+                <w:rFonts w:ascii="Times New Roman" w:hAnsi="Times New Roman" w:cs="Times New Roman"/>
+                <w:sz w:val="24"/>
+                <w:szCs w:val="24"/>
+              </w:rPr>
+            </w:pPr>
+            <w:r>
+              <w:rPr>
+                <w:rFonts w:ascii="Times New Roman" w:hAnsi="Times New Roman" w:cs="Times New Roman"/>
+                <w:sz w:val="24"/>
+                <w:szCs w:val="24"/>
+              </w:rPr>
+              <w:t>172.16.10.1</w:t>
+            </w:r>
+          </w:p>
+        </w:tc>
+        <w:tc>
+          <w:tcPr>
+            <w:tcW w:w="0" w:type="auto"/>
+            <w:hideMark/>
+          </w:tcPr>
+          <w:p>
+            <w:pPr>
+              <w:spacing w:line="360" w:lineRule="auto"/>
+              <w:cnfStyle w:val="000000100000" w:firstRow="0" w:lastRow="0" w:firstColumn="0" w:lastColumn="0" w:oddVBand="0" w:evenVBand="0" w:oddHBand="1" w:evenHBand="0" w:firstRowFirstColumn="0" w:firstRowLastColumn="0" w:lastRowFirstColumn="0" w:lastRowLastColumn="0"/>
+              <w:rPr>
+                <w:rFonts w:ascii="Times New Roman" w:hAnsi="Times New Roman" w:cs="Times New Roman"/>
+                <w:sz w:val="24"/>
+                <w:szCs w:val="24"/>
+              </w:rPr>
+            </w:pPr>
+            <w:r>
+              <w:rPr>
+                <w:rFonts w:ascii="Times New Roman" w:hAnsi="Times New Roman" w:cs="Times New Roman"/>
+                <w:sz w:val="24"/>
+                <w:szCs w:val="24"/>
+              </w:rPr>
+              <w:t>255.255.255.0</w:t>
+            </w:r>
+          </w:p>
+        </w:tc>
+        <w:tc>
+          <w:tcPr>
+            <w:tcW w:w="0" w:type="auto"/>
+            <w:hideMark/>
+          </w:tcPr>
+          <w:p>
+            <w:pPr>
+              <w:spacing w:line="360" w:lineRule="auto"/>
+              <w:cnfStyle w:val="000000100000" w:firstRow="0" w:lastRow="0" w:firstColumn="0" w:lastColumn="0" w:oddVBand="0" w:evenVBand="0" w:oddHBand="1" w:evenHBand="0" w:firstRowFirstColumn="0" w:firstRowLastColumn="0" w:lastRowFirstColumn="0" w:lastRowLastColumn="0"/>
+              <w:rPr>
+                <w:rFonts w:ascii="Times New Roman" w:hAnsi="Times New Roman" w:cs="Times New Roman"/>
+                <w:sz w:val="24"/>
+                <w:szCs w:val="24"/>
+              </w:rPr>
+            </w:pPr>
+            <w:r>
+              <w:rPr>
+                <w:rFonts w:ascii="Times New Roman" w:hAnsi="Times New Roman" w:cs="Times New Roman"/>
+                <w:sz w:val="24"/>
+                <w:szCs w:val="24"/>
+              </w:rPr>
+              <w:t>—</w:t>
+            </w:r>
+          </w:p>
+        </w:tc>
+      </w:tr>
+      <w:tr>
+        <w:tc>
+          <w:tcPr>
+            <w:cnfStyle w:val="001000000000" w:firstRow="0" w:lastRow="0" w:firstColumn="1" w:lastColumn="0" w:oddVBand="0" w:evenVBand="0" w:oddHBand="0" w:evenHBand="0" w:firstRowFirstColumn="0" w:firstRowLastColumn="0" w:lastRowFirstColumn="0" w:lastRowLastColumn="0"/>
+            <w:tcW w:w="0" w:type="auto"/>
+            <w:hideMark/>
+          </w:tcPr>
+          <w:p>
+            <w:pPr>
+              <w:spacing w:line="360" w:lineRule="auto"/>
+              <w:rPr>
+                <w:rFonts w:ascii="Times New Roman" w:hAnsi="Times New Roman" w:cs="Times New Roman"/>
+                <w:sz w:val="24"/>
+                <w:szCs w:val="24"/>
+              </w:rPr>
+            </w:pPr>
+            <w:r>
+              <w:rPr>
+                <w:rFonts w:ascii="Times New Roman" w:hAnsi="Times New Roman" w:cs="Times New Roman"/>
+                <w:sz w:val="24"/>
+                <w:szCs w:val="24"/>
+              </w:rPr>
+              <w:t>Lab-PC1</w:t>
+            </w:r>
+          </w:p>
+        </w:tc>
+        <w:tc>
+          <w:tcPr>
+            <w:tcW w:w="0" w:type="auto"/>
+            <w:hideMark/>
+          </w:tcPr>
+          <w:p>
+            <w:pPr>
+              <w:spacing w:line="360" w:lineRule="auto"/>
+              <w:cnfStyle w:val="000000000000" w:firstRow="0" w:lastRow="0" w:firstColumn="0" w:lastColumn="0" w:oddVBand="0" w:evenVBand="0" w:oddHBand="0" w:evenHBand="0" w:firstRowFirstColumn="0" w:firstRowLastColumn="0" w:lastRowFirstColumn="0" w:lastRowLastColumn="0"/>
+              <w:rPr>
+                <w:rFonts w:ascii="Times New Roman" w:hAnsi="Times New Roman" w:cs="Times New Roman"/>
+                <w:sz w:val="24"/>
+                <w:szCs w:val="24"/>
+              </w:rPr>
+            </w:pPr>
+            <w:r>
+              <w:rPr>
+                <w:rFonts w:ascii="Times New Roman" w:hAnsi="Times New Roman" w:cs="Times New Roman"/>
+                <w:sz w:val="24"/>
+                <w:szCs w:val="24"/>
+              </w:rPr>
+              <w:t>FastEthernet0</w:t>
+            </w:r>
+          </w:p>
+        </w:tc>
+        <w:tc>
+          <w:tcPr>
+            <w:tcW w:w="0" w:type="auto"/>
+            <w:hideMark/>
+          </w:tcPr>
+          <w:p>
+            <w:pPr>
+              <w:spacing w:line="360" w:lineRule="auto"/>
+              <w:cnfStyle w:val="000000000000" w:firstRow="0" w:lastRow="0" w:firstColumn="0" w:lastColumn="0" w:oddVBand="0" w:evenVBand="0" w:oddHBand="0" w:evenHBand="0" w:firstRowFirstColumn="0" w:firstRowLastColumn="0" w:lastRowFirstColumn="0" w:lastRowLastColumn="0"/>
+              <w:rPr>
+                <w:rFonts w:ascii="Times New Roman" w:hAnsi="Times New Roman" w:cs="Times New Roman"/>
+                <w:sz w:val="24"/>
+                <w:szCs w:val="24"/>
+              </w:rPr>
+            </w:pPr>
+            <w:r>
+              <w:rPr>
+                <w:rFonts w:ascii="Times New Roman" w:hAnsi="Times New Roman" w:cs="Times New Roman"/>
+                <w:sz w:val="24"/>
+                <w:szCs w:val="24"/>
+              </w:rPr>
+              <w:t>172.16.10.11</w:t>
+            </w:r>
+          </w:p>
+        </w:tc>
+        <w:tc>
+          <w:tcPr>
+            <w:tcW w:w="0" w:type="auto"/>
+            <w:hideMark/>
+          </w:tcPr>
+          <w:p>
+            <w:pPr>
+              <w:spacing w:line="360" w:lineRule="auto"/>
+              <w:cnfStyle w:val="000000000000" w:firstRow="0" w:lastRow="0" w:firstColumn="0" w:lastColumn="0" w:oddVBand="0" w:evenVBand="0" w:oddHBand="0" w:evenHBand="0" w:firstRowFirstColumn="0" w:firstRowLastColumn="0" w:lastRowFirstColumn="0" w:lastRowLastColumn="0"/>
+              <w:rPr>
+                <w:rFonts w:ascii="Times New Roman" w:hAnsi="Times New Roman" w:cs="Times New Roman"/>
+                <w:sz w:val="24"/>
+                <w:szCs w:val="24"/>
+              </w:rPr>
+            </w:pPr>
+            <w:r>
+              <w:rPr>
+                <w:rFonts w:ascii="Times New Roman" w:hAnsi="Times New Roman" w:cs="Times New Roman"/>
+                <w:sz w:val="24"/>
+                <w:szCs w:val="24"/>
+              </w:rPr>
+              <w:t>255.255.255.0</w:t>
+            </w:r>
+          </w:p>
+        </w:tc>
+        <w:tc>
+          <w:tcPr>
+            <w:tcW w:w="0" w:type="auto"/>
+            <w:hideMark/>
+          </w:tcPr>
+          <w:p>
+            <w:pPr>
+              <w:spacing w:line="360" w:lineRule="auto"/>
+              <w:cnfStyle w:val="000000000000" w:firstRow="0" w:lastRow="0" w:firstColumn="0" w:lastColumn="0" w:oddVBand="0" w:evenVBand="0" w:oddHBand="0" w:evenHBand="0" w:firstRowFirstColumn="0" w:firstRowLastColumn="0" w:lastRowFirstColumn="0" w:lastRowLastColumn="0"/>
+              <w:rPr>
+                <w:rFonts w:ascii="Times New Roman" w:hAnsi="Times New Roman" w:cs="Times New Roman"/>
+                <w:sz w:val="24"/>
+                <w:szCs w:val="24"/>
+              </w:rPr>
+            </w:pPr>
+            <w:r>
+              <w:rPr>
+                <w:rFonts w:ascii="Times New Roman" w:hAnsi="Times New Roman" w:cs="Times New Roman"/>
+                <w:sz w:val="24"/>
+                <w:szCs w:val="24"/>
+              </w:rPr>
+              <w:t>172.16.10.1</w:t>
+            </w:r>
+          </w:p>
+        </w:tc>
+      </w:tr>
+      <w:tr>
+        <w:trPr>
+          <w:cnfStyle w:val="000000100000" w:firstRow="0" w:lastRow="0" w:firstColumn="0" w:lastColumn="0" w:oddVBand="0" w:evenVBand="0" w:oddHBand="1" w:evenHBand="0" w:firstRowFirstColumn="0" w:firstRowLastColumn="0" w:lastRowFirstColumn="0" w:lastRowLastColumn="0"/>
+        </w:trPr>
+        <w:tc>
+          <w:tcPr>
+            <w:cnfStyle w:val="001000000000" w:firstRow="0" w:lastRow="0" w:firstColumn="1" w:lastColumn="0" w:oddVBand="0" w:evenVBand="0" w:oddHBand="0" w:evenHBand="0" w:firstRowFirstColumn="0" w:firstRowLastColumn="0" w:lastRowFirstColumn="0" w:lastRowLastColumn="0"/>
+            <w:tcW w:w="0" w:type="auto"/>
+            <w:hideMark/>
+          </w:tcPr>
+          <w:p>
+            <w:pPr>
+              <w:spacing w:line="360" w:lineRule="auto"/>
+              <w:rPr>
+                <w:rFonts w:ascii="Times New Roman" w:hAnsi="Times New Roman" w:cs="Times New Roman"/>
+                <w:sz w:val="24"/>
+                <w:szCs w:val="24"/>
+              </w:rPr>
+            </w:pPr>
+            <w:r>
+              <w:rPr>
+                <w:rFonts w:ascii="Times New Roman" w:hAnsi="Times New Roman" w:cs="Times New Roman"/>
+                <w:sz w:val="24"/>
+                <w:szCs w:val="24"/>
+              </w:rPr>
+              <w:t>Lab-PC2</w:t>
+            </w:r>
+          </w:p>
+        </w:tc>
+        <w:tc>
+          <w:tcPr>
+            <w:tcW w:w="0" w:type="auto"/>
+            <w:hideMark/>
+          </w:tcPr>
+          <w:p>
+            <w:pPr>
+              <w:spacing w:line="360" w:lineRule="auto"/>
+              <w:cnfStyle w:val="000000100000" w:firstRow="0" w:lastRow="0" w:firstColumn="0" w:lastColumn="0" w:oddVBand="0" w:evenVBand="0" w:oddHBand="1" w:evenHBand="0" w:firstRowFirstColumn="0" w:firstRowLastColumn="0" w:lastRowFirstColumn="0" w:lastRowLastColumn="0"/>
+              <w:rPr>
+                <w:rFonts w:ascii="Times New Roman" w:hAnsi="Times New Roman" w:cs="Times New Roman"/>
+                <w:sz w:val="24"/>
+                <w:szCs w:val="24"/>
+              </w:rPr>
+            </w:pPr>
+            <w:r>
+              <w:rPr>
+                <w:rFonts w:ascii="Times New Roman" w:hAnsi="Times New Roman" w:cs="Times New Roman"/>
+                <w:sz w:val="24"/>
+                <w:szCs w:val="24"/>
+              </w:rPr>
+              <w:t>FastEthernet0</w:t>
+            </w:r>
+          </w:p>
+        </w:tc>
+        <w:tc>
+          <w:tcPr>
+            <w:tcW w:w="0" w:type="auto"/>
+            <w:hideMark/>
+          </w:tcPr>
+          <w:p>
+            <w:pPr>
+              <w:spacing w:line="360" w:lineRule="auto"/>
+              <w:cnfStyle w:val="000000100000" w:firstRow="0" w:lastRow="0" w:firstColumn="0" w:lastColumn="0" w:oddVBand="0" w:evenVBand="0" w:oddHBand="1" w:evenHBand="0" w:firstRowFirstColumn="0" w:firstRowLastColumn="0" w:lastRowFirstColumn="0" w:lastRowLastColumn="0"/>
+              <w:rPr>
+                <w:rFonts w:ascii="Times New Roman" w:hAnsi="Times New Roman" w:cs="Times New Roman"/>
+                <w:sz w:val="24"/>
+                <w:szCs w:val="24"/>
+              </w:rPr>
+            </w:pPr>
+            <w:r>
+              <w:rPr>
+                <w:rFonts w:ascii="Times New Roman" w:hAnsi="Times New Roman" w:cs="Times New Roman"/>
+                <w:sz w:val="24"/>
+                <w:szCs w:val="24"/>
+              </w:rPr>
+              <w:t>172.16.10.12</w:t>
+            </w:r>
+          </w:p>
+        </w:tc>
+        <w:tc>
+          <w:tcPr>
+            <w:tcW w:w="0" w:type="auto"/>
+            <w:hideMark/>
+          </w:tcPr>
+          <w:p>
+            <w:pPr>
+              <w:spacing w:line="360" w:lineRule="auto"/>
+              <w:cnfStyle w:val="000000100000" w:firstRow="0" w:lastRow="0" w:firstColumn="0" w:lastColumn="0" w:oddVBand="0" w:evenVBand="0" w:oddHBand="1" w:evenHBand="0" w:firstRowFirstColumn="0" w:firstRowLastColumn="0" w:lastRowFirstColumn="0" w:lastRowLastColumn="0"/>
+              <w:rPr>
+                <w:rFonts w:ascii="Times New Roman" w:hAnsi="Times New Roman" w:cs="Times New Roman"/>
+                <w:sz w:val="24"/>
+                <w:szCs w:val="24"/>
+              </w:rPr>
+            </w:pPr>
+            <w:r>
+              <w:rPr>
+                <w:rFonts w:ascii="Times New Roman" w:hAnsi="Times New Roman" w:cs="Times New Roman"/>
+                <w:sz w:val="24"/>
+                <w:szCs w:val="24"/>
+              </w:rPr>
+              <w:t>255.255.255.0</w:t>
+            </w:r>
+          </w:p>
+        </w:tc>
+        <w:tc>
+          <w:tcPr>
+            <w:tcW w:w="0" w:type="auto"/>
+            <w:hideMark/>
+          </w:tcPr>
+          <w:p>
+            <w:pPr>
+              <w:spacing w:line="360" w:lineRule="auto"/>
+              <w:cnfStyle w:val="000000100000" w:firstRow="0" w:lastRow="0" w:firstColumn="0" w:lastColumn="0" w:oddVBand="0" w:evenVBand="0" w:oddHBand="1" w:evenHBand="0" w:firstRowFirstColumn="0" w:firstRowLastColumn="0" w:lastRowFirstColumn="0" w:lastRowLastColumn="0"/>
+              <w:rPr>
+                <w:rFonts w:ascii="Times New Roman" w:hAnsi="Times New Roman" w:cs="Times New Roman"/>
+                <w:sz w:val="24"/>
+                <w:szCs w:val="24"/>
+              </w:rPr>
+            </w:pPr>
+            <w:r>
+              <w:rPr>
+                <w:rFonts w:ascii="Times New Roman" w:hAnsi="Times New Roman" w:cs="Times New Roman"/>
+                <w:sz w:val="24"/>
+                <w:szCs w:val="24"/>
+              </w:rPr>
+              <w:t>172.16.10.1</w:t>
+            </w:r>
+          </w:p>
+        </w:tc>
+      </w:tr>
+      <w:tr>
+        <w:tc>
+          <w:tcPr>
+            <w:cnfStyle w:val="001000000000" w:firstRow="0" w:lastRow="0" w:firstColumn="1" w:lastColumn="0" w:oddVBand="0" w:evenVBand="0" w:oddHBand="0" w:evenHBand="0" w:firstRowFirstColumn="0" w:firstRowLastColumn="0" w:lastRowFirstColumn="0" w:lastRowLastColumn="0"/>
+            <w:tcW w:w="0" w:type="auto"/>
+            <w:hideMark/>
+          </w:tcPr>
+          <w:p>
+            <w:pPr>
+              <w:spacing w:line="360" w:lineRule="auto"/>
+              <w:rPr>
+                <w:rFonts w:ascii="Times New Roman" w:hAnsi="Times New Roman" w:cs="Times New Roman"/>
+                <w:sz w:val="24"/>
+                <w:szCs w:val="24"/>
+              </w:rPr>
+            </w:pPr>
+            <w:r>
+              <w:rPr>
+                <w:rFonts w:ascii="Times New Roman" w:hAnsi="Times New Roman" w:cs="Times New Roman"/>
+                <w:sz w:val="24"/>
+                <w:szCs w:val="24"/>
+              </w:rPr>
+              <w:t>Lab-PC3</w:t>
+            </w:r>
+          </w:p>
+        </w:tc>
+        <w:tc>
+          <w:tcPr>
+            <w:tcW w:w="0" w:type="auto"/>
+            <w:hideMark/>
+          </w:tcPr>
+          <w:p>
+            <w:pPr>
+              <w:spacing w:line="360" w:lineRule="auto"/>
+              <w:cnfStyle w:val="000000000000" w:firstRow="0" w:lastRow="0" w:firstColumn="0" w:lastColumn="0" w:oddVBand="0" w:evenVBand="0" w:oddHBand="0" w:evenHBand="0" w:firstRowFirstColumn="0" w:firstRowLastColumn="0" w:lastRowFirstColumn="0" w:lastRowLastColumn="0"/>
+              <w:rPr>
+                <w:rFonts w:ascii="Times New Roman" w:hAnsi="Times New Roman" w:cs="Times New Roman"/>
+                <w:sz w:val="24"/>
+                <w:szCs w:val="24"/>
+              </w:rPr>
+            </w:pPr>
+            <w:r>
+              <w:rPr>
+                <w:rFonts w:ascii="Times New Roman" w:hAnsi="Times New Roman" w:cs="Times New Roman"/>
+                <w:sz w:val="24"/>
+                <w:szCs w:val="24"/>
+              </w:rPr>
+              <w:t>FastEthernet0</w:t>
+            </w:r>
+          </w:p>
+        </w:tc>
+        <w:tc>
+          <w:tcPr>
+            <w:tcW w:w="0" w:type="auto"/>
+            <w:hideMark/>
+          </w:tcPr>
+          <w:p>
+            <w:pPr>
+              <w:spacing w:line="360" w:lineRule="auto"/>
+              <w:cnfStyle w:val="000000000000" w:firstRow="0" w:lastRow="0" w:firstColumn="0" w:lastColumn="0" w:oddVBand="0" w:evenVBand="0" w:oddHBand="0" w:evenHBand="0" w:firstRowFirstColumn="0" w:firstRowLastColumn="0" w:lastRowFirstColumn="0" w:lastRowLastColumn="0"/>
+              <w:rPr>
+                <w:rFonts w:ascii="Times New Roman" w:hAnsi="Times New Roman" w:cs="Times New Roman"/>
+                <w:sz w:val="24"/>
+                <w:szCs w:val="24"/>
+              </w:rPr>
+            </w:pPr>
+            <w:r>
+              <w:rPr>
+                <w:rFonts w:ascii="Times New Roman" w:hAnsi="Times New Roman" w:cs="Times New Roman"/>
+                <w:sz w:val="24"/>
+                <w:szCs w:val="24"/>
+              </w:rPr>
+              <w:t>172.16.10.13</w:t>
+            </w:r>
+          </w:p>
+        </w:tc>
+        <w:tc>
+          <w:tcPr>
+            <w:tcW w:w="0" w:type="auto"/>
+            <w:hideMark/>
+          </w:tcPr>
+          <w:p>
+            <w:pPr>
+              <w:spacing w:line="360" w:lineRule="auto"/>
+              <w:cnfStyle w:val="000000000000" w:firstRow="0" w:lastRow="0" w:firstColumn="0" w:lastColumn="0" w:oddVBand="0" w:evenVBand="0" w:oddHBand="0" w:evenHBand="0" w:firstRowFirstColumn="0" w:firstRowLastColumn="0" w:lastRowFirstColumn="0" w:lastRowLastColumn="0"/>
+              <w:rPr>
+                <w:rFonts w:ascii="Times New Roman" w:hAnsi="Times New Roman" w:cs="Times New Roman"/>
+                <w:sz w:val="24"/>
+                <w:szCs w:val="24"/>
+              </w:rPr>
+            </w:pPr>
+            <w:r>
+              <w:rPr>
+                <w:rFonts w:ascii="Times New Roman" w:hAnsi="Times New Roman" w:cs="Times New Roman"/>
+                <w:sz w:val="24"/>
+                <w:szCs w:val="24"/>
+              </w:rPr>
+              <w:t>255.255.255.0</w:t>
+            </w:r>
+          </w:p>
+        </w:tc>
+        <w:tc>
+          <w:tcPr>
+            <w:tcW w:w="0" w:type="auto"/>
+            <w:hideMark/>
+          </w:tcPr>
+          <w:p>
+            <w:pPr>
+              <w:spacing w:line="360" w:lineRule="auto"/>
+              <w:cnfStyle w:val="000000000000" w:firstRow="0" w:lastRow="0" w:firstColumn="0" w:lastColumn="0" w:oddVBand="0" w:evenVBand="0" w:oddHBand="0" w:evenHBand="0" w:firstRowFirstColumn="0" w:firstRowLastColumn="0" w:lastRowFirstColumn="0" w:lastRowLastColumn="0"/>
+              <w:rPr>
+                <w:rFonts w:ascii="Times New Roman" w:hAnsi="Times New Roman" w:cs="Times New Roman"/>
+                <w:sz w:val="24"/>
+                <w:szCs w:val="24"/>
+              </w:rPr>
+            </w:pPr>
+            <w:r>
+              <w:rPr>
+                <w:rFonts w:ascii="Times New Roman" w:hAnsi="Times New Roman" w:cs="Times New Roman"/>
+                <w:sz w:val="24"/>
+                <w:szCs w:val="24"/>
+              </w:rPr>
+              <w:t>172.16.10.1</w:t>
+            </w:r>
+          </w:p>
+        </w:tc>
+      </w:tr>
+    </w:tbl>
+    <w:p/>
+    <w:p>
+      <w:pPr>
+        <w:pStyle w:val="NormalWeb"/>
+        <w:spacing w:line="360" w:lineRule="auto"/>
+        <w:rPr>
+          <w:rStyle w:val="HTMLCode"/>
+        </w:rPr>
+      </w:pPr>
+      <w:r>
+        <w:rPr>
+          <w:rStyle w:val="Strong"/>
+        </w:rPr>
+        <w:t>Network Address:</w:t>
+      </w:r>
+      <w:r>
+        <w:t xml:space="preserve"> </w:t>
+      </w:r>
+      <w:r>
+        <w:rPr>
+          <w:rStyle w:val="HTMLCode"/>
+        </w:rPr>
+        <w:t>172.16.10.0/24</w:t>
+      </w:r>
+      <w:r>
+        <w:br/>
+      </w:r>
+      <w:r>
+        <w:rPr>
+          <w:rStyle w:val="Strong"/>
+        </w:rPr>
+        <w:t>Broadcast Address:</w:t>
+      </w:r>
+      <w:r>
+        <w:t xml:space="preserve"> </w:t>
+      </w:r>
+      <w:r>
+        <w:rPr>
+          <w:rStyle w:val="HTMLCode"/>
+        </w:rPr>
+        <w:t>172.16.10.255</w:t>
+      </w:r>
+    </w:p>
+    <w:p>
+      <w:pPr>
+        <w:pStyle w:val="Heading3"/>
+        <w:spacing w:line="360" w:lineRule="auto"/>
+        <w:rPr>
+          <w:rFonts w:ascii="Times New Roman" w:hAnsi="Times New Roman" w:cs="Times New Roman"/>
+        </w:rPr>
+      </w:pPr>
+      <w:r>
+        <w:rPr>
+          <w:rFonts w:ascii="Times New Roman" w:hAnsi="Times New Roman" w:cs="Times New Roman"/>
+        </w:rPr>
+        <w:t>LAN 2 – Admin Office</w:t>
+      </w:r>
+    </w:p>
+    <w:tbl>
+      <w:tblPr>
+        <w:tblStyle w:val="PlainTable1"/>
+        <w:tblW w:w="0" w:type="auto"/>
+        <w:tblLook w:val="04A0" w:firstRow="1" w:lastRow="0" w:firstColumn="1" w:lastColumn="0" w:noHBand="0" w:noVBand="1"/>
+      </w:tblPr>
+      <w:tblGrid>
+        <w:gridCol w:w="1440"/>
+        <w:gridCol w:w="2056"/>
+        <w:gridCol w:w="1476"/>
+        <w:gridCol w:w="1596"/>
+        <w:gridCol w:w="1846"/>
+      </w:tblGrid>
+      <w:tr>
+        <w:trPr>
+          <w:cnfStyle w:val="100000000000" w:firstRow="1" w:lastRow="0" w:firstColumn="0" w:lastColumn="0" w:oddVBand="0" w:evenVBand="0" w:oddHBand="0" w:evenHBand="0" w:firstRowFirstColumn="0" w:firstRowLastColumn="0" w:lastRowFirstColumn="0" w:lastRowLastColumn="0"/>
+        </w:trPr>
+        <w:tc>
+          <w:tcPr>
+            <w:cnfStyle w:val="001000000000" w:firstRow="0" w:lastRow="0" w:firstColumn="1" w:lastColumn="0" w:oddVBand="0" w:evenVBand="0" w:oddHBand="0" w:evenHBand="0" w:firstRowFirstColumn="0" w:firstRowLastColumn="0" w:lastRowFirstColumn="0" w:lastRowLastColumn="0"/>
+            <w:tcW w:w="0" w:type="auto"/>
+            <w:hideMark/>
+          </w:tcPr>
+          <w:p>
+            <w:pPr>
+              <w:spacing w:line="360" w:lineRule="auto"/>
+              <w:jc w:val="center"/>
+              <w:rPr>
+                <w:rFonts w:ascii="Times New Roman" w:hAnsi="Times New Roman" w:cs="Times New Roman"/>
+                <w:bCs w:val="0"/>
+                <w:sz w:val="24"/>
+                <w:szCs w:val="24"/>
+              </w:rPr>
+            </w:pPr>
+            <w:r>
+              <w:rPr>
+                <w:rFonts w:ascii="Times New Roman" w:hAnsi="Times New Roman" w:cs="Times New Roman"/>
+                <w:b w:val="0"/>
+                <w:sz w:val="24"/>
+                <w:szCs w:val="24"/>
+              </w:rPr>
+              <w:t>Device</w:t>
+            </w:r>
+          </w:p>
+        </w:tc>
+        <w:tc>
+          <w:tcPr>
+            <w:tcW w:w="0" w:type="auto"/>
+            <w:hideMark/>
+          </w:tcPr>
+          <w:p>
+            <w:pPr>
+              <w:spacing w:line="360" w:lineRule="auto"/>
+              <w:jc w:val="center"/>
+              <w:cnfStyle w:val="100000000000" w:firstRow="1" w:lastRow="0" w:firstColumn="0" w:lastColumn="0" w:oddVBand="0" w:evenVBand="0" w:oddHBand="0" w:evenHBand="0" w:firstRowFirstColumn="0" w:firstRowLastColumn="0" w:lastRowFirstColumn="0" w:lastRowLastColumn="0"/>
+              <w:rPr>
+                <w:rFonts w:ascii="Times New Roman" w:hAnsi="Times New Roman" w:cs="Times New Roman"/>
+                <w:b w:val="0"/>
+                <w:bCs w:val="0"/>
+                <w:sz w:val="24"/>
+                <w:szCs w:val="24"/>
+              </w:rPr>
+            </w:pPr>
+            <w:r>
+              <w:rPr>
+                <w:rFonts w:ascii="Times New Roman" w:hAnsi="Times New Roman" w:cs="Times New Roman"/>
+                <w:b w:val="0"/>
+                <w:sz w:val="24"/>
+                <w:szCs w:val="24"/>
+              </w:rPr>
+              <w:t>Interface</w:t>
+            </w:r>
+          </w:p>
+        </w:tc>
+        <w:tc>
+          <w:tcPr>
+            <w:tcW w:w="0" w:type="auto"/>
+            <w:hideMark/>
+          </w:tcPr>
+          <w:p>
+            <w:pPr>
+              <w:spacing w:line="360" w:lineRule="auto"/>
+              <w:jc w:val="center"/>
+              <w:cnfStyle w:val="100000000000" w:firstRow="1" w:lastRow="0" w:firstColumn="0" w:lastColumn="0" w:oddVBand="0" w:evenVBand="0" w:oddHBand="0" w:evenHBand="0" w:firstRowFirstColumn="0" w:firstRowLastColumn="0" w:lastRowFirstColumn="0" w:lastRowLastColumn="0"/>
+              <w:rPr>
+                <w:rFonts w:ascii="Times New Roman" w:hAnsi="Times New Roman" w:cs="Times New Roman"/>
+                <w:b w:val="0"/>
+                <w:bCs w:val="0"/>
+                <w:sz w:val="24"/>
+                <w:szCs w:val="24"/>
+              </w:rPr>
+            </w:pPr>
+            <w:r>
+              <w:rPr>
+                <w:rFonts w:ascii="Times New Roman" w:hAnsi="Times New Roman" w:cs="Times New Roman"/>
+                <w:b w:val="0"/>
+                <w:sz w:val="24"/>
+                <w:szCs w:val="24"/>
+              </w:rPr>
+              <w:t>IP Address</w:t>
+            </w:r>
+          </w:p>
+        </w:tc>
+        <w:tc>
+          <w:tcPr>
+            <w:tcW w:w="0" w:type="auto"/>
+            <w:hideMark/>
+          </w:tcPr>
+          <w:p>
+            <w:pPr>
+              <w:spacing w:line="360" w:lineRule="auto"/>
+              <w:jc w:val="center"/>
+              <w:cnfStyle w:val="100000000000" w:firstRow="1" w:lastRow="0" w:firstColumn="0" w:lastColumn="0" w:oddVBand="0" w:evenVBand="0" w:oddHBand="0" w:evenHBand="0" w:firstRowFirstColumn="0" w:firstRowLastColumn="0" w:lastRowFirstColumn="0" w:lastRowLastColumn="0"/>
+              <w:rPr>
+                <w:rFonts w:ascii="Times New Roman" w:hAnsi="Times New Roman" w:cs="Times New Roman"/>
+                <w:b w:val="0"/>
+                <w:bCs w:val="0"/>
+                <w:sz w:val="24"/>
+                <w:szCs w:val="24"/>
+              </w:rPr>
+            </w:pPr>
+            <w:r>
+              <w:rPr>
+                <w:rFonts w:ascii="Times New Roman" w:hAnsi="Times New Roman" w:cs="Times New Roman"/>
+                <w:b w:val="0"/>
+                <w:sz w:val="24"/>
+                <w:szCs w:val="24"/>
+              </w:rPr>
+              <w:t>Subnet Mask</w:t>
+            </w:r>
+          </w:p>
+        </w:tc>
+        <w:tc>
+          <w:tcPr>
+            <w:tcW w:w="0" w:type="auto"/>
+            <w:hideMark/>
+          </w:tcPr>
+          <w:p>
+            <w:pPr>
+              <w:spacing w:line="360" w:lineRule="auto"/>
+              <w:jc w:val="center"/>
+              <w:cnfStyle w:val="100000000000" w:firstRow="1" w:lastRow="0" w:firstColumn="0" w:lastColumn="0" w:oddVBand="0" w:evenVBand="0" w:oddHBand="0" w:evenHBand="0" w:firstRowFirstColumn="0" w:firstRowLastColumn="0" w:lastRowFirstColumn="0" w:lastRowLastColumn="0"/>
+              <w:rPr>
+                <w:rFonts w:ascii="Times New Roman" w:hAnsi="Times New Roman" w:cs="Times New Roman"/>
+                <w:b w:val="0"/>
+                <w:bCs w:val="0"/>
+                <w:sz w:val="24"/>
+                <w:szCs w:val="24"/>
+              </w:rPr>
+            </w:pPr>
+            <w:r>
+              <w:rPr>
+                <w:rFonts w:ascii="Times New Roman" w:hAnsi="Times New Roman" w:cs="Times New Roman"/>
+                <w:b w:val="0"/>
+                <w:sz w:val="24"/>
+                <w:szCs w:val="24"/>
+              </w:rPr>
+              <w:t>Default Gateway</w:t>
+            </w:r>
+          </w:p>
+        </w:tc>
+      </w:tr>
+      <w:tr>
+        <w:trPr>
+          <w:cnfStyle w:val="000000100000" w:firstRow="0" w:lastRow="0" w:firstColumn="0" w:lastColumn="0" w:oddVBand="0" w:evenVBand="0" w:oddHBand="1" w:evenHBand="0" w:firstRowFirstColumn="0" w:firstRowLastColumn="0" w:lastRowFirstColumn="0" w:lastRowLastColumn="0"/>
+        </w:trPr>
+        <w:tc>
+          <w:tcPr>
+            <w:cnfStyle w:val="001000000000" w:firstRow="0" w:lastRow="0" w:firstColumn="1" w:lastColumn="0" w:oddVBand="0" w:evenVBand="0" w:oddHBand="0" w:evenHBand="0" w:firstRowFirstColumn="0" w:firstRowLastColumn="0" w:lastRowFirstColumn="0" w:lastRowLastColumn="0"/>
+            <w:tcW w:w="0" w:type="auto"/>
+            <w:hideMark/>
+          </w:tcPr>
+          <w:p>
+            <w:pPr>
+              <w:spacing w:line="360" w:lineRule="auto"/>
+              <w:rPr>
+                <w:rFonts w:ascii="Times New Roman" w:hAnsi="Times New Roman" w:cs="Times New Roman"/>
+                <w:b w:val="0"/>
+                <w:sz w:val="24"/>
+                <w:szCs w:val="24"/>
+              </w:rPr>
+            </w:pPr>
+            <w:r>
+              <w:rPr>
+                <w:rFonts w:ascii="Times New Roman" w:hAnsi="Times New Roman" w:cs="Times New Roman"/>
+                <w:sz w:val="24"/>
+                <w:szCs w:val="24"/>
+              </w:rPr>
+              <w:t>R1-Main</w:t>
+            </w:r>
+          </w:p>
+        </w:tc>
+        <w:tc>
+          <w:tcPr>
+            <w:tcW w:w="0" w:type="auto"/>
+            <w:hideMark/>
+          </w:tcPr>
+          <w:p>
+            <w:pPr>
+              <w:spacing w:line="360" w:lineRule="auto"/>
+              <w:cnfStyle w:val="000000100000" w:firstRow="0" w:lastRow="0" w:firstColumn="0" w:lastColumn="0" w:oddVBand="0" w:evenVBand="0" w:oddHBand="1" w:evenHBand="0" w:firstRowFirstColumn="0" w:firstRowLastColumn="0" w:lastRowFirstColumn="0" w:lastRowLastColumn="0"/>
+              <w:rPr>
+                <w:rFonts w:ascii="Times New Roman" w:hAnsi="Times New Roman" w:cs="Times New Roman"/>
+                <w:sz w:val="24"/>
+                <w:szCs w:val="24"/>
+              </w:rPr>
+            </w:pPr>
+            <w:r>
+              <w:rPr>
+                <w:rFonts w:ascii="Times New Roman" w:hAnsi="Times New Roman" w:cs="Times New Roman"/>
+                <w:sz w:val="24"/>
+                <w:szCs w:val="24"/>
+              </w:rPr>
+              <w:t>GigabitEthernet0/1</w:t>
+            </w:r>
+          </w:p>
+        </w:tc>
+        <w:tc>
+          <w:tcPr>
+            <w:tcW w:w="0" w:type="auto"/>
+            <w:hideMark/>
+          </w:tcPr>
+          <w:p>
+            <w:pPr>
+              <w:spacing w:line="360" w:lineRule="auto"/>
+              <w:cnfStyle w:val="000000100000" w:firstRow="0" w:lastRow="0" w:firstColumn="0" w:lastColumn="0" w:oddVBand="0" w:evenVBand="0" w:oddHBand="1" w:evenHBand="0" w:firstRowFirstColumn="0" w:firstRowLastColumn="0" w:lastRowFirstColumn="0" w:lastRowLastColumn="0"/>
+              <w:rPr>
+                <w:rFonts w:ascii="Times New Roman" w:hAnsi="Times New Roman" w:cs="Times New Roman"/>
+                <w:sz w:val="24"/>
+                <w:szCs w:val="24"/>
+              </w:rPr>
+            </w:pPr>
+            <w:r>
+              <w:rPr>
+                <w:rFonts w:ascii="Times New Roman" w:hAnsi="Times New Roman" w:cs="Times New Roman"/>
+                <w:sz w:val="24"/>
+                <w:szCs w:val="24"/>
+              </w:rPr>
+              <w:t>172.16.20.1</w:t>
+            </w:r>
+          </w:p>
+        </w:tc>
+        <w:tc>
+          <w:tcPr>
+            <w:tcW w:w="0" w:type="auto"/>
+            <w:hideMark/>
+          </w:tcPr>
+          <w:p>
+            <w:pPr>
+              <w:spacing w:line="360" w:lineRule="auto"/>
+              <w:cnfStyle w:val="000000100000" w:firstRow="0" w:lastRow="0" w:firstColumn="0" w:lastColumn="0" w:oddVBand="0" w:evenVBand="0" w:oddHBand="1" w:evenHBand="0" w:firstRowFirstColumn="0" w:firstRowLastColumn="0" w:lastRowFirstColumn="0" w:lastRowLastColumn="0"/>
+              <w:rPr>
+                <w:rFonts w:ascii="Times New Roman" w:hAnsi="Times New Roman" w:cs="Times New Roman"/>
+                <w:sz w:val="24"/>
+                <w:szCs w:val="24"/>
+              </w:rPr>
+            </w:pPr>
+            <w:r>
+              <w:rPr>
+                <w:rFonts w:ascii="Times New Roman" w:hAnsi="Times New Roman" w:cs="Times New Roman"/>
+                <w:sz w:val="24"/>
+                <w:szCs w:val="24"/>
+              </w:rPr>
+              <w:t>255.255.255.0</w:t>
+            </w:r>
+          </w:p>
+        </w:tc>
+        <w:tc>
+          <w:tcPr>
+            <w:tcW w:w="0" w:type="auto"/>
+            <w:hideMark/>
+          </w:tcPr>
+          <w:p>
+            <w:pPr>
+              <w:spacing w:line="360" w:lineRule="auto"/>
+              <w:cnfStyle w:val="000000100000" w:firstRow="0" w:lastRow="0" w:firstColumn="0" w:lastColumn="0" w:oddVBand="0" w:evenVBand="0" w:oddHBand="1" w:evenHBand="0" w:firstRowFirstColumn="0" w:firstRowLastColumn="0" w:lastRowFirstColumn="0" w:lastRowLastColumn="0"/>
+              <w:rPr>
+                <w:rFonts w:ascii="Times New Roman" w:hAnsi="Times New Roman" w:cs="Times New Roman"/>
+                <w:sz w:val="24"/>
+                <w:szCs w:val="24"/>
+              </w:rPr>
+            </w:pPr>
+            <w:r>
+              <w:rPr>
+                <w:rFonts w:ascii="Times New Roman" w:hAnsi="Times New Roman" w:cs="Times New Roman"/>
+                <w:sz w:val="24"/>
+                <w:szCs w:val="24"/>
+              </w:rPr>
+              <w:t>—</w:t>
+            </w:r>
+          </w:p>
+        </w:tc>
+      </w:tr>
+      <w:tr>
+        <w:tc>
+          <w:tcPr>
+            <w:cnfStyle w:val="001000000000" w:firstRow="0" w:lastRow="0" w:firstColumn="1" w:lastColumn="0" w:oddVBand="0" w:evenVBand="0" w:oddHBand="0" w:evenHBand="0" w:firstRowFirstColumn="0" w:firstRowLastColumn="0" w:lastRowFirstColumn="0" w:lastRowLastColumn="0"/>
+            <w:tcW w:w="0" w:type="auto"/>
+            <w:hideMark/>
+          </w:tcPr>
+          <w:p>
+            <w:pPr>
+              <w:spacing w:line="360" w:lineRule="auto"/>
+              <w:rPr>
+                <w:rFonts w:ascii="Times New Roman" w:hAnsi="Times New Roman" w:cs="Times New Roman"/>
+                <w:sz w:val="24"/>
+                <w:szCs w:val="24"/>
+              </w:rPr>
+            </w:pPr>
+            <w:r>
+              <w:rPr>
+                <w:rFonts w:ascii="Times New Roman" w:hAnsi="Times New Roman" w:cs="Times New Roman"/>
+                <w:sz w:val="24"/>
+                <w:szCs w:val="24"/>
+              </w:rPr>
+              <w:t>Admin-PC1</w:t>
+            </w:r>
+          </w:p>
+        </w:tc>
+        <w:tc>
+          <w:tcPr>
+            <w:tcW w:w="0" w:type="auto"/>
+            <w:hideMark/>
+          </w:tcPr>
+          <w:p>
+            <w:pPr>
+              <w:spacing w:line="360" w:lineRule="auto"/>
+              <w:cnfStyle w:val="000000000000" w:firstRow="0" w:lastRow="0" w:firstColumn="0" w:lastColumn="0" w:oddVBand="0" w:evenVBand="0" w:oddHBand="0" w:evenHBand="0" w:firstRowFirstColumn="0" w:firstRowLastColumn="0" w:lastRowFirstColumn="0" w:lastRowLastColumn="0"/>
+              <w:rPr>
+                <w:rFonts w:ascii="Times New Roman" w:hAnsi="Times New Roman" w:cs="Times New Roman"/>
+                <w:sz w:val="24"/>
+                <w:szCs w:val="24"/>
+              </w:rPr>
+            </w:pPr>
+            <w:r>
+              <w:rPr>
+                <w:rFonts w:ascii="Times New Roman" w:hAnsi="Times New Roman" w:cs="Times New Roman"/>
+                <w:sz w:val="24"/>
+                <w:szCs w:val="24"/>
+              </w:rPr>
+              <w:t>FastEthernet0</w:t>
+            </w:r>
+          </w:p>
+        </w:tc>
+        <w:tc>
+          <w:tcPr>
+            <w:tcW w:w="0" w:type="auto"/>
+            <w:hideMark/>
+          </w:tcPr>
+          <w:p>
+            <w:pPr>
+              <w:spacing w:line="360" w:lineRule="auto"/>
+              <w:cnfStyle w:val="000000000000" w:firstRow="0" w:lastRow="0" w:firstColumn="0" w:lastColumn="0" w:oddVBand="0" w:evenVBand="0" w:oddHBand="0" w:evenHBand="0" w:firstRowFirstColumn="0" w:firstRowLastColumn="0" w:lastRowFirstColumn="0" w:lastRowLastColumn="0"/>
+              <w:rPr>
+                <w:rFonts w:ascii="Times New Roman" w:hAnsi="Times New Roman" w:cs="Times New Roman"/>
+                <w:sz w:val="24"/>
+                <w:szCs w:val="24"/>
+              </w:rPr>
+            </w:pPr>
+            <w:r>
+              <w:rPr>
+                <w:rFonts w:ascii="Times New Roman" w:hAnsi="Times New Roman" w:cs="Times New Roman"/>
+                <w:sz w:val="24"/>
+                <w:szCs w:val="24"/>
+              </w:rPr>
+              <w:t>172.16.20.11</w:t>
+            </w:r>
+          </w:p>
+        </w:tc>
+        <w:tc>
+          <w:tcPr>
+            <w:tcW w:w="0" w:type="auto"/>
+            <w:hideMark/>
+          </w:tcPr>
+          <w:p>
+            <w:pPr>
+              <w:spacing w:line="360" w:lineRule="auto"/>
+              <w:cnfStyle w:val="000000000000" w:firstRow="0" w:lastRow="0" w:firstColumn="0" w:lastColumn="0" w:oddVBand="0" w:evenVBand="0" w:oddHBand="0" w:evenHBand="0" w:firstRowFirstColumn="0" w:firstRowLastColumn="0" w:lastRowFirstColumn="0" w:lastRowLastColumn="0"/>
+              <w:rPr>
+                <w:rFonts w:ascii="Times New Roman" w:hAnsi="Times New Roman" w:cs="Times New Roman"/>
+                <w:sz w:val="24"/>
+                <w:szCs w:val="24"/>
+              </w:rPr>
+            </w:pPr>
+            <w:r>
+              <w:rPr>
+                <w:rFonts w:ascii="Times New Roman" w:hAnsi="Times New Roman" w:cs="Times New Roman"/>
+                <w:sz w:val="24"/>
+                <w:szCs w:val="24"/>
+              </w:rPr>
+              <w:t>255.255.255.0</w:t>
+            </w:r>
+          </w:p>
+        </w:tc>
+        <w:tc>
+          <w:tcPr>
+            <w:tcW w:w="0" w:type="auto"/>
+            <w:hideMark/>
+          </w:tcPr>
+          <w:p>
+            <w:pPr>
+              <w:spacing w:line="360" w:lineRule="auto"/>
+              <w:cnfStyle w:val="000000000000" w:firstRow="0" w:lastRow="0" w:firstColumn="0" w:lastColumn="0" w:oddVBand="0" w:evenVBand="0" w:oddHBand="0" w:evenHBand="0" w:firstRowFirstColumn="0" w:firstRowLastColumn="0" w:lastRowFirstColumn="0" w:lastRowLastColumn="0"/>
+              <w:rPr>
+                <w:rFonts w:ascii="Times New Roman" w:hAnsi="Times New Roman" w:cs="Times New Roman"/>
+                <w:sz w:val="24"/>
+                <w:szCs w:val="24"/>
+              </w:rPr>
+            </w:pPr>
+            <w:r>
+              <w:rPr>
+                <w:rFonts w:ascii="Times New Roman" w:hAnsi="Times New Roman" w:cs="Times New Roman"/>
+                <w:sz w:val="24"/>
+                <w:szCs w:val="24"/>
+              </w:rPr>
+              <w:t>172.16.20.1</w:t>
+            </w:r>
+          </w:p>
+        </w:tc>
+      </w:tr>
+      <w:tr>
+        <w:trPr>
+          <w:cnfStyle w:val="000000100000" w:firstRow="0" w:lastRow="0" w:firstColumn="0" w:lastColumn="0" w:oddVBand="0" w:evenVBand="0" w:oddHBand="1" w:evenHBand="0" w:firstRowFirstColumn="0" w:firstRowLastColumn="0" w:lastRowFirstColumn="0" w:lastRowLastColumn="0"/>
+        </w:trPr>
+        <w:tc>
+          <w:tcPr>
+            <w:cnfStyle w:val="001000000000" w:firstRow="0" w:lastRow="0" w:firstColumn="1" w:lastColumn="0" w:oddVBand="0" w:evenVBand="0" w:oddHBand="0" w:evenHBand="0" w:firstRowFirstColumn="0" w:firstRowLastColumn="0" w:lastRowFirstColumn="0" w:lastRowLastColumn="0"/>
+            <w:tcW w:w="0" w:type="auto"/>
+            <w:hideMark/>
+          </w:tcPr>
+          <w:p>
+            <w:pPr>
+              <w:spacing w:line="360" w:lineRule="auto"/>
+              <w:rPr>
+                <w:rFonts w:ascii="Times New Roman" w:hAnsi="Times New Roman" w:cs="Times New Roman"/>
+                <w:sz w:val="24"/>
+                <w:szCs w:val="24"/>
+              </w:rPr>
+            </w:pPr>
+            <w:r>
+              <w:rPr>
+                <w:rFonts w:ascii="Times New Roman" w:hAnsi="Times New Roman" w:cs="Times New Roman"/>
+                <w:sz w:val="24"/>
+                <w:szCs w:val="24"/>
+              </w:rPr>
+              <w:t>Admin-PC2</w:t>
+            </w:r>
+          </w:p>
+        </w:tc>
+        <w:tc>
+          <w:tcPr>
+            <w:tcW w:w="0" w:type="auto"/>
+            <w:hideMark/>
+          </w:tcPr>
+          <w:p>
+            <w:pPr>
+              <w:spacing w:line="360" w:lineRule="auto"/>
+              <w:cnfStyle w:val="000000100000" w:firstRow="0" w:lastRow="0" w:firstColumn="0" w:lastColumn="0" w:oddVBand="0" w:evenVBand="0" w:oddHBand="1" w:evenHBand="0" w:firstRowFirstColumn="0" w:firstRowLastColumn="0" w:lastRowFirstColumn="0" w:lastRowLastColumn="0"/>
+              <w:rPr>
+                <w:rFonts w:ascii="Times New Roman" w:hAnsi="Times New Roman" w:cs="Times New Roman"/>
+                <w:sz w:val="24"/>
+                <w:szCs w:val="24"/>
+              </w:rPr>
+            </w:pPr>
+            <w:r>
+              <w:rPr>
+                <w:rFonts w:ascii="Times New Roman" w:hAnsi="Times New Roman" w:cs="Times New Roman"/>
+                <w:sz w:val="24"/>
+                <w:szCs w:val="24"/>
+              </w:rPr>
+              <w:t>FastEthernet0</w:t>
+            </w:r>
+          </w:p>
+        </w:tc>
+        <w:tc>
+          <w:tcPr>
+            <w:tcW w:w="0" w:type="auto"/>
+            <w:hideMark/>
+          </w:tcPr>
+          <w:p>
+            <w:pPr>
+              <w:spacing w:line="360" w:lineRule="auto"/>
+              <w:cnfStyle w:val="000000100000" w:firstRow="0" w:lastRow="0" w:firstColumn="0" w:lastColumn="0" w:oddVBand="0" w:evenVBand="0" w:oddHBand="1" w:evenHBand="0" w:firstRowFirstColumn="0" w:firstRowLastColumn="0" w:lastRowFirstColumn="0" w:lastRowLastColumn="0"/>
+              <w:rPr>
+                <w:rFonts w:ascii="Times New Roman" w:hAnsi="Times New Roman" w:cs="Times New Roman"/>
+                <w:sz w:val="24"/>
+                <w:szCs w:val="24"/>
+              </w:rPr>
+            </w:pPr>
+            <w:r>
+              <w:rPr>
+                <w:rFonts w:ascii="Times New Roman" w:hAnsi="Times New Roman" w:cs="Times New Roman"/>
+                <w:sz w:val="24"/>
+                <w:szCs w:val="24"/>
+              </w:rPr>
+              <w:t>172.16.20.12</w:t>
+            </w:r>
+          </w:p>
+        </w:tc>
+        <w:tc>
+          <w:tcPr>
+            <w:tcW w:w="0" w:type="auto"/>
+            <w:hideMark/>
+          </w:tcPr>
+          <w:p>
+            <w:pPr>
+              <w:spacing w:line="360" w:lineRule="auto"/>
+              <w:cnfStyle w:val="000000100000" w:firstRow="0" w:lastRow="0" w:firstColumn="0" w:lastColumn="0" w:oddVBand="0" w:evenVBand="0" w:oddHBand="1" w:evenHBand="0" w:firstRowFirstColumn="0" w:firstRowLastColumn="0" w:lastRowFirstColumn="0" w:lastRowLastColumn="0"/>
+              <w:rPr>
+                <w:rFonts w:ascii="Times New Roman" w:hAnsi="Times New Roman" w:cs="Times New Roman"/>
+                <w:sz w:val="24"/>
+                <w:szCs w:val="24"/>
+              </w:rPr>
+            </w:pPr>
+            <w:r>
+              <w:rPr>
+                <w:rFonts w:ascii="Times New Roman" w:hAnsi="Times New Roman" w:cs="Times New Roman"/>
+                <w:sz w:val="24"/>
+                <w:szCs w:val="24"/>
+              </w:rPr>
+              <w:t>255.255.255.0</w:t>
+            </w:r>
+          </w:p>
+        </w:tc>
+        <w:tc>
+          <w:tcPr>
+            <w:tcW w:w="0" w:type="auto"/>
+            <w:hideMark/>
+          </w:tcPr>
+          <w:p>
+            <w:pPr>
+              <w:spacing w:line="360" w:lineRule="auto"/>
+              <w:cnfStyle w:val="000000100000" w:firstRow="0" w:lastRow="0" w:firstColumn="0" w:lastColumn="0" w:oddVBand="0" w:evenVBand="0" w:oddHBand="1" w:evenHBand="0" w:firstRowFirstColumn="0" w:firstRowLastColumn="0" w:lastRowFirstColumn="0" w:lastRowLastColumn="0"/>
+              <w:rPr>
+                <w:rFonts w:ascii="Times New Roman" w:hAnsi="Times New Roman" w:cs="Times New Roman"/>
+                <w:sz w:val="24"/>
+                <w:szCs w:val="24"/>
+              </w:rPr>
+            </w:pPr>
+            <w:r>
+              <w:rPr>
+                <w:rFonts w:ascii="Times New Roman" w:hAnsi="Times New Roman" w:cs="Times New Roman"/>
+                <w:sz w:val="24"/>
+                <w:szCs w:val="24"/>
+              </w:rPr>
+              <w:t>172.16.20.1</w:t>
+            </w:r>
+          </w:p>
+        </w:tc>
+      </w:tr>
+      <w:tr>
+        <w:tc>
+          <w:tcPr>
+            <w:cnfStyle w:val="001000000000" w:firstRow="0" w:lastRow="0" w:firstColumn="1" w:lastColumn="0" w:oddVBand="0" w:evenVBand="0" w:oddHBand="0" w:evenHBand="0" w:firstRowFirstColumn="0" w:firstRowLastColumn="0" w:lastRowFirstColumn="0" w:lastRowLastColumn="0"/>
+            <w:tcW w:w="0" w:type="auto"/>
+            <w:hideMark/>
+          </w:tcPr>
+          <w:p>
+            <w:pPr>
+              <w:spacing w:line="360" w:lineRule="auto"/>
+              <w:rPr>
+                <w:rFonts w:ascii="Times New Roman" w:hAnsi="Times New Roman" w:cs="Times New Roman"/>
+                <w:sz w:val="24"/>
+                <w:szCs w:val="24"/>
+              </w:rPr>
+            </w:pPr>
+            <w:r>
+              <w:rPr>
+                <w:rFonts w:ascii="Times New Roman" w:hAnsi="Times New Roman" w:cs="Times New Roman"/>
+                <w:sz w:val="24"/>
+                <w:szCs w:val="24"/>
+              </w:rPr>
+              <w:t>Admin-PC3</w:t>
+            </w:r>
+          </w:p>
+        </w:tc>
+        <w:tc>
+          <w:tcPr>
+            <w:tcW w:w="0" w:type="auto"/>
+            <w:hideMark/>
+          </w:tcPr>
+          <w:p>
+            <w:pPr>
+              <w:spacing w:line="360" w:lineRule="auto"/>
+              <w:cnfStyle w:val="000000000000" w:firstRow="0" w:lastRow="0" w:firstColumn="0" w:lastColumn="0" w:oddVBand="0" w:evenVBand="0" w:oddHBand="0" w:evenHBand="0" w:firstRowFirstColumn="0" w:firstRowLastColumn="0" w:lastRowFirstColumn="0" w:lastRowLastColumn="0"/>
+              <w:rPr>
+                <w:rFonts w:ascii="Times New Roman" w:hAnsi="Times New Roman" w:cs="Times New Roman"/>
+                <w:sz w:val="24"/>
+                <w:szCs w:val="24"/>
+              </w:rPr>
+            </w:pPr>
+            <w:r>
+              <w:rPr>
+                <w:rFonts w:ascii="Times New Roman" w:hAnsi="Times New Roman" w:cs="Times New Roman"/>
+                <w:sz w:val="24"/>
+                <w:szCs w:val="24"/>
+              </w:rPr>
+              <w:t>FastEthernet0</w:t>
+            </w:r>
+          </w:p>
+        </w:tc>
+        <w:tc>
+          <w:tcPr>
+            <w:tcW w:w="0" w:type="auto"/>
+            <w:hideMark/>
+          </w:tcPr>
+          <w:p>
+            <w:pPr>
+              <w:spacing w:line="360" w:lineRule="auto"/>
+              <w:cnfStyle w:val="000000000000" w:firstRow="0" w:lastRow="0" w:firstColumn="0" w:lastColumn="0" w:oddVBand="0" w:evenVBand="0" w:oddHBand="0" w:evenHBand="0" w:firstRowFirstColumn="0" w:firstRowLastColumn="0" w:lastRowFirstColumn="0" w:lastRowLastColumn="0"/>
+              <w:rPr>
+                <w:rFonts w:ascii="Times New Roman" w:hAnsi="Times New Roman" w:cs="Times New Roman"/>
+                <w:sz w:val="24"/>
+                <w:szCs w:val="24"/>
+              </w:rPr>
+            </w:pPr>
+            <w:r>
+              <w:rPr>
+                <w:rFonts w:ascii="Times New Roman" w:hAnsi="Times New Roman" w:cs="Times New Roman"/>
+                <w:sz w:val="24"/>
+                <w:szCs w:val="24"/>
+              </w:rPr>
+              <w:t>172.16.20.13</w:t>
+            </w:r>
+          </w:p>
+        </w:tc>
+        <w:tc>
+          <w:tcPr>
+            <w:tcW w:w="0" w:type="auto"/>
+            <w:hideMark/>
+          </w:tcPr>
+          <w:p>
+            <w:pPr>
+              <w:spacing w:line="360" w:lineRule="auto"/>
+              <w:cnfStyle w:val="000000000000" w:firstRow="0" w:lastRow="0" w:firstColumn="0" w:lastColumn="0" w:oddVBand="0" w:evenVBand="0" w:oddHBand="0" w:evenHBand="0" w:firstRowFirstColumn="0" w:firstRowLastColumn="0" w:lastRowFirstColumn="0" w:lastRowLastColumn="0"/>
+              <w:rPr>
+                <w:rFonts w:ascii="Times New Roman" w:hAnsi="Times New Roman" w:cs="Times New Roman"/>
+                <w:sz w:val="24"/>
+                <w:szCs w:val="24"/>
+              </w:rPr>
+            </w:pPr>
+            <w:r>
+              <w:rPr>
+                <w:rFonts w:ascii="Times New Roman" w:hAnsi="Times New Roman" w:cs="Times New Roman"/>
+                <w:sz w:val="24"/>
+                <w:szCs w:val="24"/>
+              </w:rPr>
+              <w:t>255.255.255.0</w:t>
+            </w:r>
+          </w:p>
+        </w:tc>
+        <w:tc>
+          <w:tcPr>
+            <w:tcW w:w="0" w:type="auto"/>
+            <w:hideMark/>
+          </w:tcPr>
+          <w:p>
+            <w:pPr>
+              <w:spacing w:line="360" w:lineRule="auto"/>
+              <w:cnfStyle w:val="000000000000" w:firstRow="0" w:lastRow="0" w:firstColumn="0" w:lastColumn="0" w:oddVBand="0" w:evenVBand="0" w:oddHBand="0" w:evenHBand="0" w:firstRowFirstColumn="0" w:firstRowLastColumn="0" w:lastRowFirstColumn="0" w:lastRowLastColumn="0"/>
+              <w:rPr>
+                <w:rFonts w:ascii="Times New Roman" w:hAnsi="Times New Roman" w:cs="Times New Roman"/>
+                <w:sz w:val="24"/>
+                <w:szCs w:val="24"/>
+              </w:rPr>
+            </w:pPr>
+            <w:r>
+              <w:rPr>
+                <w:rFonts w:ascii="Times New Roman" w:hAnsi="Times New Roman" w:cs="Times New Roman"/>
+                <w:sz w:val="24"/>
+                <w:szCs w:val="24"/>
+              </w:rPr>
+              <w:t>172.16.20.1</w:t>
+            </w:r>
+          </w:p>
+        </w:tc>
+      </w:tr>
+    </w:tbl>
+    <w:p/>
+    <w:p>
+      <w:pPr>
+        <w:pStyle w:val="NormalWeb"/>
+        <w:spacing w:line="360" w:lineRule="auto"/>
+      </w:pPr>
+      <w:r>
+        <w:rPr>
+          <w:rStyle w:val="Strong"/>
+        </w:rPr>
+        <w:t>Network Address:</w:t>
+      </w:r>
+      <w:r>
+        <w:t xml:space="preserve"> </w:t>
+      </w:r>
+      <w:r>
+        <w:rPr>
+          <w:rStyle w:val="HTMLCode"/>
+        </w:rPr>
+        <w:t>172.16.20.0/24</w:t>
+      </w:r>
+      <w:r>
+        <w:br/>
+      </w:r>
+      <w:r>
+        <w:rPr>
+          <w:rStyle w:val="Strong"/>
+        </w:rPr>
+        <w:t>Broadcast Address:</w:t>
+      </w:r>
+      <w:r>
+        <w:t xml:space="preserve"> </w:t>
+      </w:r>
+      <w:r>
+        <w:rPr>
+          <w:rStyle w:val="HTMLCode"/>
+        </w:rPr>
+        <w:t>172.16.20.255</w:t>
+      </w:r>
+    </w:p>
+    <w:p>
+      <w:pPr>
+        <w:pStyle w:val="Heading3"/>
+        <w:spacing w:line="360" w:lineRule="auto"/>
+        <w:rPr>
+          <w:rFonts w:ascii="Times New Roman" w:hAnsi="Times New Roman" w:cs="Times New Roman"/>
+        </w:rPr>
+      </w:pPr>
+      <w:r>
+        <w:rPr>
+          <w:rFonts w:ascii="Times New Roman" w:hAnsi="Times New Roman" w:cs="Times New Roman"/>
+        </w:rPr>
+        <w:lastRenderedPageBreak/>
+        <w:t>LAN 3 – Library</w:t>
+      </w:r>
+    </w:p>
+    <w:tbl>
+      <w:tblPr>
+        <w:tblStyle w:val="PlainTable1"/>
+        <w:tblW w:w="0" w:type="auto"/>
+        <w:tblLook w:val="04A0" w:firstRow="1" w:lastRow="0" w:firstColumn="1" w:lastColumn="0" w:noHBand="0" w:noVBand="1"/>
+      </w:tblPr>
+      <w:tblGrid>
+        <w:gridCol w:w="1497"/>
+        <w:gridCol w:w="2056"/>
+        <w:gridCol w:w="1476"/>
+        <w:gridCol w:w="1596"/>
+        <w:gridCol w:w="1789"/>
+      </w:tblGrid>
+      <w:tr>
+        <w:trPr>
+          <w:cnfStyle w:val="100000000000" w:firstRow="1" w:lastRow="0" w:firstColumn="0" w:lastColumn="0" w:oddVBand="0" w:evenVBand="0" w:oddHBand="0" w:evenHBand="0" w:firstRowFirstColumn="0" w:firstRowLastColumn="0" w:lastRowFirstColumn="0" w:lastRowLastColumn="0"/>
+        </w:trPr>
+        <w:tc>
+          <w:tcPr>
+            <w:cnfStyle w:val="001000000000" w:firstRow="0" w:lastRow="0" w:firstColumn="1" w:lastColumn="0" w:oddVBand="0" w:evenVBand="0" w:oddHBand="0" w:evenHBand="0" w:firstRowFirstColumn="0" w:firstRowLastColumn="0" w:lastRowFirstColumn="0" w:lastRowLastColumn="0"/>
+            <w:tcW w:w="0" w:type="auto"/>
+            <w:hideMark/>
+          </w:tcPr>
+          <w:p>
+            <w:pPr>
+              <w:spacing w:line="360" w:lineRule="auto"/>
+              <w:jc w:val="center"/>
+              <w:rPr>
+                <w:rFonts w:ascii="Times New Roman" w:hAnsi="Times New Roman" w:cs="Times New Roman"/>
+                <w:bCs w:val="0"/>
+                <w:sz w:val="24"/>
+                <w:szCs w:val="24"/>
+              </w:rPr>
+            </w:pPr>
+            <w:r>
+              <w:rPr>
+                <w:rFonts w:ascii="Times New Roman" w:hAnsi="Times New Roman" w:cs="Times New Roman"/>
+                <w:b w:val="0"/>
+                <w:sz w:val="24"/>
+                <w:szCs w:val="24"/>
+              </w:rPr>
+              <w:t>Device</w:t>
+            </w:r>
+          </w:p>
+        </w:tc>
+        <w:tc>
+          <w:tcPr>
+            <w:tcW w:w="0" w:type="auto"/>
+            <w:hideMark/>
+          </w:tcPr>
+          <w:p>
+            <w:pPr>
+              <w:spacing w:line="360" w:lineRule="auto"/>
+              <w:jc w:val="center"/>
+              <w:cnfStyle w:val="100000000000" w:firstRow="1" w:lastRow="0" w:firstColumn="0" w:lastColumn="0" w:oddVBand="0" w:evenVBand="0" w:oddHBand="0" w:evenHBand="0" w:firstRowFirstColumn="0" w:firstRowLastColumn="0" w:lastRowFirstColumn="0" w:lastRowLastColumn="0"/>
+              <w:rPr>
+                <w:rFonts w:ascii="Times New Roman" w:hAnsi="Times New Roman" w:cs="Times New Roman"/>
+                <w:b w:val="0"/>
+                <w:bCs w:val="0"/>
+                <w:sz w:val="24"/>
+                <w:szCs w:val="24"/>
+              </w:rPr>
+            </w:pPr>
+            <w:r>
+              <w:rPr>
+                <w:rFonts w:ascii="Times New Roman" w:hAnsi="Times New Roman" w:cs="Times New Roman"/>
+                <w:b w:val="0"/>
+                <w:sz w:val="24"/>
+                <w:szCs w:val="24"/>
+              </w:rPr>
+              <w:t>Interface</w:t>
+            </w:r>
+          </w:p>
+        </w:tc>
+        <w:tc>
+          <w:tcPr>
+            <w:tcW w:w="0" w:type="auto"/>
+            <w:hideMark/>
+          </w:tcPr>
+          <w:p>
+            <w:pPr>
+              <w:spacing w:line="360" w:lineRule="auto"/>
+              <w:jc w:val="center"/>
+              <w:cnfStyle w:val="100000000000" w:firstRow="1" w:lastRow="0" w:firstColumn="0" w:lastColumn="0" w:oddVBand="0" w:evenVBand="0" w:oddHBand="0" w:evenHBand="0" w:firstRowFirstColumn="0" w:firstRowLastColumn="0" w:lastRowFirstColumn="0" w:lastRowLastColumn="0"/>
+              <w:rPr>
+                <w:rFonts w:ascii="Times New Roman" w:hAnsi="Times New Roman" w:cs="Times New Roman"/>
+                <w:b w:val="0"/>
+                <w:bCs w:val="0"/>
+                <w:sz w:val="24"/>
+                <w:szCs w:val="24"/>
+              </w:rPr>
+            </w:pPr>
+            <w:r>
+              <w:rPr>
+                <w:rFonts w:ascii="Times New Roman" w:hAnsi="Times New Roman" w:cs="Times New Roman"/>
+                <w:b w:val="0"/>
+                <w:sz w:val="24"/>
+                <w:szCs w:val="24"/>
+              </w:rPr>
+              <w:t>IP Address</w:t>
+            </w:r>
+          </w:p>
+        </w:tc>
+        <w:tc>
+          <w:tcPr>
+            <w:tcW w:w="0" w:type="auto"/>
+            <w:hideMark/>
+          </w:tcPr>
+          <w:p>
+            <w:pPr>
+              <w:spacing w:line="360" w:lineRule="auto"/>
+              <w:jc w:val="center"/>
+              <w:cnfStyle w:val="100000000000" w:firstRow="1" w:lastRow="0" w:firstColumn="0" w:lastColumn="0" w:oddVBand="0" w:evenVBand="0" w:oddHBand="0" w:evenHBand="0" w:firstRowFirstColumn="0" w:firstRowLastColumn="0" w:lastRowFirstColumn="0" w:lastRowLastColumn="0"/>
+              <w:rPr>
+                <w:rFonts w:ascii="Times New Roman" w:hAnsi="Times New Roman" w:cs="Times New Roman"/>
+                <w:b w:val="0"/>
+                <w:bCs w:val="0"/>
+                <w:sz w:val="24"/>
+                <w:szCs w:val="24"/>
+              </w:rPr>
+            </w:pPr>
+            <w:r>
+              <w:rPr>
+                <w:rFonts w:ascii="Times New Roman" w:hAnsi="Times New Roman" w:cs="Times New Roman"/>
+                <w:b w:val="0"/>
+                <w:sz w:val="24"/>
+                <w:szCs w:val="24"/>
+              </w:rPr>
+              <w:t>Subnet Mask</w:t>
+            </w:r>
+          </w:p>
+        </w:tc>
+        <w:tc>
+          <w:tcPr>
+            <w:tcW w:w="0" w:type="auto"/>
+            <w:hideMark/>
+          </w:tcPr>
+          <w:p>
+            <w:pPr>
+              <w:spacing w:line="360" w:lineRule="auto"/>
+              <w:jc w:val="center"/>
+              <w:cnfStyle w:val="100000000000" w:firstRow="1" w:lastRow="0" w:firstColumn="0" w:lastColumn="0" w:oddVBand="0" w:evenVBand="0" w:oddHBand="0" w:evenHBand="0" w:firstRowFirstColumn="0" w:firstRowLastColumn="0" w:lastRowFirstColumn="0" w:lastRowLastColumn="0"/>
+              <w:rPr>
+                <w:rFonts w:ascii="Times New Roman" w:hAnsi="Times New Roman" w:cs="Times New Roman"/>
+                <w:b w:val="0"/>
+                <w:bCs w:val="0"/>
+                <w:sz w:val="24"/>
+                <w:szCs w:val="24"/>
+              </w:rPr>
+            </w:pPr>
+            <w:r>
+              <w:rPr>
+                <w:rFonts w:ascii="Times New Roman" w:hAnsi="Times New Roman" w:cs="Times New Roman"/>
+                <w:b w:val="0"/>
+                <w:sz w:val="24"/>
+                <w:szCs w:val="24"/>
+              </w:rPr>
+              <w:t>Default Gateway</w:t>
+            </w:r>
+          </w:p>
+        </w:tc>
+      </w:tr>
+      <w:tr>
+        <w:trPr>
+          <w:cnfStyle w:val="000000100000" w:firstRow="0" w:lastRow="0" w:firstColumn="0" w:lastColumn="0" w:oddVBand="0" w:evenVBand="0" w:oddHBand="1" w:evenHBand="0" w:firstRowFirstColumn="0" w:firstRowLastColumn="0" w:lastRowFirstColumn="0" w:lastRowLastColumn="0"/>
+        </w:trPr>
+        <w:tc>
+          <w:tcPr>
+            <w:cnfStyle w:val="001000000000" w:firstRow="0" w:lastRow="0" w:firstColumn="1" w:lastColumn="0" w:oddVBand="0" w:evenVBand="0" w:oddHBand="0" w:evenHBand="0" w:firstRowFirstColumn="0" w:firstRowLastColumn="0" w:lastRowFirstColumn="0" w:lastRowLastColumn="0"/>
+            <w:tcW w:w="0" w:type="auto"/>
+            <w:hideMark/>
+          </w:tcPr>
+          <w:p>
+            <w:pPr>
+              <w:spacing w:line="360" w:lineRule="auto"/>
+              <w:rPr>
+                <w:rFonts w:ascii="Times New Roman" w:hAnsi="Times New Roman" w:cs="Times New Roman"/>
+                <w:b w:val="0"/>
+                <w:sz w:val="24"/>
+                <w:szCs w:val="24"/>
+              </w:rPr>
+            </w:pPr>
+            <w:r>
+              <w:rPr>
+                <w:rFonts w:ascii="Times New Roman" w:hAnsi="Times New Roman" w:cs="Times New Roman"/>
+                <w:sz w:val="24"/>
+                <w:szCs w:val="24"/>
+              </w:rPr>
+              <w:t>R2-Branch</w:t>
+            </w:r>
+          </w:p>
+        </w:tc>
+        <w:tc>
+          <w:tcPr>
+            <w:tcW w:w="0" w:type="auto"/>
+            <w:hideMark/>
+          </w:tcPr>
+          <w:p>
+            <w:pPr>
+              <w:spacing w:line="360" w:lineRule="auto"/>
+              <w:cnfStyle w:val="000000100000" w:firstRow="0" w:lastRow="0" w:firstColumn="0" w:lastColumn="0" w:oddVBand="0" w:evenVBand="0" w:oddHBand="1" w:evenHBand="0" w:firstRowFirstColumn="0" w:firstRowLastColumn="0" w:lastRowFirstColumn="0" w:lastRowLastColumn="0"/>
+              <w:rPr>
+                <w:rFonts w:ascii="Times New Roman" w:hAnsi="Times New Roman" w:cs="Times New Roman"/>
+                <w:sz w:val="24"/>
+                <w:szCs w:val="24"/>
+              </w:rPr>
+            </w:pPr>
+            <w:r>
+              <w:rPr>
+                <w:rFonts w:ascii="Times New Roman" w:hAnsi="Times New Roman" w:cs="Times New Roman"/>
+                <w:sz w:val="24"/>
+                <w:szCs w:val="24"/>
+              </w:rPr>
+              <w:t>GigabitEthernet0/0</w:t>
+            </w:r>
+          </w:p>
+        </w:tc>
+        <w:tc>
+          <w:tcPr>
+            <w:tcW w:w="0" w:type="auto"/>
+            <w:hideMark/>
+          </w:tcPr>
+          <w:p>
+            <w:pPr>
+              <w:spacing w:line="360" w:lineRule="auto"/>
+              <w:cnfStyle w:val="000000100000" w:firstRow="0" w:lastRow="0" w:firstColumn="0" w:lastColumn="0" w:oddVBand="0" w:evenVBand="0" w:oddHBand="1" w:evenHBand="0" w:firstRowFirstColumn="0" w:firstRowLastColumn="0" w:lastRowFirstColumn="0" w:lastRowLastColumn="0"/>
+              <w:rPr>
+                <w:rFonts w:ascii="Times New Roman" w:hAnsi="Times New Roman" w:cs="Times New Roman"/>
+                <w:sz w:val="24"/>
+                <w:szCs w:val="24"/>
+              </w:rPr>
+            </w:pPr>
+            <w:r>
+              <w:rPr>
+                <w:rFonts w:ascii="Times New Roman" w:hAnsi="Times New Roman" w:cs="Times New Roman"/>
+                <w:sz w:val="24"/>
+                <w:szCs w:val="24"/>
+              </w:rPr>
+              <w:t>172.16.30.1</w:t>
+            </w:r>
+          </w:p>
+        </w:tc>
+        <w:tc>
+          <w:tcPr>
+            <w:tcW w:w="0" w:type="auto"/>
+            <w:hideMark/>
+          </w:tcPr>
+          <w:p>
+            <w:pPr>
+              <w:spacing w:line="360" w:lineRule="auto"/>
+              <w:cnfStyle w:val="000000100000" w:firstRow="0" w:lastRow="0" w:firstColumn="0" w:lastColumn="0" w:oddVBand="0" w:evenVBand="0" w:oddHBand="1" w:evenHBand="0" w:firstRowFirstColumn="0" w:firstRowLastColumn="0" w:lastRowFirstColumn="0" w:lastRowLastColumn="0"/>
+              <w:rPr>
+                <w:rFonts w:ascii="Times New Roman" w:hAnsi="Times New Roman" w:cs="Times New Roman"/>
+                <w:sz w:val="24"/>
+                <w:szCs w:val="24"/>
+              </w:rPr>
+            </w:pPr>
+            <w:r>
+              <w:rPr>
+                <w:rFonts w:ascii="Times New Roman" w:hAnsi="Times New Roman" w:cs="Times New Roman"/>
+                <w:sz w:val="24"/>
+                <w:szCs w:val="24"/>
+              </w:rPr>
+              <w:t>255.255.255.0</w:t>
+            </w:r>
+          </w:p>
+        </w:tc>
+        <w:tc>
+          <w:tcPr>
+            <w:tcW w:w="0" w:type="auto"/>
+            <w:hideMark/>
+          </w:tcPr>
+          <w:p>
+            <w:pPr>
+              <w:spacing w:line="360" w:lineRule="auto"/>
+              <w:cnfStyle w:val="000000100000" w:firstRow="0" w:lastRow="0" w:firstColumn="0" w:lastColumn="0" w:oddVBand="0" w:evenVBand="0" w:oddHBand="1" w:evenHBand="0" w:firstRowFirstColumn="0" w:firstRowLastColumn="0" w:lastRowFirstColumn="0" w:lastRowLastColumn="0"/>
+              <w:rPr>
+                <w:rFonts w:ascii="Times New Roman" w:hAnsi="Times New Roman" w:cs="Times New Roman"/>
+                <w:sz w:val="24"/>
+                <w:szCs w:val="24"/>
+              </w:rPr>
+            </w:pPr>
+            <w:r>
+              <w:rPr>
+                <w:rFonts w:ascii="Times New Roman" w:hAnsi="Times New Roman" w:cs="Times New Roman"/>
+                <w:sz w:val="24"/>
+                <w:szCs w:val="24"/>
+              </w:rPr>
+              <w:t>—</w:t>
+            </w:r>
+          </w:p>
+        </w:tc>
+      </w:tr>
+      <w:tr>
+        <w:tc>
+          <w:tcPr>
+            <w:cnfStyle w:val="001000000000" w:firstRow="0" w:lastRow="0" w:firstColumn="1" w:lastColumn="0" w:oddVBand="0" w:evenVBand="0" w:oddHBand="0" w:evenHBand="0" w:firstRowFirstColumn="0" w:firstRowLastColumn="0" w:lastRowFirstColumn="0" w:lastRowLastColumn="0"/>
+            <w:tcW w:w="0" w:type="auto"/>
+            <w:hideMark/>
+          </w:tcPr>
+          <w:p>
+            <w:pPr>
+              <w:spacing w:line="360" w:lineRule="auto"/>
+              <w:rPr>
+                <w:rFonts w:ascii="Times New Roman" w:hAnsi="Times New Roman" w:cs="Times New Roman"/>
+                <w:sz w:val="24"/>
+                <w:szCs w:val="24"/>
+              </w:rPr>
+            </w:pPr>
+            <w:r>
+              <w:rPr>
+                <w:rFonts w:ascii="Times New Roman" w:hAnsi="Times New Roman" w:cs="Times New Roman"/>
+                <w:sz w:val="24"/>
+                <w:szCs w:val="24"/>
+              </w:rPr>
+              <w:t>Library-PC1</w:t>
+            </w:r>
+          </w:p>
+        </w:tc>
+        <w:tc>
+          <w:tcPr>
+            <w:tcW w:w="0" w:type="auto"/>
+            <w:hideMark/>
+          </w:tcPr>
+          <w:p>
+            <w:pPr>
+              <w:spacing w:line="360" w:lineRule="auto"/>
+              <w:cnfStyle w:val="000000000000" w:firstRow="0" w:lastRow="0" w:firstColumn="0" w:lastColumn="0" w:oddVBand="0" w:evenVBand="0" w:oddHBand="0" w:evenHBand="0" w:firstRowFirstColumn="0" w:firstRowLastColumn="0" w:lastRowFirstColumn="0" w:lastRowLastColumn="0"/>
+              <w:rPr>
+                <w:rFonts w:ascii="Times New Roman" w:hAnsi="Times New Roman" w:cs="Times New Roman"/>
+                <w:sz w:val="24"/>
+                <w:szCs w:val="24"/>
+              </w:rPr>
+            </w:pPr>
+            <w:r>
+              <w:rPr>
+                <w:rFonts w:ascii="Times New Roman" w:hAnsi="Times New Roman" w:cs="Times New Roman"/>
+                <w:sz w:val="24"/>
+                <w:szCs w:val="24"/>
+              </w:rPr>
+              <w:t>FastEthernet0</w:t>
+            </w:r>
+          </w:p>
+        </w:tc>
+        <w:tc>
+          <w:tcPr>
+            <w:tcW w:w="0" w:type="auto"/>
+            <w:hideMark/>
+          </w:tcPr>
+          <w:p>
+            <w:pPr>
+              <w:spacing w:line="360" w:lineRule="auto"/>
+              <w:cnfStyle w:val="000000000000" w:firstRow="0" w:lastRow="0" w:firstColumn="0" w:lastColumn="0" w:oddVBand="0" w:evenVBand="0" w:oddHBand="0" w:evenHBand="0" w:firstRowFirstColumn="0" w:firstRowLastColumn="0" w:lastRowFirstColumn="0" w:lastRowLastColumn="0"/>
+              <w:rPr>
+                <w:rFonts w:ascii="Times New Roman" w:hAnsi="Times New Roman" w:cs="Times New Roman"/>
+                <w:sz w:val="24"/>
+                <w:szCs w:val="24"/>
+              </w:rPr>
+            </w:pPr>
+            <w:r>
+              <w:rPr>
+                <w:rFonts w:ascii="Times New Roman" w:hAnsi="Times New Roman" w:cs="Times New Roman"/>
+                <w:sz w:val="24"/>
+                <w:szCs w:val="24"/>
+              </w:rPr>
+              <w:t>172.16.30.11</w:t>
+            </w:r>
+          </w:p>
+        </w:tc>
+        <w:tc>
+          <w:tcPr>
+            <w:tcW w:w="0" w:type="auto"/>
+            <w:hideMark/>
+          </w:tcPr>
+          <w:p>
+            <w:pPr>
+              <w:spacing w:line="360" w:lineRule="auto"/>
+              <w:cnfStyle w:val="000000000000" w:firstRow="0" w:lastRow="0" w:firstColumn="0" w:lastColumn="0" w:oddVBand="0" w:evenVBand="0" w:oddHBand="0" w:evenHBand="0" w:firstRowFirstColumn="0" w:firstRowLastColumn="0" w:lastRowFirstColumn="0" w:lastRowLastColumn="0"/>
+              <w:rPr>
+                <w:rFonts w:ascii="Times New Roman" w:hAnsi="Times New Roman" w:cs="Times New Roman"/>
+                <w:sz w:val="24"/>
+                <w:szCs w:val="24"/>
+              </w:rPr>
+            </w:pPr>
+            <w:r>
+              <w:rPr>
+                <w:rFonts w:ascii="Times New Roman" w:hAnsi="Times New Roman" w:cs="Times New Roman"/>
+                <w:sz w:val="24"/>
+                <w:szCs w:val="24"/>
+              </w:rPr>
+              <w:t>255.255.255.0</w:t>
+            </w:r>
+          </w:p>
+        </w:tc>
+        <w:tc>
+          <w:tcPr>
+            <w:tcW w:w="0" w:type="auto"/>
+            <w:hideMark/>
+          </w:tcPr>
+          <w:p>
+            <w:pPr>
+              <w:spacing w:line="360" w:lineRule="auto"/>
+              <w:cnfStyle w:val="000000000000" w:firstRow="0" w:lastRow="0" w:firstColumn="0" w:lastColumn="0" w:oddVBand="0" w:evenVBand="0" w:oddHBand="0" w:evenHBand="0" w:firstRowFirstColumn="0" w:firstRowLastColumn="0" w:lastRowFirstColumn="0" w:lastRowLastColumn="0"/>
+              <w:rPr>
+                <w:rFonts w:ascii="Times New Roman" w:hAnsi="Times New Roman" w:cs="Times New Roman"/>
+                <w:sz w:val="24"/>
+                <w:szCs w:val="24"/>
+              </w:rPr>
+            </w:pPr>
+            <w:r>
+              <w:rPr>
+                <w:rFonts w:ascii="Times New Roman" w:hAnsi="Times New Roman" w:cs="Times New Roman"/>
+                <w:sz w:val="24"/>
+                <w:szCs w:val="24"/>
+              </w:rPr>
+              <w:t>172.16.30.1</w:t>
+            </w:r>
+          </w:p>
+        </w:tc>
+      </w:tr>
+      <w:tr>
+        <w:trPr>
+          <w:cnfStyle w:val="000000100000" w:firstRow="0" w:lastRow="0" w:firstColumn="0" w:lastColumn="0" w:oddVBand="0" w:evenVBand="0" w:oddHBand="1" w:evenHBand="0" w:firstRowFirstColumn="0" w:firstRowLastColumn="0" w:lastRowFirstColumn="0" w:lastRowLastColumn="0"/>
+        </w:trPr>
+        <w:tc>
+          <w:tcPr>
+            <w:cnfStyle w:val="001000000000" w:firstRow="0" w:lastRow="0" w:firstColumn="1" w:lastColumn="0" w:oddVBand="0" w:evenVBand="0" w:oddHBand="0" w:evenHBand="0" w:firstRowFirstColumn="0" w:firstRowLastColumn="0" w:lastRowFirstColumn="0" w:lastRowLastColumn="0"/>
+            <w:tcW w:w="0" w:type="auto"/>
+            <w:hideMark/>
+          </w:tcPr>
+          <w:p>
+            <w:pPr>
+              <w:spacing w:line="360" w:lineRule="auto"/>
+              <w:rPr>
+                <w:rFonts w:ascii="Times New Roman" w:hAnsi="Times New Roman" w:cs="Times New Roman"/>
+                <w:sz w:val="24"/>
+                <w:szCs w:val="24"/>
+              </w:rPr>
+            </w:pPr>
+            <w:r>
+              <w:rPr>
+                <w:rFonts w:ascii="Times New Roman" w:hAnsi="Times New Roman" w:cs="Times New Roman"/>
+                <w:sz w:val="24"/>
+                <w:szCs w:val="24"/>
+              </w:rPr>
+              <w:t>Library-PC2</w:t>
+            </w:r>
+          </w:p>
+        </w:tc>
+        <w:tc>
+          <w:tcPr>
+            <w:tcW w:w="0" w:type="auto"/>
+            <w:hideMark/>
+          </w:tcPr>
+          <w:p>
+            <w:pPr>
+              <w:spacing w:line="360" w:lineRule="auto"/>
+              <w:cnfStyle w:val="000000100000" w:firstRow="0" w:lastRow="0" w:firstColumn="0" w:lastColumn="0" w:oddVBand="0" w:evenVBand="0" w:oddHBand="1" w:evenHBand="0" w:firstRowFirstColumn="0" w:firstRowLastColumn="0" w:lastRowFirstColumn="0" w:lastRowLastColumn="0"/>
+              <w:rPr>
+                <w:rFonts w:ascii="Times New Roman" w:hAnsi="Times New Roman" w:cs="Times New Roman"/>
+                <w:sz w:val="24"/>
+                <w:szCs w:val="24"/>
+              </w:rPr>
+            </w:pPr>
+            <w:r>
+              <w:rPr>
+                <w:rFonts w:ascii="Times New Roman" w:hAnsi="Times New Roman" w:cs="Times New Roman"/>
+                <w:sz w:val="24"/>
+                <w:szCs w:val="24"/>
+              </w:rPr>
+              <w:t>FastEthernet0</w:t>
+            </w:r>
+          </w:p>
+        </w:tc>
+        <w:tc>
+          <w:tcPr>
+            <w:tcW w:w="0" w:type="auto"/>
+            <w:hideMark/>
+          </w:tcPr>
+          <w:p>
+            <w:pPr>
+              <w:spacing w:line="360" w:lineRule="auto"/>
+              <w:cnfStyle w:val="000000100000" w:firstRow="0" w:lastRow="0" w:firstColumn="0" w:lastColumn="0" w:oddVBand="0" w:evenVBand="0" w:oddHBand="1" w:evenHBand="0" w:firstRowFirstColumn="0" w:firstRowLastColumn="0" w:lastRowFirstColumn="0" w:lastRowLastColumn="0"/>
+              <w:rPr>
+                <w:rFonts w:ascii="Times New Roman" w:hAnsi="Times New Roman" w:cs="Times New Roman"/>
+                <w:sz w:val="24"/>
+                <w:szCs w:val="24"/>
+              </w:rPr>
+            </w:pPr>
+            <w:r>
+              <w:rPr>
+                <w:rFonts w:ascii="Times New Roman" w:hAnsi="Times New Roman" w:cs="Times New Roman"/>
+                <w:sz w:val="24"/>
+                <w:szCs w:val="24"/>
+              </w:rPr>
+              <w:t>172.16.30.12</w:t>
+            </w:r>
+          </w:p>
+        </w:tc>
+        <w:tc>
+          <w:tcPr>
+            <w:tcW w:w="0" w:type="auto"/>
+            <w:hideMark/>
+          </w:tcPr>
+          <w:p>
+            <w:pPr>
+              <w:spacing w:line="360" w:lineRule="auto"/>
+              <w:cnfStyle w:val="000000100000" w:firstRow="0" w:lastRow="0" w:firstColumn="0" w:lastColumn="0" w:oddVBand="0" w:evenVBand="0" w:oddHBand="1" w:evenHBand="0" w:firstRowFirstColumn="0" w:firstRowLastColumn="0" w:lastRowFirstColumn="0" w:lastRowLastColumn="0"/>
+              <w:rPr>
+                <w:rFonts w:ascii="Times New Roman" w:hAnsi="Times New Roman" w:cs="Times New Roman"/>
+                <w:sz w:val="24"/>
+                <w:szCs w:val="24"/>
+              </w:rPr>
+            </w:pPr>
+            <w:r>
+              <w:rPr>
+                <w:rFonts w:ascii="Times New Roman" w:hAnsi="Times New Roman" w:cs="Times New Roman"/>
+                <w:sz w:val="24"/>
+                <w:szCs w:val="24"/>
+              </w:rPr>
+              <w:t>255.255.255.0</w:t>
+            </w:r>
+          </w:p>
+        </w:tc>
+        <w:tc>
+          <w:tcPr>
+            <w:tcW w:w="0" w:type="auto"/>
+            <w:hideMark/>
+          </w:tcPr>
+          <w:p>
+            <w:pPr>
+              <w:spacing w:line="360" w:lineRule="auto"/>
+              <w:cnfStyle w:val="000000100000" w:firstRow="0" w:lastRow="0" w:firstColumn="0" w:lastColumn="0" w:oddVBand="0" w:evenVBand="0" w:oddHBand="1" w:evenHBand="0" w:firstRowFirstColumn="0" w:firstRowLastColumn="0" w:lastRowFirstColumn="0" w:lastRowLastColumn="0"/>
+              <w:rPr>
+                <w:rFonts w:ascii="Times New Roman" w:hAnsi="Times New Roman" w:cs="Times New Roman"/>
+                <w:sz w:val="24"/>
+                <w:szCs w:val="24"/>
+              </w:rPr>
+            </w:pPr>
+            <w:r>
+              <w:rPr>
+                <w:rFonts w:ascii="Times New Roman" w:hAnsi="Times New Roman" w:cs="Times New Roman"/>
+                <w:sz w:val="24"/>
+                <w:szCs w:val="24"/>
+              </w:rPr>
+              <w:t>172.16.30.1</w:t>
+            </w:r>
+          </w:p>
+        </w:tc>
+      </w:tr>
+      <w:tr>
+        <w:tc>
+          <w:tcPr>
+            <w:cnfStyle w:val="001000000000" w:firstRow="0" w:lastRow="0" w:firstColumn="1" w:lastColumn="0" w:oddVBand="0" w:evenVBand="0" w:oddHBand="0" w:evenHBand="0" w:firstRowFirstColumn="0" w:firstRowLastColumn="0" w:lastRowFirstColumn="0" w:lastRowLastColumn="0"/>
+            <w:tcW w:w="0" w:type="auto"/>
+            <w:hideMark/>
+          </w:tcPr>
+          <w:p>
+            <w:pPr>
+              <w:spacing w:line="360" w:lineRule="auto"/>
+              <w:rPr>
+                <w:rFonts w:ascii="Times New Roman" w:hAnsi="Times New Roman" w:cs="Times New Roman"/>
+                <w:sz w:val="24"/>
+                <w:szCs w:val="24"/>
+              </w:rPr>
+            </w:pPr>
+            <w:r>
+              <w:rPr>
+                <w:rFonts w:ascii="Times New Roman" w:hAnsi="Times New Roman" w:cs="Times New Roman"/>
+                <w:sz w:val="24"/>
+                <w:szCs w:val="24"/>
+              </w:rPr>
+              <w:t>Library-PC3</w:t>
+            </w:r>
+          </w:p>
+        </w:tc>
+        <w:tc>
+          <w:tcPr>
+            <w:tcW w:w="0" w:type="auto"/>
+            <w:hideMark/>
+          </w:tcPr>
+          <w:p>
+            <w:pPr>
+              <w:spacing w:line="360" w:lineRule="auto"/>
+              <w:cnfStyle w:val="000000000000" w:firstRow="0" w:lastRow="0" w:firstColumn="0" w:lastColumn="0" w:oddVBand="0" w:evenVBand="0" w:oddHBand="0" w:evenHBand="0" w:firstRowFirstColumn="0" w:firstRowLastColumn="0" w:lastRowFirstColumn="0" w:lastRowLastColumn="0"/>
+              <w:rPr>
+                <w:rFonts w:ascii="Times New Roman" w:hAnsi="Times New Roman" w:cs="Times New Roman"/>
+                <w:sz w:val="24"/>
+                <w:szCs w:val="24"/>
+              </w:rPr>
+            </w:pPr>
+            <w:r>
+              <w:rPr>
+                <w:rFonts w:ascii="Times New Roman" w:hAnsi="Times New Roman" w:cs="Times New Roman"/>
+                <w:sz w:val="24"/>
+                <w:szCs w:val="24"/>
+              </w:rPr>
+              <w:t>FastEthernet0</w:t>
+            </w:r>
+          </w:p>
+        </w:tc>
+        <w:tc>
+          <w:tcPr>
+            <w:tcW w:w="0" w:type="auto"/>
+            <w:hideMark/>
+          </w:tcPr>
+          <w:p>
+            <w:pPr>
+              <w:spacing w:line="360" w:lineRule="auto"/>
+              <w:cnfStyle w:val="000000000000" w:firstRow="0" w:lastRow="0" w:firstColumn="0" w:lastColumn="0" w:oddVBand="0" w:evenVBand="0" w:oddHBand="0" w:evenHBand="0" w:firstRowFirstColumn="0" w:firstRowLastColumn="0" w:lastRowFirstColumn="0" w:lastRowLastColumn="0"/>
+              <w:rPr>
+                <w:rFonts w:ascii="Times New Roman" w:hAnsi="Times New Roman" w:cs="Times New Roman"/>
+                <w:sz w:val="24"/>
+                <w:szCs w:val="24"/>
+              </w:rPr>
+            </w:pPr>
+            <w:r>
+              <w:rPr>
+                <w:rFonts w:ascii="Times New Roman" w:hAnsi="Times New Roman" w:cs="Times New Roman"/>
+                <w:sz w:val="24"/>
+                <w:szCs w:val="24"/>
+              </w:rPr>
+              <w:t>172.16.30.13</w:t>
+            </w:r>
+          </w:p>
+        </w:tc>
+        <w:tc>
+          <w:tcPr>
+            <w:tcW w:w="0" w:type="auto"/>
+            <w:hideMark/>
+          </w:tcPr>
+          <w:p>
+            <w:pPr>
+              <w:spacing w:line="360" w:lineRule="auto"/>
+              <w:cnfStyle w:val="000000000000" w:firstRow="0" w:lastRow="0" w:firstColumn="0" w:lastColumn="0" w:oddVBand="0" w:evenVBand="0" w:oddHBand="0" w:evenHBand="0" w:firstRowFirstColumn="0" w:firstRowLastColumn="0" w:lastRowFirstColumn="0" w:lastRowLastColumn="0"/>
+              <w:rPr>
+                <w:rFonts w:ascii="Times New Roman" w:hAnsi="Times New Roman" w:cs="Times New Roman"/>
+                <w:sz w:val="24"/>
+                <w:szCs w:val="24"/>
+              </w:rPr>
+            </w:pPr>
+            <w:r>
+              <w:rPr>
+                <w:rFonts w:ascii="Times New Roman" w:hAnsi="Times New Roman" w:cs="Times New Roman"/>
+                <w:sz w:val="24"/>
+                <w:szCs w:val="24"/>
+              </w:rPr>
+              <w:t>255.255.255.0</w:t>
+            </w:r>
+          </w:p>
+        </w:tc>
+        <w:tc>
+          <w:tcPr>
+            <w:tcW w:w="0" w:type="auto"/>
+            <w:hideMark/>
+          </w:tcPr>
+          <w:p>
+            <w:pPr>
+              <w:spacing w:line="360" w:lineRule="auto"/>
+              <w:cnfStyle w:val="000000000000" w:firstRow="0" w:lastRow="0" w:firstColumn="0" w:lastColumn="0" w:oddVBand="0" w:evenVBand="0" w:oddHBand="0" w:evenHBand="0" w:firstRowFirstColumn="0" w:firstRowLastColumn="0" w:lastRowFirstColumn="0" w:lastRowLastColumn="0"/>
+              <w:rPr>
+                <w:rFonts w:ascii="Times New Roman" w:hAnsi="Times New Roman" w:cs="Times New Roman"/>
+                <w:sz w:val="24"/>
+                <w:szCs w:val="24"/>
+              </w:rPr>
+            </w:pPr>
+            <w:r>
+              <w:rPr>
+                <w:rFonts w:ascii="Times New Roman" w:hAnsi="Times New Roman" w:cs="Times New Roman"/>
+                <w:sz w:val="24"/>
+                <w:szCs w:val="24"/>
+              </w:rPr>
+              <w:t>172.16.30.1</w:t>
+            </w:r>
+          </w:p>
+        </w:tc>
+      </w:tr>
+    </w:tbl>
+    <w:p/>
+    <w:p>
+      <w:pPr>
+        <w:pStyle w:val="NormalWeb"/>
+        <w:spacing w:line="360" w:lineRule="auto"/>
+      </w:pPr>
+      <w:r>
+        <w:rPr>
+          <w:rStyle w:val="Strong"/>
+        </w:rPr>
+        <w:t>Network Address:</w:t>
+      </w:r>
+      <w:r>
+        <w:t xml:space="preserve"> </w:t>
+      </w:r>
+      <w:r>
+        <w:rPr>
+          <w:rStyle w:val="HTMLCode"/>
+        </w:rPr>
+        <w:t>172.16.30.0/24</w:t>
+      </w:r>
+      <w:r>
+        <w:br/>
+      </w:r>
+      <w:r>
+        <w:rPr>
+          <w:rStyle w:val="Strong"/>
+        </w:rPr>
+        <w:t>Broadcast Address:</w:t>
+      </w:r>
+      <w:r>
+        <w:t xml:space="preserve"> </w:t>
+      </w:r>
+      <w:r>
+        <w:rPr>
+          <w:rStyle w:val="HTMLCode"/>
+        </w:rPr>
+        <w:t>172.16.30.255</w:t>
+      </w:r>
+    </w:p>
+    <w:p>
+      <w:pPr>
+        <w:pStyle w:val="Heading3"/>
+        <w:spacing w:line="360" w:lineRule="auto"/>
+        <w:rPr>
+          <w:rFonts w:ascii="Times New Roman" w:hAnsi="Times New Roman" w:cs="Times New Roman"/>
+        </w:rPr>
+      </w:pPr>
+      <w:r>
+        <w:rPr>
+          <w:rFonts w:ascii="Times New Roman" w:hAnsi="Times New Roman" w:cs="Times New Roman"/>
+        </w:rPr>
+        <w:t>LAN 4 – Faculty Office</w:t>
+      </w:r>
+    </w:p>
+    <w:tbl>
+      <w:tblPr>
+        <w:tblStyle w:val="PlainTable1"/>
+        <w:tblW w:w="0" w:type="auto"/>
+        <w:tblLook w:val="04A0" w:firstRow="1" w:lastRow="0" w:firstColumn="1" w:lastColumn="0" w:noHBand="0" w:noVBand="1"/>
+      </w:tblPr>
+      <w:tblGrid>
+        <w:gridCol w:w="1510"/>
+        <w:gridCol w:w="2056"/>
+        <w:gridCol w:w="1476"/>
+        <w:gridCol w:w="1596"/>
+        <w:gridCol w:w="1776"/>
+      </w:tblGrid>
+      <w:tr>
+        <w:trPr>
+          <w:cnfStyle w:val="100000000000" w:firstRow="1" w:lastRow="0" w:firstColumn="0" w:lastColumn="0" w:oddVBand="0" w:evenVBand="0" w:oddHBand="0" w:evenHBand="0" w:firstRowFirstColumn="0" w:firstRowLastColumn="0" w:lastRowFirstColumn="0" w:lastRowLastColumn="0"/>
+        </w:trPr>
+        <w:tc>
+          <w:tcPr>
+            <w:cnfStyle w:val="001000000000" w:firstRow="0" w:lastRow="0" w:firstColumn="1" w:lastColumn="0" w:oddVBand="0" w:evenVBand="0" w:oddHBand="0" w:evenHBand="0" w:firstRowFirstColumn="0" w:firstRowLastColumn="0" w:lastRowFirstColumn="0" w:lastRowLastColumn="0"/>
+            <w:tcW w:w="1510" w:type="dxa"/>
+            <w:hideMark/>
+          </w:tcPr>
+          <w:p>
+            <w:pPr>
+              <w:spacing w:line="360" w:lineRule="auto"/>
+              <w:jc w:val="center"/>
+              <w:rPr>
+                <w:rFonts w:ascii="Times New Roman" w:hAnsi="Times New Roman" w:cs="Times New Roman"/>
+                <w:bCs w:val="0"/>
+                <w:sz w:val="24"/>
+                <w:szCs w:val="24"/>
+              </w:rPr>
+            </w:pPr>
+            <w:r>
+              <w:rPr>
+                <w:rFonts w:ascii="Times New Roman" w:hAnsi="Times New Roman" w:cs="Times New Roman"/>
+                <w:b w:val="0"/>
+                <w:sz w:val="24"/>
+                <w:szCs w:val="24"/>
+              </w:rPr>
+              <w:t>Device</w:t>
+            </w:r>
+          </w:p>
+        </w:tc>
+        <w:tc>
+          <w:tcPr>
+            <w:tcW w:w="0" w:type="auto"/>
+            <w:hideMark/>
+          </w:tcPr>
+          <w:p>
+            <w:pPr>
+              <w:spacing w:line="360" w:lineRule="auto"/>
+              <w:jc w:val="center"/>
+              <w:cnfStyle w:val="100000000000" w:firstRow="1" w:lastRow="0" w:firstColumn="0" w:lastColumn="0" w:oddVBand="0" w:evenVBand="0" w:oddHBand="0" w:evenHBand="0" w:firstRowFirstColumn="0" w:firstRowLastColumn="0" w:lastRowFirstColumn="0" w:lastRowLastColumn="0"/>
+              <w:rPr>
+                <w:rFonts w:ascii="Times New Roman" w:hAnsi="Times New Roman" w:cs="Times New Roman"/>
+                <w:b w:val="0"/>
+                <w:bCs w:val="0"/>
+                <w:sz w:val="24"/>
+                <w:szCs w:val="24"/>
+              </w:rPr>
+            </w:pPr>
+            <w:r>
+              <w:rPr>
+                <w:rFonts w:ascii="Times New Roman" w:hAnsi="Times New Roman" w:cs="Times New Roman"/>
+                <w:b w:val="0"/>
+                <w:sz w:val="24"/>
+                <w:szCs w:val="24"/>
+              </w:rPr>
+              <w:t>Interface</w:t>
+            </w:r>
+          </w:p>
+        </w:tc>
+        <w:tc>
+          <w:tcPr>
+            <w:tcW w:w="0" w:type="auto"/>
+            <w:hideMark/>
+          </w:tcPr>
+          <w:p>
+            <w:pPr>
+              <w:spacing w:line="360" w:lineRule="auto"/>
+              <w:jc w:val="center"/>
+              <w:cnfStyle w:val="100000000000" w:firstRow="1" w:lastRow="0" w:firstColumn="0" w:lastColumn="0" w:oddVBand="0" w:evenVBand="0" w:oddHBand="0" w:evenHBand="0" w:firstRowFirstColumn="0" w:firstRowLastColumn="0" w:lastRowFirstColumn="0" w:lastRowLastColumn="0"/>
+              <w:rPr>
+                <w:rFonts w:ascii="Times New Roman" w:hAnsi="Times New Roman" w:cs="Times New Roman"/>
+                <w:b w:val="0"/>
+                <w:bCs w:val="0"/>
+                <w:sz w:val="24"/>
+                <w:szCs w:val="24"/>
+              </w:rPr>
+            </w:pPr>
+            <w:r>
+              <w:rPr>
+                <w:rFonts w:ascii="Times New Roman" w:hAnsi="Times New Roman" w:cs="Times New Roman"/>
+                <w:b w:val="0"/>
+                <w:sz w:val="24"/>
+                <w:szCs w:val="24"/>
+              </w:rPr>
+              <w:t>IP Address</w:t>
+            </w:r>
+          </w:p>
+        </w:tc>
+        <w:tc>
+          <w:tcPr>
+            <w:tcW w:w="0" w:type="auto"/>
+            <w:hideMark/>
+          </w:tcPr>
+          <w:p>
+            <w:pPr>
+              <w:spacing w:line="360" w:lineRule="auto"/>
+              <w:jc w:val="center"/>
+              <w:cnfStyle w:val="100000000000" w:firstRow="1" w:lastRow="0" w:firstColumn="0" w:lastColumn="0" w:oddVBand="0" w:evenVBand="0" w:oddHBand="0" w:evenHBand="0" w:firstRowFirstColumn="0" w:firstRowLastColumn="0" w:lastRowFirstColumn="0" w:lastRowLastColumn="0"/>
+              <w:rPr>
+                <w:rFonts w:ascii="Times New Roman" w:hAnsi="Times New Roman" w:cs="Times New Roman"/>
+                <w:b w:val="0"/>
+                <w:bCs w:val="0"/>
+                <w:sz w:val="24"/>
+                <w:szCs w:val="24"/>
+              </w:rPr>
+            </w:pPr>
+            <w:r>
+              <w:rPr>
+                <w:rFonts w:ascii="Times New Roman" w:hAnsi="Times New Roman" w:cs="Times New Roman"/>
+                <w:b w:val="0"/>
+                <w:sz w:val="24"/>
+                <w:szCs w:val="24"/>
+              </w:rPr>
+              <w:t>Subnet Mask</w:t>
+            </w:r>
+          </w:p>
+        </w:tc>
+        <w:tc>
+          <w:tcPr>
+            <w:tcW w:w="0" w:type="auto"/>
+            <w:hideMark/>
+          </w:tcPr>
+          <w:p>
+            <w:pPr>
+              <w:spacing w:line="360" w:lineRule="auto"/>
+              <w:jc w:val="center"/>
+              <w:cnfStyle w:val="100000000000" w:firstRow="1" w:lastRow="0" w:firstColumn="0" w:lastColumn="0" w:oddVBand="0" w:evenVBand="0" w:oddHBand="0" w:evenHBand="0" w:firstRowFirstColumn="0" w:firstRowLastColumn="0" w:lastRowFirstColumn="0" w:lastRowLastColumn="0"/>
+              <w:rPr>
+                <w:rFonts w:ascii="Times New Roman" w:hAnsi="Times New Roman" w:cs="Times New Roman"/>
+                <w:b w:val="0"/>
+                <w:bCs w:val="0"/>
+                <w:sz w:val="24"/>
+                <w:szCs w:val="24"/>
+              </w:rPr>
+            </w:pPr>
+            <w:r>
+              <w:rPr>
+                <w:rFonts w:ascii="Times New Roman" w:hAnsi="Times New Roman" w:cs="Times New Roman"/>
+                <w:b w:val="0"/>
+                <w:sz w:val="24"/>
+                <w:szCs w:val="24"/>
+              </w:rPr>
+              <w:t>Default Gateway</w:t>
+            </w:r>
+          </w:p>
+        </w:tc>
+      </w:tr>
+      <w:tr>
+        <w:trPr>
+          <w:cnfStyle w:val="000000100000" w:firstRow="0" w:lastRow="0" w:firstColumn="0" w:lastColumn="0" w:oddVBand="0" w:evenVBand="0" w:oddHBand="1" w:evenHBand="0" w:firstRowFirstColumn="0" w:firstRowLastColumn="0" w:lastRowFirstColumn="0" w:lastRowLastColumn="0"/>
+        </w:trPr>
+        <w:tc>
+          <w:tcPr>
+            <w:cnfStyle w:val="001000000000" w:firstRow="0" w:lastRow="0" w:firstColumn="1" w:lastColumn="0" w:oddVBand="0" w:evenVBand="0" w:oddHBand="0" w:evenHBand="0" w:firstRowFirstColumn="0" w:firstRowLastColumn="0" w:lastRowFirstColumn="0" w:lastRowLastColumn="0"/>
+            <w:tcW w:w="0" w:type="auto"/>
+            <w:hideMark/>
+          </w:tcPr>
+          <w:p>
+            <w:pPr>
+              <w:spacing w:line="360" w:lineRule="auto"/>
+              <w:rPr>
+                <w:rFonts w:ascii="Times New Roman" w:hAnsi="Times New Roman" w:cs="Times New Roman"/>
+                <w:b w:val="0"/>
+                <w:sz w:val="24"/>
+                <w:szCs w:val="24"/>
+              </w:rPr>
+            </w:pPr>
+            <w:r>
+              <w:rPr>
+                <w:rFonts w:ascii="Times New Roman" w:hAnsi="Times New Roman" w:cs="Times New Roman"/>
+                <w:sz w:val="24"/>
+                <w:szCs w:val="24"/>
+              </w:rPr>
+              <w:t>R2-Branch</w:t>
+            </w:r>
+          </w:p>
+        </w:tc>
+        <w:tc>
+          <w:tcPr>
+            <w:tcW w:w="0" w:type="auto"/>
+            <w:hideMark/>
+          </w:tcPr>
+          <w:p>
+            <w:pPr>
+              <w:spacing w:line="360" w:lineRule="auto"/>
+              <w:cnfStyle w:val="000000100000" w:firstRow="0" w:lastRow="0" w:firstColumn="0" w:lastColumn="0" w:oddVBand="0" w:evenVBand="0" w:oddHBand="1" w:evenHBand="0" w:firstRowFirstColumn="0" w:firstRowLastColumn="0" w:lastRowFirstColumn="0" w:lastRowLastColumn="0"/>
+              <w:rPr>
+                <w:rFonts w:ascii="Times New Roman" w:hAnsi="Times New Roman" w:cs="Times New Roman"/>
+                <w:sz w:val="24"/>
+                <w:szCs w:val="24"/>
+              </w:rPr>
+            </w:pPr>
+            <w:r>
+              <w:rPr>
+                <w:rFonts w:ascii="Times New Roman" w:hAnsi="Times New Roman" w:cs="Times New Roman"/>
+                <w:sz w:val="24"/>
+                <w:szCs w:val="24"/>
+              </w:rPr>
+              <w:t>GigabitEthernet0/1</w:t>
+            </w:r>
+          </w:p>
+        </w:tc>
+        <w:tc>
+          <w:tcPr>
+            <w:tcW w:w="0" w:type="auto"/>
+            <w:hideMark/>
+          </w:tcPr>
+          <w:p>
+            <w:pPr>
+              <w:spacing w:line="360" w:lineRule="auto"/>
+              <w:cnfStyle w:val="000000100000" w:firstRow="0" w:lastRow="0" w:firstColumn="0" w:lastColumn="0" w:oddVBand="0" w:evenVBand="0" w:oddHBand="1" w:evenHBand="0" w:firstRowFirstColumn="0" w:firstRowLastColumn="0" w:lastRowFirstColumn="0" w:lastRowLastColumn="0"/>
+              <w:rPr>
+                <w:rFonts w:ascii="Times New Roman" w:hAnsi="Times New Roman" w:cs="Times New Roman"/>
+                <w:sz w:val="24"/>
+                <w:szCs w:val="24"/>
+              </w:rPr>
+            </w:pPr>
+            <w:r>
+              <w:rPr>
+                <w:rFonts w:ascii="Times New Roman" w:hAnsi="Times New Roman" w:cs="Times New Roman"/>
+                <w:sz w:val="24"/>
+                <w:szCs w:val="24"/>
+              </w:rPr>
+              <w:t>172.16.40.1</w:t>
+            </w:r>
+          </w:p>
+        </w:tc>
+        <w:tc>
+          <w:tcPr>
+            <w:tcW w:w="0" w:type="auto"/>
+            <w:hideMark/>
+          </w:tcPr>
+          <w:p>
+            <w:pPr>
+              <w:spacing w:line="360" w:lineRule="auto"/>
+              <w:cnfStyle w:val="000000100000" w:firstRow="0" w:lastRow="0" w:firstColumn="0" w:lastColumn="0" w:oddVBand="0" w:evenVBand="0" w:oddHBand="1" w:evenHBand="0" w:firstRowFirstColumn="0" w:firstRowLastColumn="0" w:lastRowFirstColumn="0" w:lastRowLastColumn="0"/>
+              <w:rPr>
+                <w:rFonts w:ascii="Times New Roman" w:hAnsi="Times New Roman" w:cs="Times New Roman"/>
+                <w:sz w:val="24"/>
+                <w:szCs w:val="24"/>
+              </w:rPr>
+            </w:pPr>
+            <w:r>
+              <w:rPr>
+                <w:rFonts w:ascii="Times New Roman" w:hAnsi="Times New Roman" w:cs="Times New Roman"/>
+                <w:sz w:val="24"/>
+                <w:szCs w:val="24"/>
+              </w:rPr>
+              <w:t>255.255.255.0</w:t>
+            </w:r>
+          </w:p>
+        </w:tc>
+        <w:tc>
+          <w:tcPr>
+            <w:tcW w:w="0" w:type="auto"/>
+            <w:hideMark/>
+          </w:tcPr>
+          <w:p>
+            <w:pPr>
+              <w:spacing w:line="360" w:lineRule="auto"/>
+              <w:cnfStyle w:val="000000100000" w:firstRow="0" w:lastRow="0" w:firstColumn="0" w:lastColumn="0" w:oddVBand="0" w:evenVBand="0" w:oddHBand="1" w:evenHBand="0" w:firstRowFirstColumn="0" w:firstRowLastColumn="0" w:lastRowFirstColumn="0" w:lastRowLastColumn="0"/>
+              <w:rPr>
+                <w:rFonts w:ascii="Times New Roman" w:hAnsi="Times New Roman" w:cs="Times New Roman"/>
+                <w:sz w:val="24"/>
+                <w:szCs w:val="24"/>
+              </w:rPr>
+            </w:pPr>
+            <w:r>
+              <w:rPr>
+                <w:rFonts w:ascii="Times New Roman" w:hAnsi="Times New Roman" w:cs="Times New Roman"/>
+                <w:sz w:val="24"/>
+                <w:szCs w:val="24"/>
+              </w:rPr>
+              <w:t>—</w:t>
+            </w:r>
+          </w:p>
+        </w:tc>
+      </w:tr>
+      <w:tr>
+        <w:tc>
+          <w:tcPr>
+            <w:cnfStyle w:val="001000000000" w:firstRow="0" w:lastRow="0" w:firstColumn="1" w:lastColumn="0" w:oddVBand="0" w:evenVBand="0" w:oddHBand="0" w:evenHBand="0" w:firstRowFirstColumn="0" w:firstRowLastColumn="0" w:lastRowFirstColumn="0" w:lastRowLastColumn="0"/>
+            <w:tcW w:w="0" w:type="auto"/>
+            <w:hideMark/>
+          </w:tcPr>
+          <w:p>
+            <w:pPr>
+              <w:spacing w:line="360" w:lineRule="auto"/>
+              <w:rPr>
+                <w:rFonts w:ascii="Times New Roman" w:hAnsi="Times New Roman" w:cs="Times New Roman"/>
+                <w:sz w:val="24"/>
+                <w:szCs w:val="24"/>
+              </w:rPr>
+            </w:pPr>
+            <w:r>
+              <w:rPr>
+                <w:rFonts w:ascii="Times New Roman" w:hAnsi="Times New Roman" w:cs="Times New Roman"/>
+                <w:sz w:val="24"/>
+                <w:szCs w:val="24"/>
+              </w:rPr>
+              <w:t>Faculty-PC1</w:t>
+            </w:r>
+          </w:p>
+        </w:tc>
+        <w:tc>
+          <w:tcPr>
+            <w:tcW w:w="0" w:type="auto"/>
+            <w:hideMark/>
+          </w:tcPr>
+          <w:p>
+            <w:pPr>
+              <w:spacing w:line="360" w:lineRule="auto"/>
+              <w:cnfStyle w:val="000000000000" w:firstRow="0" w:lastRow="0" w:firstColumn="0" w:lastColumn="0" w:oddVBand="0" w:evenVBand="0" w:oddHBand="0" w:evenHBand="0" w:firstRowFirstColumn="0" w:firstRowLastColumn="0" w:lastRowFirstColumn="0" w:lastRowLastColumn="0"/>
+              <w:rPr>
+                <w:rFonts w:ascii="Times New Roman" w:hAnsi="Times New Roman" w:cs="Times New Roman"/>
+                <w:sz w:val="24"/>
+                <w:szCs w:val="24"/>
+              </w:rPr>
+            </w:pPr>
+            <w:r>
+              <w:rPr>
+                <w:rFonts w:ascii="Times New Roman" w:hAnsi="Times New Roman" w:cs="Times New Roman"/>
+                <w:sz w:val="24"/>
+                <w:szCs w:val="24"/>
+              </w:rPr>
+              <w:t>FastEthernet0</w:t>
+            </w:r>
+          </w:p>
+        </w:tc>
+        <w:tc>
+          <w:tcPr>
+            <w:tcW w:w="0" w:type="auto"/>
+            <w:hideMark/>
+          </w:tcPr>
+          <w:p>
+            <w:pPr>
+              <w:spacing w:line="360" w:lineRule="auto"/>
+              <w:cnfStyle w:val="000000000000" w:firstRow="0" w:lastRow="0" w:firstColumn="0" w:lastColumn="0" w:oddVBand="0" w:evenVBand="0" w:oddHBand="0" w:evenHBand="0" w:firstRowFirstColumn="0" w:firstRowLastColumn="0" w:lastRowFirstColumn="0" w:lastRowLastColumn="0"/>
+              <w:rPr>
+                <w:rFonts w:ascii="Times New Roman" w:hAnsi="Times New Roman" w:cs="Times New Roman"/>
+                <w:sz w:val="24"/>
+                <w:szCs w:val="24"/>
+              </w:rPr>
+            </w:pPr>
+            <w:r>
+              <w:rPr>
+                <w:rFonts w:ascii="Times New Roman" w:hAnsi="Times New Roman" w:cs="Times New Roman"/>
+                <w:sz w:val="24"/>
+                <w:szCs w:val="24"/>
+              </w:rPr>
+              <w:t>172.16.40.11</w:t>
+            </w:r>
+          </w:p>
+        </w:tc>
+        <w:tc>
+          <w:tcPr>
+            <w:tcW w:w="0" w:type="auto"/>
+            <w:hideMark/>
+          </w:tcPr>
+          <w:p>
+            <w:pPr>
+              <w:spacing w:line="360" w:lineRule="auto"/>
+              <w:cnfStyle w:val="000000000000" w:firstRow="0" w:lastRow="0" w:firstColumn="0" w:lastColumn="0" w:oddVBand="0" w:evenVBand="0" w:oddHBand="0" w:evenHBand="0" w:firstRowFirstColumn="0" w:firstRowLastColumn="0" w:lastRowFirstColumn="0" w:lastRowLastColumn="0"/>
+              <w:rPr>
+                <w:rFonts w:ascii="Times New Roman" w:hAnsi="Times New Roman" w:cs="Times New Roman"/>
+                <w:sz w:val="24"/>
+                <w:szCs w:val="24"/>
+              </w:rPr>
+            </w:pPr>
+            <w:r>
+              <w:rPr>
+                <w:rFonts w:ascii="Times New Roman" w:hAnsi="Times New Roman" w:cs="Times New Roman"/>
+                <w:sz w:val="24"/>
+                <w:szCs w:val="24"/>
+              </w:rPr>
+              <w:t>255.255.255.0</w:t>
+            </w:r>
+          </w:p>
+        </w:tc>
+        <w:tc>
+          <w:tcPr>
+            <w:tcW w:w="0" w:type="auto"/>
+            <w:hideMark/>
+          </w:tcPr>
+          <w:p>
+            <w:pPr>
+              <w:spacing w:line="360" w:lineRule="auto"/>
+              <w:cnfStyle w:val="000000000000" w:firstRow="0" w:lastRow="0" w:firstColumn="0" w:lastColumn="0" w:oddVBand="0" w:evenVBand="0" w:oddHBand="0" w:evenHBand="0" w:firstRowFirstColumn="0" w:firstRowLastColumn="0" w:lastRowFirstColumn="0" w:lastRowLastColumn="0"/>
+              <w:rPr>
+                <w:rFonts w:ascii="Times New Roman" w:hAnsi="Times New Roman" w:cs="Times New Roman"/>
+                <w:sz w:val="24"/>
+                <w:szCs w:val="24"/>
+              </w:rPr>
+            </w:pPr>
+            <w:r>
+              <w:rPr>
+                <w:rFonts w:ascii="Times New Roman" w:hAnsi="Times New Roman" w:cs="Times New Roman"/>
+                <w:sz w:val="24"/>
+                <w:szCs w:val="24"/>
+              </w:rPr>
+              <w:t>172.16.40.1</w:t>
+            </w:r>
+          </w:p>
+        </w:tc>
+      </w:tr>
+      <w:tr>
+        <w:trPr>
+          <w:cnfStyle w:val="000000100000" w:firstRow="0" w:lastRow="0" w:firstColumn="0" w:lastColumn="0" w:oddVBand="0" w:evenVBand="0" w:oddHBand="1" w:evenHBand="0" w:firstRowFirstColumn="0" w:firstRowLastColumn="0" w:lastRowFirstColumn="0" w:lastRowLastColumn="0"/>
+        </w:trPr>
+        <w:tc>
+          <w:tcPr>
+            <w:cnfStyle w:val="001000000000" w:firstRow="0" w:lastRow="0" w:firstColumn="1" w:lastColumn="0" w:oddVBand="0" w:evenVBand="0" w:oddHBand="0" w:evenHBand="0" w:firstRowFirstColumn="0" w:firstRowLastColumn="0" w:lastRowFirstColumn="0" w:lastRowLastColumn="0"/>
+            <w:tcW w:w="0" w:type="auto"/>
+            <w:hideMark/>
+          </w:tcPr>
+          <w:p>
+            <w:pPr>
+              <w:spacing w:line="360" w:lineRule="auto"/>
+              <w:rPr>
+                <w:rFonts w:ascii="Times New Roman" w:hAnsi="Times New Roman" w:cs="Times New Roman"/>
+                <w:sz w:val="24"/>
+                <w:szCs w:val="24"/>
+              </w:rPr>
+            </w:pPr>
+            <w:r>
+              <w:rPr>
+                <w:rFonts w:ascii="Times New Roman" w:hAnsi="Times New Roman" w:cs="Times New Roman"/>
+                <w:sz w:val="24"/>
+                <w:szCs w:val="24"/>
+              </w:rPr>
+              <w:t>Faculty-PC2</w:t>
+            </w:r>
+          </w:p>
+        </w:tc>
+        <w:tc>
+          <w:tcPr>
+            <w:tcW w:w="0" w:type="auto"/>
+            <w:hideMark/>
+          </w:tcPr>
+          <w:p>
+            <w:pPr>
+              <w:spacing w:line="360" w:lineRule="auto"/>
+              <w:cnfStyle w:val="000000100000" w:firstRow="0" w:lastRow="0" w:firstColumn="0" w:lastColumn="0" w:oddVBand="0" w:evenVBand="0" w:oddHBand="1" w:evenHBand="0" w:firstRowFirstColumn="0" w:firstRowLastColumn="0" w:lastRowFirstColumn="0" w:lastRowLastColumn="0"/>
+              <w:rPr>
+                <w:rFonts w:ascii="Times New Roman" w:hAnsi="Times New Roman" w:cs="Times New Roman"/>
+                <w:sz w:val="24"/>
+                <w:szCs w:val="24"/>
+              </w:rPr>
+            </w:pPr>
+            <w:r>
+              <w:rPr>
+                <w:rFonts w:ascii="Times New Roman" w:hAnsi="Times New Roman" w:cs="Times New Roman"/>
+                <w:sz w:val="24"/>
+                <w:szCs w:val="24"/>
+              </w:rPr>
+              <w:t>FastEthernet0</w:t>
+            </w:r>
+          </w:p>
+        </w:tc>
+        <w:tc>
+          <w:tcPr>
+            <w:tcW w:w="0" w:type="auto"/>
+            <w:hideMark/>
+          </w:tcPr>
+          <w:p>
+            <w:pPr>
+              <w:spacing w:line="360" w:lineRule="auto"/>
+              <w:cnfStyle w:val="000000100000" w:firstRow="0" w:lastRow="0" w:firstColumn="0" w:lastColumn="0" w:oddVBand="0" w:evenVBand="0" w:oddHBand="1" w:evenHBand="0" w:firstRowFirstColumn="0" w:firstRowLastColumn="0" w:lastRowFirstColumn="0" w:lastRowLastColumn="0"/>
+              <w:rPr>
+                <w:rFonts w:ascii="Times New Roman" w:hAnsi="Times New Roman" w:cs="Times New Roman"/>
+                <w:sz w:val="24"/>
+                <w:szCs w:val="24"/>
+              </w:rPr>
+            </w:pPr>
+            <w:r>
+              <w:rPr>
+                <w:rFonts w:ascii="Times New Roman" w:hAnsi="Times New Roman" w:cs="Times New Roman"/>
+                <w:sz w:val="24"/>
+                <w:szCs w:val="24"/>
+              </w:rPr>
+              <w:t>172.16.40.12</w:t>
+            </w:r>
+          </w:p>
+        </w:tc>
+        <w:tc>
+          <w:tcPr>
+            <w:tcW w:w="0" w:type="auto"/>
+            <w:hideMark/>
+          </w:tcPr>
+          <w:p>
+            <w:pPr>
+              <w:spacing w:line="360" w:lineRule="auto"/>
+              <w:cnfStyle w:val="000000100000" w:firstRow="0" w:lastRow="0" w:firstColumn="0" w:lastColumn="0" w:oddVBand="0" w:evenVBand="0" w:oddHBand="1" w:evenHBand="0" w:firstRowFirstColumn="0" w:firstRowLastColumn="0" w:lastRowFirstColumn="0" w:lastRowLastColumn="0"/>
+              <w:rPr>
+                <w:rFonts w:ascii="Times New Roman" w:hAnsi="Times New Roman" w:cs="Times New Roman"/>
+                <w:sz w:val="24"/>
+                <w:szCs w:val="24"/>
+              </w:rPr>
+            </w:pPr>
+            <w:r>
+              <w:rPr>
+                <w:rFonts w:ascii="Times New Roman" w:hAnsi="Times New Roman" w:cs="Times New Roman"/>
+                <w:sz w:val="24"/>
+                <w:szCs w:val="24"/>
+              </w:rPr>
+              <w:t>255.255.255.0</w:t>
+            </w:r>
+          </w:p>
+        </w:tc>
+        <w:tc>
+          <w:tcPr>
+            <w:tcW w:w="0" w:type="auto"/>
+            <w:hideMark/>
+          </w:tcPr>
+          <w:p>
+            <w:pPr>
+              <w:spacing w:line="360" w:lineRule="auto"/>
+              <w:cnfStyle w:val="000000100000" w:firstRow="0" w:lastRow="0" w:firstColumn="0" w:lastColumn="0" w:oddVBand="0" w:evenVBand="0" w:oddHBand="1" w:evenHBand="0" w:firstRowFirstColumn="0" w:firstRowLastColumn="0" w:lastRowFirstColumn="0" w:lastRowLastColumn="0"/>
+              <w:rPr>
+                <w:rFonts w:ascii="Times New Roman" w:hAnsi="Times New Roman" w:cs="Times New Roman"/>
+                <w:sz w:val="24"/>
+                <w:szCs w:val="24"/>
+              </w:rPr>
+            </w:pPr>
+            <w:r>
+              <w:rPr>
+                <w:rFonts w:ascii="Times New Roman" w:hAnsi="Times New Roman" w:cs="Times New Roman"/>
+                <w:sz w:val="24"/>
+                <w:szCs w:val="24"/>
+              </w:rPr>
+              <w:t>172.16.40.1</w:t>
+            </w:r>
+          </w:p>
+        </w:tc>
+      </w:tr>
+      <w:tr>
+        <w:tc>
+          <w:tcPr>
+            <w:cnfStyle w:val="001000000000" w:firstRow="0" w:lastRow="0" w:firstColumn="1" w:lastColumn="0" w:oddVBand="0" w:evenVBand="0" w:oddHBand="0" w:evenHBand="0" w:firstRowFirstColumn="0" w:firstRowLastColumn="0" w:lastRowFirstColumn="0" w:lastRowLastColumn="0"/>
+            <w:tcW w:w="0" w:type="auto"/>
+            <w:hideMark/>
+          </w:tcPr>
+          <w:p>
+            <w:pPr>
+              <w:spacing w:line="360" w:lineRule="auto"/>
+              <w:rPr>
+                <w:rFonts w:ascii="Times New Roman" w:hAnsi="Times New Roman" w:cs="Times New Roman"/>
+                <w:sz w:val="24"/>
+                <w:szCs w:val="24"/>
+              </w:rPr>
+            </w:pPr>
+            <w:r>
+              <w:rPr>
+                <w:rFonts w:ascii="Times New Roman" w:hAnsi="Times New Roman" w:cs="Times New Roman"/>
+                <w:sz w:val="24"/>
+                <w:szCs w:val="24"/>
+              </w:rPr>
+              <w:t>Faculty-PC3</w:t>
+            </w:r>
+          </w:p>
+        </w:tc>
+        <w:tc>
+          <w:tcPr>
+            <w:tcW w:w="0" w:type="auto"/>
+            <w:hideMark/>
+          </w:tcPr>
+          <w:p>
+            <w:pPr>
+              <w:spacing w:line="360" w:lineRule="auto"/>
+              <w:cnfStyle w:val="000000000000" w:firstRow="0" w:lastRow="0" w:firstColumn="0" w:lastColumn="0" w:oddVBand="0" w:evenVBand="0" w:oddHBand="0" w:evenHBand="0" w:firstRowFirstColumn="0" w:firstRowLastColumn="0" w:lastRowFirstColumn="0" w:lastRowLastColumn="0"/>
+              <w:rPr>
+                <w:rFonts w:ascii="Times New Roman" w:hAnsi="Times New Roman" w:cs="Times New Roman"/>
+                <w:sz w:val="24"/>
+                <w:szCs w:val="24"/>
+              </w:rPr>
+            </w:pPr>
+            <w:r>
+              <w:rPr>
+                <w:rFonts w:ascii="Times New Roman" w:hAnsi="Times New Roman" w:cs="Times New Roman"/>
+                <w:sz w:val="24"/>
+                <w:szCs w:val="24"/>
+              </w:rPr>
+              <w:t>FastEthernet0</w:t>
+            </w:r>
+          </w:p>
+        </w:tc>
+        <w:tc>
+          <w:tcPr>
+            <w:tcW w:w="0" w:type="auto"/>
+            <w:hideMark/>
+          </w:tcPr>
+          <w:p>
+            <w:pPr>
+              <w:spacing w:line="360" w:lineRule="auto"/>
+              <w:cnfStyle w:val="000000000000" w:firstRow="0" w:lastRow="0" w:firstColumn="0" w:lastColumn="0" w:oddVBand="0" w:evenVBand="0" w:oddHBand="0" w:evenHBand="0" w:firstRowFirstColumn="0" w:firstRowLastColumn="0" w:lastRowFirstColumn="0" w:lastRowLastColumn="0"/>
+              <w:rPr>
+                <w:rFonts w:ascii="Times New Roman" w:hAnsi="Times New Roman" w:cs="Times New Roman"/>
+                <w:sz w:val="24"/>
+                <w:szCs w:val="24"/>
+              </w:rPr>
+            </w:pPr>
+            <w:r>
+              <w:rPr>
+                <w:rFonts w:ascii="Times New Roman" w:hAnsi="Times New Roman" w:cs="Times New Roman"/>
+                <w:sz w:val="24"/>
+                <w:szCs w:val="24"/>
+              </w:rPr>
+              <w:t>172.16.40.13</w:t>
+            </w:r>
+          </w:p>
+        </w:tc>
+        <w:tc>
+          <w:tcPr>
+            <w:tcW w:w="0" w:type="auto"/>
+            <w:hideMark/>
+          </w:tcPr>
+          <w:p>
+            <w:pPr>
+              <w:spacing w:line="360" w:lineRule="auto"/>
+              <w:cnfStyle w:val="000000000000" w:firstRow="0" w:lastRow="0" w:firstColumn="0" w:lastColumn="0" w:oddVBand="0" w:evenVBand="0" w:oddHBand="0" w:evenHBand="0" w:firstRowFirstColumn="0" w:firstRowLastColumn="0" w:lastRowFirstColumn="0" w:lastRowLastColumn="0"/>
+              <w:rPr>
+                <w:rFonts w:ascii="Times New Roman" w:hAnsi="Times New Roman" w:cs="Times New Roman"/>
+                <w:sz w:val="24"/>
+                <w:szCs w:val="24"/>
+              </w:rPr>
+            </w:pPr>
+            <w:r>
+              <w:rPr>
+                <w:rFonts w:ascii="Times New Roman" w:hAnsi="Times New Roman" w:cs="Times New Roman"/>
+                <w:sz w:val="24"/>
+                <w:szCs w:val="24"/>
+              </w:rPr>
+              <w:t>255.255.255.0</w:t>
+            </w:r>
+          </w:p>
+        </w:tc>
+        <w:tc>
+          <w:tcPr>
+            <w:tcW w:w="0" w:type="auto"/>
+            <w:hideMark/>
+          </w:tcPr>
+          <w:p>
+            <w:pPr>
+              <w:spacing w:line="360" w:lineRule="auto"/>
+              <w:cnfStyle w:val="000000000000" w:firstRow="0" w:lastRow="0" w:firstColumn="0" w:lastColumn="0" w:oddVBand="0" w:evenVBand="0" w:oddHBand="0" w:evenHBand="0" w:firstRowFirstColumn="0" w:firstRowLastColumn="0" w:lastRowFirstColumn="0" w:lastRowLastColumn="0"/>
+              <w:rPr>
+                <w:rFonts w:ascii="Times New Roman" w:hAnsi="Times New Roman" w:cs="Times New Roman"/>
+                <w:sz w:val="24"/>
+                <w:szCs w:val="24"/>
+              </w:rPr>
+            </w:pPr>
+            <w:r>
+              <w:rPr>
+                <w:rFonts w:ascii="Times New Roman" w:hAnsi="Times New Roman" w:cs="Times New Roman"/>
+                <w:sz w:val="24"/>
+                <w:szCs w:val="24"/>
+              </w:rPr>
+              <w:t>172.16.40.1</w:t>
+            </w:r>
+          </w:p>
+        </w:tc>
+      </w:tr>
+    </w:tbl>
+    <w:p/>
+    <w:p>
+      <w:pPr>
+        <w:pStyle w:val="NormalWeb"/>
+        <w:spacing w:line="360" w:lineRule="auto"/>
+      </w:pPr>
+      <w:r>
+        <w:rPr>
+          <w:rStyle w:val="Strong"/>
+        </w:rPr>
+        <w:t>Network Address:</w:t>
+      </w:r>
+      <w:r>
+        <w:t xml:space="preserve"> </w:t>
+      </w:r>
+      <w:r>
+        <w:rPr>
+          <w:rStyle w:val="HTMLCode"/>
+        </w:rPr>
+        <w:t>172.16.40.0/24</w:t>
+      </w:r>
+      <w:r>
+        <w:br/>
+      </w:r>
+      <w:r>
+        <w:rPr>
+          <w:rStyle w:val="Strong"/>
+        </w:rPr>
+        <w:t>Broadcast Address:</w:t>
+      </w:r>
+      <w:r>
+        <w:t xml:space="preserve"> </w:t>
+      </w:r>
+      <w:r>
+        <w:rPr>
+          <w:rStyle w:val="HTMLCode"/>
+        </w:rPr>
+        <w:t>172.16.40.255</w:t>
+      </w:r>
+    </w:p>
+    <w:p>
+      <w:pPr>
+        <w:pStyle w:val="Heading3"/>
+        <w:spacing w:line="360" w:lineRule="auto"/>
+        <w:rPr>
+          <w:rFonts w:ascii="Times New Roman" w:hAnsi="Times New Roman" w:cs="Times New Roman"/>
+        </w:rPr>
+      </w:pPr>
+      <w:r>
+        <w:rPr>
+          <w:rFonts w:ascii="Times New Roman" w:hAnsi="Times New Roman" w:cs="Times New Roman"/>
+        </w:rPr>
+        <w:lastRenderedPageBreak/>
+        <w:t>WAN Serial Link</w:t>
+      </w:r>
+    </w:p>
+    <w:tbl>
+      <w:tblPr>
+        <w:tblStyle w:val="PlainTable1"/>
+        <w:tblW w:w="0" w:type="auto"/>
+        <w:tblLook w:val="04A0" w:firstRow="1" w:lastRow="0" w:firstColumn="1" w:lastColumn="0" w:noHBand="0" w:noVBand="1"/>
+      </w:tblPr>
+      <w:tblGrid>
+        <w:gridCol w:w="1350"/>
+        <w:gridCol w:w="1270"/>
+        <w:gridCol w:w="1357"/>
+        <w:gridCol w:w="1836"/>
+      </w:tblGrid>
+      <w:tr>
+        <w:trPr>
+          <w:cnfStyle w:val="100000000000" w:firstRow="1" w:lastRow="0" w:firstColumn="0" w:lastColumn="0" w:oddVBand="0" w:evenVBand="0" w:oddHBand="0" w:evenHBand="0" w:firstRowFirstColumn="0" w:firstRowLastColumn="0" w:lastRowFirstColumn="0" w:lastRowLastColumn="0"/>
+        </w:trPr>
+        <w:tc>
+          <w:tcPr>
+            <w:cnfStyle w:val="001000000000" w:firstRow="0" w:lastRow="0" w:firstColumn="1" w:lastColumn="0" w:oddVBand="0" w:evenVBand="0" w:oddHBand="0" w:evenHBand="0" w:firstRowFirstColumn="0" w:firstRowLastColumn="0" w:lastRowFirstColumn="0" w:lastRowLastColumn="0"/>
+            <w:tcW w:w="0" w:type="auto"/>
+            <w:hideMark/>
+          </w:tcPr>
+          <w:p>
+            <w:pPr>
+              <w:spacing w:line="360" w:lineRule="auto"/>
+              <w:jc w:val="center"/>
+              <w:rPr>
+                <w:rFonts w:ascii="Times New Roman" w:hAnsi="Times New Roman" w:cs="Times New Roman"/>
+                <w:b w:val="0"/>
+                <w:bCs w:val="0"/>
+                <w:sz w:val="24"/>
+                <w:szCs w:val="24"/>
+              </w:rPr>
+            </w:pPr>
+            <w:r>
+              <w:rPr>
+                <w:rFonts w:ascii="Times New Roman" w:hAnsi="Times New Roman" w:cs="Times New Roman"/>
+                <w:sz w:val="24"/>
+                <w:szCs w:val="24"/>
+              </w:rPr>
+              <w:t>Device</w:t>
+            </w:r>
+          </w:p>
+        </w:tc>
+        <w:tc>
+          <w:tcPr>
+            <w:tcW w:w="0" w:type="auto"/>
+            <w:hideMark/>
+          </w:tcPr>
+          <w:p>
+            <w:pPr>
+              <w:spacing w:line="360" w:lineRule="auto"/>
+              <w:jc w:val="center"/>
+              <w:cnfStyle w:val="100000000000" w:firstRow="1" w:lastRow="0" w:firstColumn="0" w:lastColumn="0" w:oddVBand="0" w:evenVBand="0" w:oddHBand="0" w:evenHBand="0" w:firstRowFirstColumn="0" w:firstRowLastColumn="0" w:lastRowFirstColumn="0" w:lastRowLastColumn="0"/>
+              <w:rPr>
+                <w:rFonts w:ascii="Times New Roman" w:hAnsi="Times New Roman" w:cs="Times New Roman"/>
+                <w:b w:val="0"/>
+                <w:bCs w:val="0"/>
+                <w:sz w:val="24"/>
+                <w:szCs w:val="24"/>
+              </w:rPr>
+            </w:pPr>
+            <w:r>
+              <w:rPr>
+                <w:rFonts w:ascii="Times New Roman" w:hAnsi="Times New Roman" w:cs="Times New Roman"/>
+                <w:sz w:val="24"/>
+                <w:szCs w:val="24"/>
+              </w:rPr>
+              <w:t>Interface</w:t>
+            </w:r>
+          </w:p>
+        </w:tc>
+        <w:tc>
+          <w:tcPr>
+            <w:tcW w:w="0" w:type="auto"/>
+            <w:hideMark/>
+          </w:tcPr>
+          <w:p>
+            <w:pPr>
+              <w:spacing w:line="360" w:lineRule="auto"/>
+              <w:jc w:val="center"/>
+              <w:cnfStyle w:val="100000000000" w:firstRow="1" w:lastRow="0" w:firstColumn="0" w:lastColumn="0" w:oddVBand="0" w:evenVBand="0" w:oddHBand="0" w:evenHBand="0" w:firstRowFirstColumn="0" w:firstRowLastColumn="0" w:lastRowFirstColumn="0" w:lastRowLastColumn="0"/>
+              <w:rPr>
+                <w:rFonts w:ascii="Times New Roman" w:hAnsi="Times New Roman" w:cs="Times New Roman"/>
+                <w:b w:val="0"/>
+                <w:bCs w:val="0"/>
+                <w:sz w:val="24"/>
+                <w:szCs w:val="24"/>
+              </w:rPr>
+            </w:pPr>
+            <w:r>
+              <w:rPr>
+                <w:rFonts w:ascii="Times New Roman" w:hAnsi="Times New Roman" w:cs="Times New Roman"/>
+                <w:sz w:val="24"/>
+                <w:szCs w:val="24"/>
+              </w:rPr>
+              <w:t>IP Address</w:t>
+            </w:r>
+          </w:p>
+        </w:tc>
+        <w:tc>
+          <w:tcPr>
+            <w:tcW w:w="0" w:type="auto"/>
+            <w:hideMark/>
+          </w:tcPr>
+          <w:p>
+            <w:pPr>
+              <w:spacing w:line="360" w:lineRule="auto"/>
+              <w:jc w:val="center"/>
+              <w:cnfStyle w:val="100000000000" w:firstRow="1" w:lastRow="0" w:firstColumn="0" w:lastColumn="0" w:oddVBand="0" w:evenVBand="0" w:oddHBand="0" w:evenHBand="0" w:firstRowFirstColumn="0" w:firstRowLastColumn="0" w:lastRowFirstColumn="0" w:lastRowLastColumn="0"/>
+              <w:rPr>
+                <w:rFonts w:ascii="Times New Roman" w:hAnsi="Times New Roman" w:cs="Times New Roman"/>
+                <w:b w:val="0"/>
+                <w:bCs w:val="0"/>
+                <w:sz w:val="24"/>
+                <w:szCs w:val="24"/>
+              </w:rPr>
+            </w:pPr>
+            <w:r>
+              <w:rPr>
+                <w:rFonts w:ascii="Times New Roman" w:hAnsi="Times New Roman" w:cs="Times New Roman"/>
+                <w:sz w:val="24"/>
+                <w:szCs w:val="24"/>
+              </w:rPr>
+              <w:t>Subnet Mask</w:t>
+            </w:r>
+          </w:p>
+        </w:tc>
+      </w:tr>
+      <w:tr>
+        <w:trPr>
+          <w:cnfStyle w:val="000000100000" w:firstRow="0" w:lastRow="0" w:firstColumn="0" w:lastColumn="0" w:oddVBand="0" w:evenVBand="0" w:oddHBand="1" w:evenHBand="0" w:firstRowFirstColumn="0" w:firstRowLastColumn="0" w:lastRowFirstColumn="0" w:lastRowLastColumn="0"/>
+        </w:trPr>
+        <w:tc>
+          <w:tcPr>
+            <w:cnfStyle w:val="001000000000" w:firstRow="0" w:lastRow="0" w:firstColumn="1" w:lastColumn="0" w:oddVBand="0" w:evenVBand="0" w:oddHBand="0" w:evenHBand="0" w:firstRowFirstColumn="0" w:firstRowLastColumn="0" w:lastRowFirstColumn="0" w:lastRowLastColumn="0"/>
+            <w:tcW w:w="0" w:type="auto"/>
+            <w:hideMark/>
+          </w:tcPr>
+          <w:p>
+            <w:pPr>
+              <w:spacing w:line="360" w:lineRule="auto"/>
+              <w:rPr>
+                <w:rFonts w:ascii="Times New Roman" w:hAnsi="Times New Roman" w:cs="Times New Roman"/>
+                <w:sz w:val="24"/>
+                <w:szCs w:val="24"/>
+              </w:rPr>
+            </w:pPr>
+            <w:r>
+              <w:rPr>
+                <w:rFonts w:ascii="Times New Roman" w:hAnsi="Times New Roman" w:cs="Times New Roman"/>
+                <w:sz w:val="24"/>
+                <w:szCs w:val="24"/>
+              </w:rPr>
+              <w:t>R1-Main</w:t>
+            </w:r>
+          </w:p>
+        </w:tc>
+        <w:tc>
+          <w:tcPr>
+            <w:tcW w:w="0" w:type="auto"/>
+            <w:hideMark/>
+          </w:tcPr>
+          <w:p>
+            <w:pPr>
+              <w:spacing w:line="360" w:lineRule="auto"/>
+              <w:cnfStyle w:val="000000100000" w:firstRow="0" w:lastRow="0" w:firstColumn="0" w:lastColumn="0" w:oddVBand="0" w:evenVBand="0" w:oddHBand="1" w:evenHBand="0" w:firstRowFirstColumn="0" w:firstRowLastColumn="0" w:lastRowFirstColumn="0" w:lastRowLastColumn="0"/>
+              <w:rPr>
+                <w:rFonts w:ascii="Times New Roman" w:hAnsi="Times New Roman" w:cs="Times New Roman"/>
+                <w:sz w:val="24"/>
+                <w:szCs w:val="24"/>
+              </w:rPr>
+            </w:pPr>
+            <w:r>
+              <w:rPr>
+                <w:rFonts w:ascii="Times New Roman" w:hAnsi="Times New Roman" w:cs="Times New Roman"/>
+                <w:sz w:val="24"/>
+                <w:szCs w:val="24"/>
+              </w:rPr>
+              <w:t>Serial0/3/0</w:t>
+            </w:r>
+          </w:p>
+        </w:tc>
+        <w:tc>
+          <w:tcPr>
+            <w:tcW w:w="0" w:type="auto"/>
+            <w:hideMark/>
+          </w:tcPr>
+          <w:p>
+            <w:pPr>
+              <w:spacing w:line="360" w:lineRule="auto"/>
+              <w:cnfStyle w:val="000000100000" w:firstRow="0" w:lastRow="0" w:firstColumn="0" w:lastColumn="0" w:oddVBand="0" w:evenVBand="0" w:oddHBand="1" w:evenHBand="0" w:firstRowFirstColumn="0" w:firstRowLastColumn="0" w:lastRowFirstColumn="0" w:lastRowLastColumn="0"/>
+              <w:rPr>
+                <w:rFonts w:ascii="Times New Roman" w:hAnsi="Times New Roman" w:cs="Times New Roman"/>
+                <w:sz w:val="24"/>
+                <w:szCs w:val="24"/>
+              </w:rPr>
+            </w:pPr>
+            <w:r>
+              <w:rPr>
+                <w:rFonts w:ascii="Times New Roman" w:hAnsi="Times New Roman" w:cs="Times New Roman"/>
+                <w:sz w:val="24"/>
+                <w:szCs w:val="24"/>
+              </w:rPr>
+              <w:t>10.10.10.1</w:t>
+            </w:r>
+          </w:p>
+        </w:tc>
+        <w:tc>
+          <w:tcPr>
+            <w:tcW w:w="0" w:type="auto"/>
+            <w:hideMark/>
+          </w:tcPr>
+          <w:p>
+            <w:pPr>
+              <w:spacing w:line="360" w:lineRule="auto"/>
+              <w:cnfStyle w:val="000000100000" w:firstRow="0" w:lastRow="0" w:firstColumn="0" w:lastColumn="0" w:oddVBand="0" w:evenVBand="0" w:oddHBand="1" w:evenHBand="0" w:firstRowFirstColumn="0" w:firstRowLastColumn="0" w:lastRowFirstColumn="0" w:lastRowLastColumn="0"/>
+              <w:rPr>
+                <w:rFonts w:ascii="Times New Roman" w:hAnsi="Times New Roman" w:cs="Times New Roman"/>
+                <w:sz w:val="24"/>
+                <w:szCs w:val="24"/>
+              </w:rPr>
+            </w:pPr>
+            <w:r>
+              <w:rPr>
+                <w:rFonts w:ascii="Times New Roman" w:hAnsi="Times New Roman" w:cs="Times New Roman"/>
+                <w:sz w:val="24"/>
+                <w:szCs w:val="24"/>
+              </w:rPr>
+              <w:t>255.255.255.252</w:t>
+            </w:r>
+          </w:p>
+        </w:tc>
+      </w:tr>
+      <w:tr>
+        <w:tc>
+          <w:tcPr>
+            <w:cnfStyle w:val="001000000000" w:firstRow="0" w:lastRow="0" w:firstColumn="1" w:lastColumn="0" w:oddVBand="0" w:evenVBand="0" w:oddHBand="0" w:evenHBand="0" w:firstRowFirstColumn="0" w:firstRowLastColumn="0" w:lastRowFirstColumn="0" w:lastRowLastColumn="0"/>
+            <w:tcW w:w="0" w:type="auto"/>
+            <w:hideMark/>
+          </w:tcPr>
+          <w:p>
+            <w:pPr>
+              <w:spacing w:line="360" w:lineRule="auto"/>
+              <w:rPr>
+                <w:rFonts w:ascii="Times New Roman" w:hAnsi="Times New Roman" w:cs="Times New Roman"/>
+                <w:sz w:val="24"/>
+                <w:szCs w:val="24"/>
+              </w:rPr>
+            </w:pPr>
+            <w:r>
+              <w:rPr>
+                <w:rFonts w:ascii="Times New Roman" w:hAnsi="Times New Roman" w:cs="Times New Roman"/>
+                <w:sz w:val="24"/>
+                <w:szCs w:val="24"/>
+              </w:rPr>
+              <w:t>R2-Branch</w:t>
+            </w:r>
+          </w:p>
+        </w:tc>
+        <w:tc>
+          <w:tcPr>
+            <w:tcW w:w="0" w:type="auto"/>
+            <w:hideMark/>
+          </w:tcPr>
+          <w:p>
+            <w:pPr>
+              <w:spacing w:line="360" w:lineRule="auto"/>
+              <w:cnfStyle w:val="000000000000" w:firstRow="0" w:lastRow="0" w:firstColumn="0" w:lastColumn="0" w:oddVBand="0" w:evenVBand="0" w:oddHBand="0" w:evenHBand="0" w:firstRowFirstColumn="0" w:firstRowLastColumn="0" w:lastRowFirstColumn="0" w:lastRowLastColumn="0"/>
+              <w:rPr>
+                <w:rFonts w:ascii="Times New Roman" w:hAnsi="Times New Roman" w:cs="Times New Roman"/>
+                <w:sz w:val="24"/>
+                <w:szCs w:val="24"/>
+              </w:rPr>
+            </w:pPr>
+            <w:r>
+              <w:rPr>
+                <w:rFonts w:ascii="Times New Roman" w:hAnsi="Times New Roman" w:cs="Times New Roman"/>
+                <w:sz w:val="24"/>
+                <w:szCs w:val="24"/>
+              </w:rPr>
+              <w:t>Serial0/3/0</w:t>
+            </w:r>
+          </w:p>
+        </w:tc>
+        <w:tc>
+          <w:tcPr>
+            <w:tcW w:w="0" w:type="auto"/>
+            <w:hideMark/>
+          </w:tcPr>
+          <w:p>
+            <w:pPr>
+              <w:spacing w:line="360" w:lineRule="auto"/>
+              <w:cnfStyle w:val="000000000000" w:firstRow="0" w:lastRow="0" w:firstColumn="0" w:lastColumn="0" w:oddVBand="0" w:evenVBand="0" w:oddHBand="0" w:evenHBand="0" w:firstRowFirstColumn="0" w:firstRowLastColumn="0" w:lastRowFirstColumn="0" w:lastRowLastColumn="0"/>
+              <w:rPr>
+                <w:rFonts w:ascii="Times New Roman" w:hAnsi="Times New Roman" w:cs="Times New Roman"/>
+                <w:sz w:val="24"/>
+                <w:szCs w:val="24"/>
+              </w:rPr>
+            </w:pPr>
+            <w:r>
+              <w:rPr>
+                <w:rFonts w:ascii="Times New Roman" w:hAnsi="Times New Roman" w:cs="Times New Roman"/>
+                <w:sz w:val="24"/>
+                <w:szCs w:val="24"/>
+              </w:rPr>
+              <w:t>10.10.10.2</w:t>
+            </w:r>
+          </w:p>
+        </w:tc>
+        <w:tc>
+          <w:tcPr>
+            <w:tcW w:w="0" w:type="auto"/>
+            <w:hideMark/>
+          </w:tcPr>
+          <w:p>
+            <w:pPr>
+              <w:spacing w:line="360" w:lineRule="auto"/>
+              <w:cnfStyle w:val="000000000000" w:firstRow="0" w:lastRow="0" w:firstColumn="0" w:lastColumn="0" w:oddVBand="0" w:evenVBand="0" w:oddHBand="0" w:evenHBand="0" w:firstRowFirstColumn="0" w:firstRowLastColumn="0" w:lastRowFirstColumn="0" w:lastRowLastColumn="0"/>
+              <w:rPr>
+                <w:rFonts w:ascii="Times New Roman" w:hAnsi="Times New Roman" w:cs="Times New Roman"/>
+                <w:sz w:val="24"/>
+                <w:szCs w:val="24"/>
+              </w:rPr>
+            </w:pPr>
+            <w:r>
+              <w:rPr>
+                <w:rFonts w:ascii="Times New Roman" w:hAnsi="Times New Roman" w:cs="Times New Roman"/>
+                <w:sz w:val="24"/>
+                <w:szCs w:val="24"/>
+              </w:rPr>
+              <w:t>255.255.255.252</w:t>
+            </w:r>
+          </w:p>
+        </w:tc>
+      </w:tr>
+    </w:tbl>
+    <w:p/>
+    <w:p>
+      <w:pPr>
+        <w:pStyle w:val="NormalWeb"/>
+        <w:spacing w:line="360" w:lineRule="auto"/>
+      </w:pPr>
+      <w:r>
+        <w:rPr>
+          <w:rStyle w:val="Strong"/>
+        </w:rPr>
+        <w:t>Network Address:</w:t>
+      </w:r>
+      <w:r>
+        <w:t xml:space="preserve"> </w:t>
+      </w:r>
+      <w:r>
+        <w:rPr>
+          <w:rStyle w:val="HTMLCode"/>
+        </w:rPr>
+        <w:t>10.10.10.0/30</w:t>
+      </w:r>
+      <w:r>
+        <w:br/>
+      </w:r>
+      <w:r>
+        <w:rPr>
+          <w:rStyle w:val="Strong"/>
+        </w:rPr>
+        <w:t>Usable IPs:</w:t>
+      </w:r>
+      <w:r>
+        <w:t xml:space="preserve"> </w:t>
+      </w:r>
+      <w:r>
+        <w:rPr>
+          <w:rStyle w:val="HTMLCode"/>
+        </w:rPr>
+        <w:t>10.10.10.1</w:t>
+      </w:r>
+      <w:r>
+        <w:t xml:space="preserve"> </w:t>
+      </w:r>
+      <w:r>
+        <w:rPr>
+          <w:rtl/>
+        </w:rPr>
+        <w:t xml:space="preserve">و </w:t>
+      </w:r>
+      <w:r>
+        <w:rPr>
+          <w:rStyle w:val="HTMLCode"/>
+        </w:rPr>
+        <w:t>10.10.10.2</w:t>
+      </w:r>
+      <w:r>
+        <w:br/>
+      </w:r>
+      <w:r>
+        <w:rPr>
+          <w:rStyle w:val="Strong"/>
+        </w:rPr>
+        <w:t>Broadcast Address:</w:t>
+      </w:r>
+      <w:r>
+        <w:t xml:space="preserve"> </w:t>
+      </w:r>
+      <w:r>
+        <w:rPr>
+          <w:rStyle w:val="HTMLCode"/>
+        </w:rPr>
+        <w:t>10.10.10.3</w:t>
+      </w:r>
+    </w:p>
+    <w:p>
+      <w:r>
+        <w:rPr>
+          <w:rFonts w:ascii="Times New Roman" w:hAnsi="Times New Roman" w:cs="Times New Roman"/>
+          <w:noProof/>
+          <w:sz w:val="24"/>
+          <w:szCs w:val="24"/>
+          <w:lang w:eastAsia="en-US"/>
+        </w:rPr>
+        <w:drawing>
+          <wp:inline distT="0" distB="0" distL="0" distR="0" wp14:anchorId="71F4E95F" wp14:editId="5068EF5B">
+            <wp:extent cx="5349240" cy="2343150"/>
+            <wp:effectExtent l="0" t="0" r="0" b="6350"/>
+            <wp:docPr id="1" name="Picture 1"/>
+            <wp:cNvGraphicFramePr>
+              <a:graphicFrameLocks xmlns:a="http://schemas.openxmlformats.org/drawingml/2006/main" noChangeAspect="1"/>
+            </wp:cNvGraphicFramePr>
+            <a:graphic xmlns:a="http://schemas.openxmlformats.org/drawingml/2006/main">
+              <a:graphicData uri="http://schemas.openxmlformats.org/drawingml/2006/picture">
+                <pic:pic xmlns:pic="http://schemas.openxmlformats.org/drawingml/2006/picture">
+                  <pic:nvPicPr>
+                    <pic:cNvPr id="1" name=""/>
+                    <pic:cNvPicPr/>
+                  </pic:nvPicPr>
+                  <pic:blipFill rotWithShape="1">
+                    <a:blip r:embed="rId15"/>
+                    <a:srcRect b="22103"/>
+                    <a:stretch/>
+                  </pic:blipFill>
+                  <pic:spPr bwMode="auto">
+                    <a:xfrm>
+                      <a:off x="0" y="0"/>
+                      <a:ext cx="5349240" cy="2343150"/>
+                    </a:xfrm>
+                    <a:prstGeom prst="rect">
+                      <a:avLst/>
+                    </a:prstGeom>
+                    <a:ln>
+                      <a:noFill/>
+                    </a:ln>
+                    <a:extLst>
+                      <a:ext uri="{53640926-AAD7-44D8-BBD7-CCE9431645EC}">
+                        <a14:shadowObscured xmlns:a14="http://schemas.microsoft.com/office/drawing/2010/main"/>
+                      </a:ext>
+                    </a:extLst>
+                  </pic:spPr>
+                </pic:pic>
+              </a:graphicData>
+            </a:graphic>
+          </wp:inline>
+        </w:drawing>
+      </w:r>
     </w:p>
     <w:sectPr>
-      <w:headerReference w:type="default" r:id="rId15"/>
-      <w:footerReference w:type="even" r:id="rId16"/>
-      <w:footerReference w:type="default" r:id="rId17"/>
-      <w:footerReference w:type="first" r:id="rId18"/>
+      <w:headerReference w:type="default" r:id="rId16"/>
+      <w:footerReference w:type="even" r:id="rId17"/>
+      <w:footerReference w:type="default" r:id="rId18"/>
+      <w:footerReference w:type="first" r:id="rId19"/>
       <w:pgSz w:w="12240" w:h="15840" w:code="1"/>
       <w:pgMar w:top="1080" w:right="720" w:bottom="2160" w:left="3096" w:header="1080" w:footer="720" w:gutter="0"/>
       <w:pgNumType w:start="1"/>
@@ -6164,13 +9720,13 @@
             </wp:anchor>
           </w:drawing>
         </mc:Choice>
-        <mc:Fallback xmlns:w16sdtfl="http://schemas.microsoft.com/office/word/2024/wordml/sdtformatlock" xmlns:w16du="http://schemas.microsoft.com/office/word/2023/wordml/word16du">
+        <mc:Fallback>
           <w:pict>
             <v:shapetype w14:anchorId="2CC029BF" id="_x0000_t202" coordsize="21600,21600" o:spt="202" path="m,l,21600r21600,l21600,xe">
               <v:stroke joinstyle="miter"/>
               <v:path gradientshapeok="t" o:connecttype="rect"/>
             </v:shapetype>
-            <v:shape id="_x0000_s1035" type="#_x0000_t202" alt="Restricted - مقيد " style="position:absolute;left:0;text-align:left;margin-left:0;margin-top:0;width:34.95pt;height:34.95pt;z-index:251663360;visibility:visible;mso-wrap-style:none;mso-wrap-distance-left:0;mso-wrap-distance-top:0;mso-wrap-distance-right:0;mso-wrap-distance-bottom:0;mso-position-horizontal:left;mso-position-horizontal-relative:page;mso-position-vertical:bottom;mso-position-vertical-relative:page;v-text-anchor:bottom" o:gfxdata="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" filled="f" stroked="f">
+            <v:shape id="_x0000_s1035" type="#_x0000_t202" alt="Restricted - مقيد " style="position:absolute;left:0;text-align:left;margin-left:0;margin-top:0;width:34.95pt;height:34.95pt;z-index:251663360;visibility:visible;mso-wrap-style:none;mso-wrap-distance-left:0;mso-wrap-distance-top:0;mso-wrap-distance-right:0;mso-wrap-distance-bottom:0;mso-position-horizontal:left;mso-position-horizontal-relative:page;mso-position-vertical:bottom;mso-position-vertical-relative:page;v-text-anchor:bottom" o:gfxdata="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" filled="f" stroked="f">
               <v:textbox style="mso-fit-shape-to-text:t" inset="20pt,0,0,15pt">
                 <w:txbxContent>
                   <w:p>
@@ -6321,13 +9877,13 @@
             </wp:anchor>
           </w:drawing>
         </mc:Choice>
-        <mc:Fallback xmlns:w16sdtfl="http://schemas.microsoft.com/office/word/2024/wordml/sdtformatlock" xmlns:w16du="http://schemas.microsoft.com/office/word/2023/wordml/word16du">
+        <mc:Fallback>
           <w:pict>
             <v:shapetype w14:anchorId="019FCC0A" id="_x0000_t202" coordsize="21600,21600" o:spt="202" path="m,l,21600r21600,l21600,xe">
               <v:stroke joinstyle="miter"/>
               <v:path gradientshapeok="t" o:connecttype="rect"/>
             </v:shapetype>
-            <v:shape id="Text Box 3" o:spid="_x0000_s1036" type="#_x0000_t202" alt="Restricted - مقيد " style="position:absolute;left:0;text-align:left;margin-left:0;margin-top:0;width:34.95pt;height:34.95pt;z-index:251664384;visibility:visible;mso-wrap-style:none;mso-wrap-distance-left:0;mso-wrap-distance-top:0;mso-wrap-distance-right:0;mso-wrap-distance-bottom:0;mso-position-horizontal:left;mso-position-horizontal-relative:page;mso-position-vertical:bottom;mso-position-vertical-relative:page;v-text-anchor:bottom" o:gfxdata="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" filled="f" stroked="f">
+            <v:shape id="Text Box 3" o:spid="_x0000_s1036" type="#_x0000_t202" alt="Restricted - مقيد " style="position:absolute;left:0;text-align:left;margin-left:0;margin-top:0;width:34.95pt;height:34.95pt;z-index:251664384;visibility:visible;mso-wrap-style:none;mso-wrap-distance-left:0;mso-wrap-distance-top:0;mso-wrap-distance-right:0;mso-wrap-distance-bottom:0;mso-position-horizontal:left;mso-position-horizontal-relative:page;mso-position-vertical:bottom;mso-position-vertical-relative:page;v-text-anchor:bottom" o:gfxdata="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" filled="f" stroked="f">
               <v:textbox style="mso-fit-shape-to-text:t" inset="20pt,0,0,15pt">
                 <w:txbxContent>
                   <w:p>
@@ -6478,13 +10034,13 @@
             </wp:anchor>
           </w:drawing>
         </mc:Choice>
-        <mc:Fallback xmlns:w16sdtfl="http://schemas.microsoft.com/office/word/2024/wordml/sdtformatlock" xmlns:w16du="http://schemas.microsoft.com/office/word/2023/wordml/word16du">
+        <mc:Fallback>
           <w:pict>
             <v:shapetype w14:anchorId="70E6A53C" id="_x0000_t202" coordsize="21600,21600" o:spt="202" path="m,l,21600r21600,l21600,xe">
               <v:stroke joinstyle="miter"/>
               <v:path gradientshapeok="t" o:connecttype="rect"/>
             </v:shapetype>
-            <v:shape id="Text Box 1" o:spid="_x0000_s1037" type="#_x0000_t202" alt="Restricted - مقيد " style="position:absolute;left:0;text-align:left;margin-left:0;margin-top:0;width:34.95pt;height:34.95pt;z-index:251662336;visibility:visible;mso-wrap-style:none;mso-wrap-distance-left:0;mso-wrap-distance-top:0;mso-wrap-distance-right:0;mso-wrap-distance-bottom:0;mso-position-horizontal:left;mso-position-horizontal-relative:page;mso-position-vertical:bottom;mso-position-vertical-relative:page;v-text-anchor:bottom" o:gfxdata="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" filled="f" stroked="f">
+            <v:shape id="Text Box 1" o:spid="_x0000_s1037" type="#_x0000_t202" alt="Restricted - مقيد " style="position:absolute;left:0;text-align:left;margin-left:0;margin-top:0;width:34.95pt;height:34.95pt;z-index:251662336;visibility:visible;mso-wrap-style:none;mso-wrap-distance-left:0;mso-wrap-distance-top:0;mso-wrap-distance-right:0;mso-wrap-distance-bottom:0;mso-position-horizontal:left;mso-position-horizontal-relative:page;mso-position-vertical:bottom;mso-position-vertical-relative:page;v-text-anchor:bottom" o:gfxdata="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" filled="f" stroked="f">
               <v:textbox style="mso-fit-shape-to-text:t" inset="20pt,0,0,15pt">
                 <w:txbxContent>
                   <w:p>
@@ -6635,13 +10191,13 @@
             </wp:anchor>
           </w:drawing>
         </mc:Choice>
-        <mc:Fallback xmlns:w16sdtfl="http://schemas.microsoft.com/office/word/2024/wordml/sdtformatlock" xmlns:w16du="http://schemas.microsoft.com/office/word/2023/wordml/word16du">
+        <mc:Fallback>
           <w:pict>
             <v:shapetype w14:anchorId="78550490" id="_x0000_t202" coordsize="21600,21600" o:spt="202" path="m,l,21600r21600,l21600,xe">
               <v:stroke joinstyle="miter"/>
               <v:path gradientshapeok="t" o:connecttype="rect"/>
             </v:shapetype>
-            <v:shape id="_x0000_s1038" type="#_x0000_t202" alt="Restricted - مقيد " style="position:absolute;left:0;text-align:left;margin-left:0;margin-top:0;width:34.95pt;height:34.95pt;z-index:251666432;visibility:visible;mso-wrap-style:none;mso-wrap-distance-left:0;mso-wrap-distance-top:0;mso-wrap-distance-right:0;mso-wrap-distance-bottom:0;mso-position-horizontal:left;mso-position-horizontal-relative:page;mso-position-vertical:bottom;mso-position-vertical-relative:page;v-text-anchor:bottom" o:gfxdata="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" filled="f" stroked="f">
+            <v:shape id="_x0000_s1038" type="#_x0000_t202" alt="Restricted - مقيد " style="position:absolute;left:0;text-align:left;margin-left:0;margin-top:0;width:34.95pt;height:34.95pt;z-index:251666432;visibility:visible;mso-wrap-style:none;mso-wrap-distance-left:0;mso-wrap-distance-top:0;mso-wrap-distance-right:0;mso-wrap-distance-bottom:0;mso-position-horizontal:left;mso-position-horizontal-relative:page;mso-position-vertical:bottom;mso-position-vertical-relative:page;v-text-anchor:bottom" o:gfxdata="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" filled="f" stroked="f">
               <v:textbox style="mso-fit-shape-to-text:t" inset="20pt,0,0,15pt">
                 <w:txbxContent>
                   <w:p>
@@ -6767,13 +10323,13 @@
             </wp:anchor>
           </w:drawing>
         </mc:Choice>
-        <mc:Fallback xmlns:w16sdtfl="http://schemas.microsoft.com/office/word/2024/wordml/sdtformatlock" xmlns:w16du="http://schemas.microsoft.com/office/word/2023/wordml/word16du">
+        <mc:Fallback>
           <w:pict>
             <v:shapetype w14:anchorId="276CD483" id="_x0000_t202" coordsize="21600,21600" o:spt="202" path="m,l,21600r21600,l21600,xe">
               <v:stroke joinstyle="miter"/>
               <v:path gradientshapeok="t" o:connecttype="rect"/>
             </v:shapetype>
-            <v:shape id="Text Box 6" o:spid="_x0000_s1039" type="#_x0000_t202" alt="Restricted - مقيد " style="position:absolute;left:0;text-align:left;margin-left:0;margin-top:0;width:34.95pt;height:34.95pt;z-index:251667456;visibility:visible;mso-wrap-style:none;mso-wrap-distance-left:0;mso-wrap-distance-top:0;mso-wrap-distance-right:0;mso-wrap-distance-bottom:0;mso-position-horizontal:left;mso-position-horizontal-relative:page;mso-position-vertical:bottom;mso-position-vertical-relative:page;v-text-anchor:bottom" o:gfxdata="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" filled="f" stroked="f">
+            <v:shape id="Text Box 6" o:spid="_x0000_s1039" type="#_x0000_t202" alt="Restricted - مقيد " style="position:absolute;left:0;text-align:left;margin-left:0;margin-top:0;width:34.95pt;height:34.95pt;z-index:251667456;visibility:visible;mso-wrap-style:none;mso-wrap-distance-left:0;mso-wrap-distance-top:0;mso-wrap-distance-right:0;mso-wrap-distance-bottom:0;mso-position-horizontal:left;mso-position-horizontal-relative:page;mso-position-vertical:bottom;mso-position-vertical-relative:page;v-text-anchor:bottom" o:gfxdata="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" filled="f" stroked="f">
               <v:textbox style="mso-fit-shape-to-text:t" inset="20pt,0,0,15pt">
                 <w:txbxContent>
                   <w:p>
@@ -6899,13 +10455,13 @@
             </wp:anchor>
           </w:drawing>
         </mc:Choice>
-        <mc:Fallback xmlns:w16sdtfl="http://schemas.microsoft.com/office/word/2024/wordml/sdtformatlock" xmlns:w16du="http://schemas.microsoft.com/office/word/2023/wordml/word16du">
+        <mc:Fallback>
           <w:pict>
             <v:shapetype w14:anchorId="43BA32F0" id="_x0000_t202" coordsize="21600,21600" o:spt="202" path="m,l,21600r21600,l21600,xe">
               <v:stroke joinstyle="miter"/>
               <v:path gradientshapeok="t" o:connecttype="rect"/>
             </v:shapetype>
-            <v:shape id="Text Box 4" o:spid="_x0000_s1040" type="#_x0000_t202" alt="Restricted - مقيد " style="position:absolute;left:0;text-align:left;margin-left:0;margin-top:0;width:34.95pt;height:34.95pt;z-index:251665408;visibility:visible;mso-wrap-style:none;mso-wrap-distance-left:0;mso-wrap-distance-top:0;mso-wrap-distance-right:0;mso-wrap-distance-bottom:0;mso-position-horizontal:left;mso-position-horizontal-relative:page;mso-position-vertical:bottom;mso-position-vertical-relative:page;v-text-anchor:bottom" o:gfxdata="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" filled="f" stroked="f">
+            <v:shape id="Text Box 4" o:spid="_x0000_s1040" type="#_x0000_t202" alt="Restricted - مقيد " style="position:absolute;left:0;text-align:left;margin-left:0;margin-top:0;width:34.95pt;height:34.95pt;z-index:251665408;visibility:visible;mso-wrap-style:none;mso-wrap-distance-left:0;mso-wrap-distance-top:0;mso-wrap-distance-right:0;mso-wrap-distance-bottom:0;mso-position-horizontal:left;mso-position-horizontal-relative:page;mso-position-vertical:bottom;mso-position-vertical-relative:page;v-text-anchor:bottom" o:gfxdata="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" filled="f" stroked="f">
               <v:textbox style="mso-fit-shape-to-text:t" inset="20pt,0,0,15pt">
                 <w:txbxContent>
                   <w:p>
@@ -7257,7 +10813,7 @@
             </wp:anchor>
           </w:drawing>
         </mc:Choice>
-        <mc:Fallback xmlns:w16sdtfl="http://schemas.microsoft.com/office/word/2024/wordml/sdtformatlock" xmlns:w16du="http://schemas.microsoft.com/office/word/2023/wordml/word16du">
+        <mc:Fallback xmlns:w16du="http://schemas.microsoft.com/office/word/2023/wordml/word16du" xmlns:w16sdtfl="http://schemas.microsoft.com/office/word/2024/wordml/sdtformatlock">
           <w:pict>
             <v:line w14:anchorId="7169C831" id="Straight Connector 6" o:spid="_x0000_s1026" style="position:absolute;z-index:251660288;visibility:visible;mso-wrap-style:square;mso-width-percent:0;mso-height-percent:0;mso-wrap-distance-left:9pt;mso-wrap-distance-top:-3e-5mm;mso-wrap-distance-right:9pt;mso-wrap-distance-bottom:-3e-5mm;mso-position-horizontal:absolute;mso-position-horizontal-relative:text;mso-position-vertical:absolute;mso-position-vertical-relative:text;mso-width-percent:0;mso-height-percent:0;mso-width-relative:page;mso-height-relative:page" from="-68.95pt,-666.45pt" to="489.05pt,-666.45pt" o:gfxdata="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" strokecolor="#4f81bd" strokeweight="2pt">
               <v:shadow on="t" opacity="24903f" origin=",.5" offset="0,.55556mm"/>
@@ -7368,7 +10924,7 @@
             <w:rPr>
               <w:noProof/>
             </w:rPr>
-            <w:instrText>Project Instruction</w:instrText>
+            <w:instrText>Important Notes</w:instrText>
           </w:r>
           <w:r>
             <w:rPr>
@@ -7401,7 +10957,7 @@
             <w:rPr>
               <w:noProof/>
             </w:rPr>
-            <w:instrText>Project Instruction</w:instrText>
+            <w:instrText>Important Notes</w:instrText>
           </w:r>
           <w:r>
             <w:rPr>
@@ -7419,7 +10975,7 @@
             <w:rPr>
               <w:noProof/>
             </w:rPr>
-            <w:t xml:space="preserve">Project Instruction </w:t>
+            <w:t xml:space="preserve">Important Notes </w:t>
           </w:r>
           <w:r>
             <w:fldChar w:fldCharType="end"/>
@@ -12155,7 +15711,6 @@
     <w:next w:val="Normal"/>
     <w:link w:val="Heading3Char"/>
     <w:uiPriority w:val="1"/>
-    <w:semiHidden/>
     <w:unhideWhenUsed/>
     <w:qFormat/>
     <w:rsid w:val="005A5605"/>
@@ -12990,7 +16545,6 @@
     <w:basedOn w:val="DefaultParagraphFont"/>
     <w:link w:val="Heading3"/>
     <w:uiPriority w:val="1"/>
-    <w:semiHidden/>
     <w:rsid w:val="005A5605"/>
     <w:rPr>
       <w:rFonts w:asciiTheme="majorHAnsi" w:eastAsiaTheme="majorEastAsia" w:hAnsiTheme="majorHAnsi" w:cstheme="majorBidi"/>
@@ -13066,6 +16620,82 @@
         <w:insideV w:val="single" w:sz="4" w:space="0" w:color="BFBFBF" w:themeColor="background1" w:themeShade="BF"/>
       </w:tblBorders>
     </w:tblPr>
+  </w:style>
+  <w:style w:type="table" w:styleId="PlainTable1">
+    <w:name w:val="Plain Table 1"/>
+    <w:basedOn w:val="TableNormal"/>
+    <w:uiPriority w:val="40"/>
+    <w:rsid w:val="006A7CB5"/>
+    <w:pPr>
+      <w:spacing w:after="0" w:line="240" w:lineRule="auto"/>
+    </w:pPr>
+    <w:tblPr>
+      <w:tblStyleRowBandSize w:val="1"/>
+      <w:tblStyleColBandSize w:val="1"/>
+      <w:tblBorders>
+        <w:top w:val="single" w:sz="4" w:space="0" w:color="BFBFBF" w:themeColor="background1" w:themeShade="BF"/>
+        <w:left w:val="single" w:sz="4" w:space="0" w:color="BFBFBF" w:themeColor="background1" w:themeShade="BF"/>
+        <w:bottom w:val="single" w:sz="4" w:space="0" w:color="BFBFBF" w:themeColor="background1" w:themeShade="BF"/>
+        <w:right w:val="single" w:sz="4" w:space="0" w:color="BFBFBF" w:themeColor="background1" w:themeShade="BF"/>
+        <w:insideH w:val="single" w:sz="4" w:space="0" w:color="BFBFBF" w:themeColor="background1" w:themeShade="BF"/>
+        <w:insideV w:val="single" w:sz="4" w:space="0" w:color="BFBFBF" w:themeColor="background1" w:themeShade="BF"/>
+      </w:tblBorders>
+    </w:tblPr>
+    <w:tblStylePr w:type="firstRow">
+      <w:rPr>
+        <w:b/>
+        <w:bCs/>
+      </w:rPr>
+    </w:tblStylePr>
+    <w:tblStylePr w:type="lastRow">
+      <w:rPr>
+        <w:b/>
+        <w:bCs/>
+      </w:rPr>
+      <w:tblPr/>
+      <w:tcPr>
+        <w:tcBorders>
+          <w:top w:val="double" w:sz="4" w:space="0" w:color="BFBFBF" w:themeColor="background1" w:themeShade="BF"/>
+        </w:tcBorders>
+      </w:tcPr>
+    </w:tblStylePr>
+    <w:tblStylePr w:type="firstCol">
+      <w:rPr>
+        <w:b/>
+        <w:bCs/>
+      </w:rPr>
+    </w:tblStylePr>
+    <w:tblStylePr w:type="lastCol">
+      <w:rPr>
+        <w:b/>
+        <w:bCs/>
+      </w:rPr>
+    </w:tblStylePr>
+    <w:tblStylePr w:type="band1Vert">
+      <w:tblPr/>
+      <w:tcPr>
+        <w:shd w:val="clear" w:color="auto" w:fill="F2F2F2" w:themeFill="background1" w:themeFillShade="F2"/>
+      </w:tcPr>
+    </w:tblStylePr>
+    <w:tblStylePr w:type="band1Horz">
+      <w:tblPr/>
+      <w:tcPr>
+        <w:shd w:val="clear" w:color="auto" w:fill="F2F2F2" w:themeFill="background1" w:themeFillShade="F2"/>
+      </w:tcPr>
+    </w:tblStylePr>
+  </w:style>
+  <w:style w:type="character" w:styleId="HTMLCode">
+    <w:name w:val="HTML Code"/>
+    <w:basedOn w:val="DefaultParagraphFont"/>
+    <w:uiPriority w:val="99"/>
+    <w:semiHidden/>
+    <w:unhideWhenUsed/>
+    <w:rsid w:val="006A7CB5"/>
+    <w:rPr>
+      <w:rFonts w:ascii="Courier New" w:eastAsia="Times New Roman" w:hAnsi="Courier New" w:cs="Courier New"/>
+      <w:sz w:val="20"/>
+      <w:szCs w:val="20"/>
+    </w:rPr>
   </w:style>
 </w:styles>
 </file>
@@ -13307,6 +16937,7 @@
     <w:rsid w:val="00660EF5"/>
     <w:rsid w:val="00695677"/>
     <w:rsid w:val="006C2E1F"/>
+    <w:rsid w:val="00723956"/>
     <w:rsid w:val="0075317F"/>
     <w:rsid w:val="00814B81"/>
     <w:rsid w:val="008456E9"/>
@@ -14159,16 +17790,16 @@
 </file>
 
 <file path=customXml/item2.xml><?xml version="1.0" encoding="utf-8"?>
+<b:Sources xmlns:b="http://schemas.openxmlformats.org/officeDocument/2006/bibliography" SelectedStyle="\APA.XSL" StyleName="APA"/>
+</file>
+
+<file path=customXml/item3.xml><?xml version="1.0" encoding="utf-8"?>
 <?mso-contentType ?>
 <FormTemplates xmlns="http://schemas.microsoft.com/sharepoint/v3/contenttype/forms">
   <Display>DocumentLibraryForm</Display>
   <Edit>AssetEditForm</Edit>
   <New>DocumentLibraryForm</New>
 </FormTemplates>
-</file>
-
-<file path=customXml/item3.xml><?xml version="1.0" encoding="utf-8"?>
-<b:Sources xmlns:b="http://schemas.openxmlformats.org/officeDocument/2006/bibliography" SelectedStyle="\APA.XSL" StyleName="APA"/>
 </file>
 
 <file path=customXml/itemProps1.xml><?xml version="1.0" encoding="utf-8"?>
@@ -14180,17 +17811,17 @@
 </file>
 
 <file path=customXml/itemProps2.xml><?xml version="1.0" encoding="utf-8"?>
+<ds:datastoreItem xmlns:ds="http://schemas.openxmlformats.org/officeDocument/2006/customXml" ds:itemID="{355C5113-D031-41DB-A6D8-43CE1A0E6695}">
+  <ds:schemaRefs>
+    <ds:schemaRef ds:uri="http://schemas.openxmlformats.org/officeDocument/2006/bibliography"/>
+  </ds:schemaRefs>
+</ds:datastoreItem>
+</file>
+
+<file path=customXml/itemProps3.xml><?xml version="1.0" encoding="utf-8"?>
 <ds:datastoreItem xmlns:ds="http://schemas.openxmlformats.org/officeDocument/2006/customXml" ds:itemID="{E34C63B7-A026-4A37-9535-4FBB4C03A11D}">
   <ds:schemaRefs>
     <ds:schemaRef ds:uri="http://schemas.microsoft.com/sharepoint/v3/contenttype/forms"/>
   </ds:schemaRefs>
 </ds:datastoreItem>
-</file>
-
-<file path=customXml/itemProps3.xml><?xml version="1.0" encoding="utf-8"?>
-<ds:datastoreItem xmlns:ds="http://schemas.openxmlformats.org/officeDocument/2006/customXml" ds:itemID="{355C5113-D031-41DB-A6D8-43CE1A0E6695}">
-  <ds:schemaRefs>
-    <ds:schemaRef ds:uri="http://schemas.openxmlformats.org/officeDocument/2006/bibliography"/>
-  </ds:schemaRefs>
-</ds:datastoreItem>
 </file>